--- a/downloads/workbook/ai-5-week-31.docx
+++ b/downloads/workbook/ai-5-week-31.docx
@@ -992,6 +992,178 @@
         <w:t>Project connection: For your Image-pattern Network Investigation, save the input, procedure, observed result and limitation of this check. Label this worked example as practice; use a different, previously unreviewed case when checking independent understanding.</w:t>
       </w:r>
     </w:p>
+    <w:p>
+      <w:pPr>
+        <w:pStyle w:val="Heading1"/>
+      </w:pPr>
+      <w:r>
+        <w:t>13. Project portfolio milestone</w:t>
+      </w:r>
+    </w:p>
+    <w:p>
+      <w:r>
+        <w:t>Project: Image-pattern Network Investigation</w:t>
+      </w:r>
+    </w:p>
+    <w:p>
+      <w:r>
+        <w:t>Current milestone: Present and defend. Demonstrate the system, explain one failure and justify the next improvement with evidence.</w:t>
+      </w:r>
+    </w:p>
+    <w:p>
+      <w:r>
+        <w:t>For your Image-pattern Network Investigation, save the input, procedure, observed result and limitation of this check. Label this worked example as practice; use a different, previously unreviewed case when checking independent understanding.</w:t>
+      </w:r>
+    </w:p>
+    <w:tbl>
+      <w:tblPr>
+        <w:tblStyle w:val="LightShading-Accent1"/>
+        <w:tblW w:type="auto" w:w="0"/>
+        <w:tblLook w:firstColumn="1" w:firstRow="1" w:lastColumn="0" w:lastRow="0" w:noHBand="0" w:noVBand="1" w:val="04A0"/>
+      </w:tblPr>
+      <w:tblGrid>
+        <w:gridCol w:w="5112"/>
+        <w:gridCol w:w="5112"/>
+      </w:tblGrid>
+      <w:tr>
+        <w:trPr>
+          <w:tblHeader/>
+        </w:trPr>
+        <w:tc>
+          <w:tcPr>
+            <w:tcW w:type="dxa" w:w="5112"/>
+          </w:tcPr>
+          <w:p>
+            <w:r>
+              <w:t>Evidence to keep</w:t>
+            </w:r>
+          </w:p>
+        </w:tc>
+        <w:tc>
+          <w:tcPr>
+            <w:tcW w:type="dxa" w:w="5112"/>
+          </w:tcPr>
+          <w:p>
+            <w:r>
+              <w:t>My record</w:t>
+            </w:r>
+          </w:p>
+        </w:tc>
+      </w:tr>
+      <w:tr>
+        <w:tc>
+          <w:tcPr>
+            <w:tcW w:type="dxa" w:w="5112"/>
+          </w:tcPr>
+          <w:p>
+            <w:r>
+              <w:t>This week’s input and deciding step</w:t>
+            </w:r>
+          </w:p>
+        </w:tc>
+        <w:tc>
+          <w:tcPr>
+            <w:tcW w:type="dxa" w:w="5112"/>
+          </w:tcPr>
+          <w:p>
+            <w:r/>
+          </w:p>
+        </w:tc>
+      </w:tr>
+      <w:tr>
+        <w:tc>
+          <w:tcPr>
+            <w:tcW w:type="dxa" w:w="5112"/>
+          </w:tcPr>
+          <w:p>
+            <w:r>
+              <w:t>Prediction and actual result (or labelled paper trace)</w:t>
+            </w:r>
+          </w:p>
+        </w:tc>
+        <w:tc>
+          <w:tcPr>
+            <w:tcW w:type="dxa" w:w="5112"/>
+          </w:tcPr>
+          <w:p>
+            <w:r/>
+          </w:p>
+        </w:tc>
+      </w:tr>
+      <w:tr>
+        <w:tc>
+          <w:tcPr>
+            <w:tcW w:type="dxa" w:w="5112"/>
+          </w:tcPr>
+          <w:p>
+            <w:r>
+              <w:t>One change since the previous checkpoint and why</w:t>
+            </w:r>
+          </w:p>
+        </w:tc>
+        <w:tc>
+          <w:tcPr>
+            <w:tcW w:type="dxa" w:w="5112"/>
+          </w:tcPr>
+          <w:p>
+            <w:r/>
+          </w:p>
+        </w:tc>
+      </w:tr>
+      <w:tr>
+        <w:tc>
+          <w:tcPr>
+            <w:tcW w:type="dxa" w:w="5112"/>
+          </w:tcPr>
+          <w:p>
+            <w:r>
+              <w:t>One error or limit and the next test</w:t>
+            </w:r>
+          </w:p>
+        </w:tc>
+        <w:tc>
+          <w:tcPr>
+            <w:tcW w:type="dxa" w:w="5112"/>
+          </w:tcPr>
+          <w:p>
+            <w:r/>
+          </w:p>
+        </w:tc>
+      </w:tr>
+    </w:tbl>
+    <w:p>
+      <w:pPr>
+        <w:pStyle w:val="Heading3"/>
+      </w:pPr>
+      <w:r>
+        <w:t>Explain what this week adds to your project. Reuse last week’s record rather than starting again.</w:t>
+      </w:r>
+    </w:p>
+    <w:p>
+      <w:r>
+        <w:t>________________________________________________________________</w:t>
+      </w:r>
+    </w:p>
+    <w:p>
+      <w:r>
+        <w:t>________________________________________________________________</w:t>
+      </w:r>
+    </w:p>
+    <w:p>
+      <w:r>
+        <w:t>________________________________________________________________</w:t>
+      </w:r>
+    </w:p>
+    <w:p>
+      <w:r>
+        <w:t>________________________________________________________________</w:t>
+      </w:r>
+    </w:p>
+    <w:p>
+      <w:r>
+        <w:t>________________________________________________________________</w:t>
+      </w:r>
+    </w:p>
     <w:sectPr>
       <w:pgSz w:w="12240" w:h="15840"/>
       <w:pgMar w:top="936" w:right="1008" w:bottom="936" w:left="1008" w:header="720" w:footer="720" w:gutter="0"/>

--- a/downloads/workbook/ai-5-week-31.docx
+++ b/downloads/workbook/ai-5-week-31.docx
@@ -1164,6 +1164,248 @@
         <w:t>________________________________________________________________</w:t>
       </w:r>
     </w:p>
+    <w:p>
+      <w:pPr>
+        <w:pStyle w:val="Heading1"/>
+      </w:pPr>
+      <w:r>
+        <w:t>14. Supported practice and learning evidence</w:t>
+      </w:r>
+    </w:p>
+    <w:p>
+      <w:r>
+        <w:t>Use this supported practice once, in the browser or on paper. Keep the reserved independent assessment for a separate first attempt before teacher feedback.</w:t>
+      </w:r>
+    </w:p>
+    <w:p>
+      <w:r>
+        <w:t>Compare speed and quality under the same case count and acceptance contract.</w:t>
+      </w:r>
+    </w:p>
+    <w:p>
+      <w:pPr>
+        <w:pStyle w:val="Heading3"/>
+      </w:pPr>
+      <w:r>
+        <w:t>Practice 1: explain the deciding evidence</w:t>
+      </w:r>
+    </w:p>
+    <w:p>
+      <w:r>
+        <w:t>Which labelled step matches this detail? P meets the declared contract; Q is faster but ineligible.</w:t>
+      </w:r>
+    </w:p>
+    <w:p>
+      <w:r>
+        <w:t>1. Summarise P</w:t>
+      </w:r>
+    </w:p>
+    <w:p>
+      <w:r>
+        <w:t>2. Summarise Q</w:t>
+      </w:r>
+    </w:p>
+    <w:p>
+      <w:r>
+        <w:t>3. Choose eligible candidate</w:t>
+      </w:r>
+    </w:p>
+    <w:p>
+      <w:pPr>
+        <w:pStyle w:val="Heading3"/>
+      </w:pPr>
+      <w:r>
+        <w:t>My selected conclusion, deciding fact and explanation</w:t>
+      </w:r>
+    </w:p>
+    <w:p>
+      <w:r>
+        <w:t>________________________________________________________________</w:t>
+      </w:r>
+    </w:p>
+    <w:p>
+      <w:r>
+        <w:t>________________________________________________________________</w:t>
+      </w:r>
+    </w:p>
+    <w:p>
+      <w:r>
+        <w:t>________________________________________________________________</w:t>
+      </w:r>
+    </w:p>
+    <w:p>
+      <w:r>
+        <w:t>________________________________________________________________</w:t>
+      </w:r>
+    </w:p>
+    <w:p>
+      <w:r>
+        <w:t>________________________________________________________________</w:t>
+      </w:r>
+    </w:p>
+    <w:p>
+      <w:r>
+        <w:t>Hint if needed: Read the steps in the pictorial case. Match the supplied detail to the stage that performs or records it.</w:t>
+      </w:r>
+    </w:p>
+    <w:p>
+      <w:r>
+        <w:t>After your attempt, compare with the supported explanation: Choose eligible candidate P meets the declared contract; Q is faster but ineligible. Compare models on the same workload and apply every required condition. P meets both quality and time limits; Q’s speed does not compensate for missing the quality gate. Dividing total run duration by forty gives an amortised time per case. It does not measure the wait for one isolated request, which needs its own timed experiment.</w:t>
+      </w:r>
+    </w:p>
+    <w:p>
+      <w:pPr>
+        <w:pStyle w:val="Heading3"/>
+      </w:pPr>
+      <w:r>
+        <w:t>Practice 2: explain the deciding evidence</w:t>
+      </w:r>
+    </w:p>
+    <w:p>
+      <w:r>
+        <w:t>Changed-case practice: Lower the accuracy requirement to90% before a new selection exercise. Which conclusion is supported by the supplied facts?</w:t>
+      </w:r>
+    </w:p>
+    <w:p>
+      <w:r>
+        <w:t>1. Both become eligible; Q has the smaller measured mean amortised time.</w:t>
+      </w:r>
+    </w:p>
+    <w:p>
+      <w:r>
+        <w:t>2. We can decide the result without examining the changed input or the procedure.</w:t>
+      </w:r>
+    </w:p>
+    <w:p>
+      <w:r>
+        <w:t>3. This one example guarantees correct results for every future input.</w:t>
+      </w:r>
+    </w:p>
+    <w:p>
+      <w:pPr>
+        <w:pStyle w:val="Heading3"/>
+      </w:pPr>
+      <w:r>
+        <w:t>My selected conclusion, deciding fact and explanation</w:t>
+      </w:r>
+    </w:p>
+    <w:p>
+      <w:r>
+        <w:t>________________________________________________________________</w:t>
+      </w:r>
+    </w:p>
+    <w:p>
+      <w:r>
+        <w:t>________________________________________________________________</w:t>
+      </w:r>
+    </w:p>
+    <w:p>
+      <w:r>
+        <w:t>________________________________________________________________</w:t>
+      </w:r>
+    </w:p>
+    <w:p>
+      <w:r>
+        <w:t>________________________________________________________________</w:t>
+      </w:r>
+    </w:p>
+    <w:p>
+      <w:r>
+        <w:t>________________________________________________________________</w:t>
+      </w:r>
+    </w:p>
+    <w:p>
+      <w:r>
+        <w:t>Hint if needed: Use the changed condition and the deciding step in the pictorial trace. The answer must say what follows from those facts.</w:t>
+      </w:r>
+    </w:p>
+    <w:p>
+      <w:r>
+        <w:t>After your attempt, compare with the supported explanation: Both become eligible; Q has the smaller measured mean amortised time. The acceptance contract changed; Q’s measured accuracy did not improve.</w:t>
+      </w:r>
+    </w:p>
+    <w:p>
+      <w:pPr>
+        <w:pStyle w:val="Heading3"/>
+      </w:pPr>
+      <w:r>
+        <w:t>Repair a missing building block</w:t>
+      </w:r>
+    </w:p>
+    <w:p>
+      <w:r>
+        <w:t>Review Dataset shift in neural models (ai-5/30). Goal: Explain how a changed input mix can change overall accuracy. Short practice: Did the supplied model’s dim-light accuracy deteriorate? Point to the relevant step in the picture, then write the changed result and the rule or evidence that supports it.. Return to this week and explain what you changed.</w:t>
+      </w:r>
+    </w:p>
+    <w:p>
+      <w:r>
+        <w:t>Review Transfer learning (ai-5/28). Goal: Trace a reused feature extractor and a newly fitted output head. Short practice: Which part was trained for the new task? Point to the relevant step in the picture, then write the changed result and the rule or evidence that supports it.. Return to this week and explain what you changed.</w:t>
+      </w:r>
+    </w:p>
+    <w:p>
+      <w:r>
+        <w:t>Review Sequence representations (ai-5/25). Goal: Encode an ordered sequence with an explicit vocabulary. Short practice: Which record lets the program distinguish the first and last zeros? Point to the relevant step in the picture, then write the changed result and the rule or evidence that supports it.. Return to this week and explain what you changed.</w:t>
+      </w:r>
+    </w:p>
+    <w:p>
+      <w:pPr>
+        <w:pStyle w:val="Heading3"/>
+      </w:pPr>
+      <w:r>
+        <w:t>Predict, run and debug</w:t>
+      </w:r>
+    </w:p>
+    <w:p>
+      <w:r>
+        <w:t>The browser lab lets you edit the supported Python examples already included in this lesson. Predict first, run, inspect the actual output or error, change one input, then run again. Keep code, predictions, actual results and a reasoned revision together. On paper, label your result as a trace rather than an execution.</w:t>
+      </w:r>
+    </w:p>
+    <w:p>
+      <w:pPr>
+        <w:pStyle w:val="Heading3"/>
+      </w:pPr>
+      <w:r>
+        <w:t>Keep your completed work</w:t>
+      </w:r>
+    </w:p>
+    <w:p>
+      <w:r>
+        <w:t>Use Download completed work in the hosted lesson to export your answers, reflections, practice feedback and code-run evidence. Open the HTML copy to read or print it. Drafts stay in this browser when storage is available; clear drafts on a shared device.</w:t>
+      </w:r>
+    </w:p>
+    <w:p>
+      <w:pPr>
+        <w:pStyle w:val="Heading3"/>
+      </w:pPr>
+      <w:r>
+        <w:t>What I repaired, the evidence I kept and the next test</w:t>
+      </w:r>
+    </w:p>
+    <w:p>
+      <w:r>
+        <w:t>________________________________________________________________</w:t>
+      </w:r>
+    </w:p>
+    <w:p>
+      <w:r>
+        <w:t>________________________________________________________________</w:t>
+      </w:r>
+    </w:p>
+    <w:p>
+      <w:r>
+        <w:t>________________________________________________________________</w:t>
+      </w:r>
+    </w:p>
+    <w:p>
+      <w:r>
+        <w:t>________________________________________________________________</w:t>
+      </w:r>
+    </w:p>
+    <w:p>
+      <w:r>
+        <w:t>________________________________________________________________</w:t>
+      </w:r>
+    </w:p>
     <w:sectPr>
       <w:pgSz w:w="12240" w:h="15840"/>
       <w:pgMar w:top="936" w:right="1008" w:bottom="936" w:left="1008" w:header="720" w:footer="720" w:gutter="0"/>

--- a/downloads/workbook/ai-5-week-31.docx
+++ b/downloads/workbook/ai-5-week-31.docx
@@ -30,33 +30,45 @@
     </w:p>
     <w:p>
       <w:r>
-        <w:t>Try the recall before opening notes. Then use a different colour or a labelled second line to correct your explanation.</w:t>
+        <w:t>Record your starting explanation for Efficiency and resource measurement before opening notes. Show any later correction separately.</w:t>
       </w:r>
     </w:p>
     <w:p>
       <w:pPr>
-        <w:pStyle w:val="Heading3"/>
-      </w:pPr>
-      <w:r>
-        <w:t>Dataset shift in neural models</w:t>
+        <w:spacing w:line="336" w:lineRule="auto" w:after="180"/>
+      </w:pPr>
+      <w:r>
+        <w:rPr>
+          <w:b w:val="0"/>
+        </w:rPr>
+        <w:t>Try the recall before opening notes. Then use a different colour or a labelled second line to correct your explanation.</w:t>
       </w:r>
     </w:p>
     <w:p>
-      <w:r>
-        <w:t>Without opening the old lesson, explain one key idea from Dataset shift in neural models. Give an example and a mistake that the idea helps you avoid.</w:t>
+      <w:pPr>
+        <w:pStyle w:val="Heading3"/>
+      </w:pPr>
+      <w:r>
+        <w:t>Dataset shift in neural models</w:t>
       </w:r>
     </w:p>
     <w:p>
       <w:pPr>
-        <w:pStyle w:val="Heading3"/>
-      </w:pPr>
-      <w:r>
-        <w:t>My remembered idea, example and correction</w:t>
+        <w:spacing w:line="336" w:lineRule="auto" w:after="180"/>
+      </w:pPr>
+      <w:r>
+        <w:rPr>
+          <w:b w:val="0"/>
+        </w:rPr>
+        <w:t>Without opening the old lesson, explain one key idea from Dataset shift in neural models. Give an example and a mistake that the idea helps you avoid.</w:t>
       </w:r>
     </w:p>
     <w:p>
-      <w:r>
-        <w:t>________________________________________________________________</w:t>
+      <w:pPr>
+        <w:pStyle w:val="Heading3"/>
+      </w:pPr>
+      <w:r>
+        <w:t>My remembered idea, example and correction</w:t>
       </w:r>
     </w:p>
     <w:p>
@@ -70,29 +82,35 @@
       </w:r>
     </w:p>
     <w:p>
-      <w:pPr>
-        <w:pStyle w:val="Heading3"/>
-      </w:pPr>
-      <w:r>
-        <w:t>Transfer learning</w:t>
+      <w:r>
+        <w:t>________________________________________________________________</w:t>
       </w:r>
     </w:p>
     <w:p>
-      <w:r>
-        <w:t>Without opening the old lesson, explain one key idea from Transfer learning. Give an example and a mistake that the idea helps you avoid.</w:t>
+      <w:pPr>
+        <w:pStyle w:val="Heading3"/>
+      </w:pPr>
+      <w:r>
+        <w:t>Transfer learning</w:t>
       </w:r>
     </w:p>
     <w:p>
       <w:pPr>
-        <w:pStyle w:val="Heading3"/>
-      </w:pPr>
-      <w:r>
-        <w:t>My remembered idea, example and correction</w:t>
+        <w:spacing w:line="336" w:lineRule="auto" w:after="180"/>
+      </w:pPr>
+      <w:r>
+        <w:rPr>
+          <w:b w:val="0"/>
+        </w:rPr>
+        <w:t>Without opening the old lesson, explain one key idea from Transfer learning. Give an example and a mistake that the idea helps you avoid.</w:t>
       </w:r>
     </w:p>
     <w:p>
-      <w:r>
-        <w:t>________________________________________________________________</w:t>
+      <w:pPr>
+        <w:pStyle w:val="Heading3"/>
+      </w:pPr>
+      <w:r>
+        <w:t>My remembered idea, example and correction</w:t>
       </w:r>
     </w:p>
     <w:p>
@@ -106,29 +124,35 @@
       </w:r>
     </w:p>
     <w:p>
-      <w:pPr>
-        <w:pStyle w:val="Heading3"/>
-      </w:pPr>
-      <w:r>
-        <w:t>Sequence representations</w:t>
+      <w:r>
+        <w:t>________________________________________________________________</w:t>
       </w:r>
     </w:p>
     <w:p>
-      <w:r>
-        <w:t>Without opening the old lesson, explain one key idea from Sequence representations. Give an example and a mistake that the idea helps you avoid.</w:t>
+      <w:pPr>
+        <w:pStyle w:val="Heading3"/>
+      </w:pPr>
+      <w:r>
+        <w:t>Sequence representations</w:t>
       </w:r>
     </w:p>
     <w:p>
       <w:pPr>
-        <w:pStyle w:val="Heading3"/>
-      </w:pPr>
-      <w:r>
-        <w:t>My remembered idea, example and correction</w:t>
+        <w:spacing w:line="336" w:lineRule="auto" w:after="180"/>
+      </w:pPr>
+      <w:r>
+        <w:rPr>
+          <w:b w:val="0"/>
+        </w:rPr>
+        <w:t>Without opening the old lesson, explain one key idea from Sequence representations. Give an example and a mistake that the idea helps you avoid.</w:t>
       </w:r>
     </w:p>
     <w:p>
-      <w:r>
-        <w:t>________________________________________________________________</w:t>
+      <w:pPr>
+        <w:pStyle w:val="Heading3"/>
+      </w:pPr>
+      <w:r>
+        <w:t>My remembered idea, example and correction</w:t>
       </w:r>
     </w:p>
     <w:p>
@@ -142,15 +166,31 @@
       </w:r>
     </w:p>
     <w:p>
-      <w:pPr>
-        <w:pStyle w:val="Heading1"/>
-      </w:pPr>
-      <w:r>
-        <w:t>02. Practise with fading help</w:t>
+      <w:r>
+        <w:t>________________________________________________________________</w:t>
       </w:r>
     </w:p>
     <w:p>
-      <w:r>
+      <w:pPr>
+        <w:pStyle w:val="Heading1"/>
+      </w:pPr>
+      <w:r>
+        <w:t>02. Practise with fading help</w:t>
+      </w:r>
+    </w:p>
+    <w:p>
+      <w:r>
+        <w:t>Complete the supported Efficiency and resource measurement trace and record the first step you can explain without help.</w:t>
+      </w:r>
+    </w:p>
+    <w:p>
+      <w:pPr>
+        <w:spacing w:line="336" w:lineRule="auto" w:after="180"/>
+      </w:pPr>
+      <w:r>
+        <w:rPr>
+          <w:b w:val="0"/>
+        </w:rPr>
         <w:t>Use W2: Compare under requirements for Efficiency and resource measurement. Record the answer once; the lesson and workbook refer to the same attempt.</w:t>
       </w:r>
     </w:p>
@@ -279,25 +319,37 @@
     </w:p>
     <w:p>
       <w:r>
-        <w:t>Use the worked case for Efficiency and resource measurement. Proposed explanation: “Fewer parameters always means faster”. Decide whether this explanation is supported. Point to the step or supplied fact that decides; explain your repair if needed.</w:t>
+        <w:t>Check the proposed Efficiency and resource measurement explanation against the supplied facts before discussing it.</w:t>
       </w:r>
     </w:p>
     <w:p>
       <w:pPr>
-        <w:pStyle w:val="Heading3"/>
-      </w:pPr>
-      <w:r>
-        <w:t>My explanation before partner discussion</w:t>
+        <w:spacing w:line="336" w:lineRule="auto" w:after="180"/>
+      </w:pPr>
+      <w:r>
+        <w:rPr>
+          <w:b w:val="0"/>
+        </w:rPr>
+        <w:t>Use the worked case for Efficiency and resource measurement. Proposed explanation: “Fewer parameters always means faster”. Decide whether this explanation is supported.</w:t>
       </w:r>
     </w:p>
     <w:p>
-      <w:r>
-        <w:t>________________________________________________________________</w:t>
+      <w:pPr>
+        <w:spacing w:line="336" w:lineRule="auto" w:after="180"/>
+      </w:pPr>
+      <w:r>
+        <w:rPr>
+          <w:b w:val="0"/>
+        </w:rPr>
+        <w:t>Point to the step or supplied fact that decides; explain your repair if needed.</w:t>
       </w:r>
     </w:p>
     <w:p>
-      <w:r>
-        <w:t>________________________________________________________________</w:t>
+      <w:pPr>
+        <w:pStyle w:val="Heading3"/>
+      </w:pPr>
+      <w:r>
+        <w:t>My explanation before partner discussion</w:t>
       </w:r>
     </w:p>
     <w:p>
@@ -311,52 +363,88 @@
       </w:r>
     </w:p>
     <w:p>
-      <w:pPr>
-        <w:pStyle w:val="Heading1"/>
-      </w:pPr>
-      <w:r>
-        <w:t>04. Independent transfer case</w:t>
+      <w:r>
+        <w:t>________________________________________________________________</w:t>
       </w:r>
     </w:p>
     <w:p>
-      <w:pPr>
-        <w:pStyle w:val="Heading3"/>
-      </w:pPr>
-      <w:r>
-        <w:t>Independent case: Evaluate a new case independently</w:t>
+      <w:r>
+        <w:t>________________________________________________________________</w:t>
       </w:r>
     </w:p>
     <w:p>
-      <w:r>
-        <w:t>For 50 shared validation cases, P has times 0.6, 0.5, 0.4 seconds and 47 correct; Q has 0.3, 0.4, 0.5 seconds and 45 correct. Require at least 92 percent accuracy and at most 12 ms amortised time. Give median times, amortised times, throughput, accuracy and eligible models. A separate dense network has dimensions 3 to 2 to 1 with one bias per output: find its parameter count and raw bytes at four bytes each.</w:t>
+      <w:pPr>
+        <w:pStyle w:val="Heading1"/>
+      </w:pPr>
+      <w:r>
+        <w:t>04. Independent transfer case</w:t>
       </w:r>
     </w:p>
     <w:p>
-      <w:pPr>
-        <w:pStyle w:val="Heading3"/>
-      </w:pPr>
-      <w:r>
-        <w:t>My independent explanation, trace and limits</w:t>
+      <w:r>
+        <w:t>Write one first attempt at the reserved independent case before feedback. Repeated copies of that case refer to the same recorded attempt.</w:t>
       </w:r>
     </w:p>
     <w:p>
-      <w:r>
-        <w:t>________________________________________________________________</w:t>
+      <w:pPr>
+        <w:pStyle w:val="Heading3"/>
+      </w:pPr>
+      <w:r>
+        <w:t>Independent case: Evaluate a new case independently</w:t>
       </w:r>
     </w:p>
     <w:p>
-      <w:r>
-        <w:t>________________________________________________________________</w:t>
+      <w:pPr>
+        <w:spacing w:line="336" w:lineRule="auto" w:after="180"/>
+      </w:pPr>
+      <w:r>
+        <w:rPr>
+          <w:b w:val="0"/>
+        </w:rPr>
+        <w:t>For 50 shared validation cases, P has times 0.6, 0.5, 0.4 seconds and 47 correct; Q has 0.3, 0.4, 0.5 seconds and 45 correct. Require at least 92 percent accuracy and at most 12 ms amortised time.</w:t>
       </w:r>
     </w:p>
     <w:p>
-      <w:r>
-        <w:t>________________________________________________________________</w:t>
+      <w:pPr>
+        <w:spacing w:line="336" w:lineRule="auto" w:after="180"/>
+      </w:pPr>
+      <w:r>
+        <w:rPr>
+          <w:b w:val="0"/>
+        </w:rPr>
+        <w:t xml:space="preserve">Give median times, amortised times, </w:t>
+      </w:r>
+      <w:r>
+        <w:rPr>
+          <w:b/>
+        </w:rPr>
+        <w:t>throughput</w:t>
+      </w:r>
+      <w:r>
+        <w:rPr>
+          <w:b w:val="0"/>
+        </w:rPr>
+        <w:t xml:space="preserve">, accuracy and eligible models. A separate dense network has dimensions 3 to 2 to 1 with one bias per </w:t>
+      </w:r>
+      <w:r>
+        <w:rPr>
+          <w:b/>
+        </w:rPr>
+        <w:t>output</w:t>
+      </w:r>
+      <w:r>
+        <w:rPr>
+          <w:b w:val="0"/>
+        </w:rPr>
+        <w:t>: find its parameter count and raw bytes at four bytes each.</w:t>
       </w:r>
     </w:p>
     <w:p>
-      <w:r>
-        <w:t>________________________________________________________________</w:t>
+      <w:pPr>
+        <w:pStyle w:val="Heading3"/>
+      </w:pPr>
+      <w:r>
+        <w:t>My independent explanation, trace and limits</w:t>
       </w:r>
     </w:p>
     <w:p>
@@ -376,53 +464,89 @@
     </w:p>
     <w:p>
       <w:r>
-        <w:t>Attempt this case before feedback. Record any help. Earlier examples below are further practice; a case already practised with feedback cannot establish fresh transfer.</w:t>
+        <w:t>________________________________________________________________</w:t>
       </w:r>
     </w:p>
     <w:p>
-      <w:pPr>
-        <w:pStyle w:val="Heading1"/>
-      </w:pPr>
-      <w:r>
-        <w:t>05. W1 Summarise repeated timings</w:t>
+      <w:r>
+        <w:t>________________________________________________________________</w:t>
       </w:r>
     </w:p>
     <w:p>
       <w:r>
-        <w:t>For A and B, calculate median pass time, amortised milliseconds per example and median-pass throughput. State the measured boundary and one latency claim these numbers cannot support.</w:t>
+        <w:t>________________________________________________________________</w:t>
       </w:r>
     </w:p>
     <w:p>
-      <w:pPr>
-        <w:pStyle w:val="Heading3"/>
-      </w:pPr>
-      <w:r>
-        <w:t>My reasoning and evidence</w:t>
+      <w:r>
+        <w:t>________________________________________________________________</w:t>
       </w:r>
     </w:p>
     <w:p>
-      <w:r>
-        <w:t>________________________________________________________________</w:t>
+      <w:pPr>
+        <w:spacing w:line="336" w:lineRule="auto" w:after="180"/>
+      </w:pPr>
+      <w:r>
+        <w:rPr>
+          <w:b w:val="0"/>
+        </w:rPr>
+        <w:t>Attempt this case before feedback. Record any help. Earlier examples below are further practice; a case already practised with feedback cannot establish fresh transfer.</w:t>
       </w:r>
     </w:p>
     <w:p>
-      <w:r>
-        <w:t>________________________________________________________________</w:t>
+      <w:pPr>
+        <w:pStyle w:val="Heading1"/>
+      </w:pPr>
+      <w:r>
+        <w:t>05. W1 Summarise repeated timings</w:t>
       </w:r>
     </w:p>
     <w:p>
       <w:r>
-        <w:t>________________________________________________________________</w:t>
+        <w:t>Summarise repeated timings. Apply the supplied Efficiency and resource measurement facts and keep your reasoning.</w:t>
       </w:r>
     </w:p>
     <w:p>
-      <w:r>
-        <w:t>________________________________________________________________</w:t>
+      <w:pPr>
+        <w:spacing w:line="336" w:lineRule="auto" w:after="180"/>
+      </w:pPr>
+      <w:r>
+        <w:rPr>
+          <w:b w:val="0"/>
+        </w:rPr>
+        <w:t xml:space="preserve">For A and B, calculate median pass time, amortised milliseconds per example and median-pass </w:t>
+      </w:r>
+      <w:r>
+        <w:rPr>
+          <w:b/>
+        </w:rPr>
+        <w:t>throughput</w:t>
+      </w:r>
+      <w:r>
+        <w:rPr>
+          <w:b w:val="0"/>
+        </w:rPr>
+        <w:t xml:space="preserve">. State the measured boundary and one </w:t>
+      </w:r>
+      <w:r>
+        <w:rPr>
+          <w:b/>
+        </w:rPr>
+        <w:t>latency</w:t>
+      </w:r>
+      <w:r>
+        <w:rPr>
+          <w:b w:val="0"/>
+        </w:rPr>
+        <w:t xml:space="preserve"> claim these numbers cannot support.</w:t>
       </w:r>
     </w:p>
     <w:p>
-      <w:r>
-        <w:t>________________________________________________________________</w:t>
+      <w:pPr>
+        <w:pStyle w:val="Heading3"/>
+      </w:pPr>
+      <w:r>
+        <w:t>My reasoning and evidence</w:t>
       </w:r>
     </w:p>
     <w:p>
@@ -431,24 +555,18 @@
       </w:r>
     </w:p>
     <w:p>
-      <w:pPr>
-        <w:pStyle w:val="Heading1"/>
-      </w:pPr>
-      <w:r>
-        <w:t>06. W2 Compare under requirements</w:t>
+      <w:r>
+        <w:t>________________________________________________________________</w:t>
       </w:r>
     </w:p>
     <w:p>
       <w:r>
-        <w:t>With at least 91 correct out of 100 and at most 25 ms amortised time required, which model qualifies? Calculate B’s time reduction relative to A and explain why the percentage throughput increase differs.</w:t>
+        <w:t>________________________________________________________________</w:t>
       </w:r>
     </w:p>
     <w:p>
-      <w:pPr>
-        <w:pStyle w:val="Heading3"/>
-      </w:pPr>
-      <w:r>
-        <w:t>My reasoning and evidence</w:t>
+      <w:r>
+        <w:t>________________________________________________________________</w:t>
       </w:r>
     </w:p>
     <w:p>
@@ -462,44 +580,62 @@
       </w:r>
     </w:p>
     <w:p>
-      <w:r>
-        <w:t>________________________________________________________________</w:t>
+      <w:pPr>
+        <w:pStyle w:val="Heading1"/>
+      </w:pPr>
+      <w:r>
+        <w:t>06. W2 Compare under requirements</w:t>
       </w:r>
     </w:p>
     <w:p>
       <w:r>
-        <w:t>________________________________________________________________</w:t>
+        <w:t>Compare under requirements. Apply the supplied Efficiency and resource measurement facts and keep your reasoning.</w:t>
       </w:r>
     </w:p>
     <w:p>
-      <w:r>
-        <w:t>________________________________________________________________</w:t>
+      <w:pPr>
+        <w:spacing w:line="336" w:lineRule="auto" w:after="180"/>
+      </w:pPr>
+      <w:r>
+        <w:rPr>
+          <w:b w:val="0"/>
+        </w:rPr>
+        <w:t xml:space="preserve">With at least 91 correct out of 100 and at most 25 ms amortised time required, which model qualifies? Calculate B’s time reduction relative to A and explain why the percentage </w:t>
+      </w:r>
+      <w:r>
+        <w:rPr>
+          <w:b/>
+        </w:rPr>
+        <w:t>throughput</w:t>
+      </w:r>
+      <w:r>
+        <w:rPr>
+          <w:b w:val="0"/>
+        </w:rPr>
+        <w:t xml:space="preserve"> increase differs.</w:t>
       </w:r>
     </w:p>
     <w:p>
-      <w:r>
-        <w:t>________________________________________________________________</w:t>
+      <w:pPr>
+        <w:pStyle w:val="Heading3"/>
+      </w:pPr>
+      <w:r>
+        <w:t>My reasoning and evidence</w:t>
       </w:r>
     </w:p>
     <w:p>
-      <w:pPr>
-        <w:pStyle w:val="Heading1"/>
-      </w:pPr>
-      <w:r>
-        <w:t>07. W3 Separate storage and memory</w:t>
+      <w:r>
+        <w:t>________________________________________________________________</w:t>
       </w:r>
     </w:p>
     <w:p>
       <w:r>
-        <w:t>Count weights, biases and total parameters in the 4 to 3 to 2 network. Calculate raw parameter bytes at four bytes each. Explain why this cannot be reported as peak training memory or an energy measurement.</w:t>
+        <w:t>________________________________________________________________</w:t>
       </w:r>
     </w:p>
     <w:p>
-      <w:pPr>
-        <w:pStyle w:val="Heading3"/>
-      </w:pPr>
-      <w:r>
-        <w:t>My reasoning and evidence</w:t>
+      <w:r>
+        <w:t>________________________________________________________________</w:t>
       </w:r>
     </w:p>
     <w:p>
@@ -518,39 +654,57 @@
       </w:r>
     </w:p>
     <w:p>
-      <w:r>
-        <w:t>________________________________________________________________</w:t>
+      <w:pPr>
+        <w:pStyle w:val="Heading1"/>
+      </w:pPr>
+      <w:r>
+        <w:t>07. W3 Separate storage and memory</w:t>
       </w:r>
     </w:p>
     <w:p>
       <w:r>
-        <w:t>________________________________________________________________</w:t>
+        <w:t>Separate storage and memory. Apply the supplied Efficiency and resource measurement facts and keep your reasoning.</w:t>
       </w:r>
     </w:p>
     <w:p>
-      <w:r>
-        <w:t>________________________________________________________________</w:t>
+      <w:pPr>
+        <w:spacing w:line="336" w:lineRule="auto" w:after="180"/>
+      </w:pPr>
+      <w:r>
+        <w:rPr>
+          <w:b w:val="0"/>
+        </w:rPr>
+        <w:t xml:space="preserve">Count weights, biases and total parameters in the 4 to 3 to 2 network. Calculate raw parameter bytes at four bytes each. Explain why this cannot be reported as peak </w:t>
+      </w:r>
+      <w:r>
+        <w:rPr>
+          <w:b/>
+        </w:rPr>
+        <w:t>training</w:t>
+      </w:r>
+      <w:r>
+        <w:rPr>
+          <w:b w:val="0"/>
+        </w:rPr>
+        <w:t xml:space="preserve"> memory or an energy measurement.</w:t>
       </w:r>
     </w:p>
     <w:p>
       <w:pPr>
-        <w:pStyle w:val="Heading1"/>
-      </w:pPr>
-      <w:r>
-        <w:t>08. W4 Evaluate a new case independently</w:t>
+        <w:pStyle w:val="Heading3"/>
+      </w:pPr>
+      <w:r>
+        <w:t>My reasoning and evidence</w:t>
       </w:r>
     </w:p>
     <w:p>
       <w:r>
-        <w:t>For 50 shared validation cases, P has times 0.6, 0.5, 0.4 seconds and 47 correct; Q has 0.3, 0.4, 0.5 seconds and 45 correct. Require at least 92 percent accuracy and at most 12 ms amortised time. Give median times, amortised times, throughput, accuracy and eligible models. A separate dense network has dimensions 3 to 2 to 1 with one bias per output: find its parameter count and raw bytes at four bytes each.</w:t>
+        <w:t>________________________________________________________________</w:t>
       </w:r>
     </w:p>
     <w:p>
-      <w:pPr>
-        <w:pStyle w:val="Heading3"/>
-      </w:pPr>
-      <w:r>
-        <w:t>My reasoning and evidence</w:t>
+      <w:r>
+        <w:t>________________________________________________________________</w:t>
       </w:r>
     </w:p>
     <w:p>
@@ -574,44 +728,80 @@
       </w:r>
     </w:p>
     <w:p>
-      <w:r>
-        <w:t>________________________________________________________________</w:t>
+      <w:pPr>
+        <w:pStyle w:val="Heading1"/>
+      </w:pPr>
+      <w:r>
+        <w:t>08. W4 Evaluate a new case independently</w:t>
       </w:r>
     </w:p>
     <w:p>
       <w:r>
-        <w:t>________________________________________________________________</w:t>
+        <w:t>Attempt before feedback. If this repeats the selected independent case, reuse that first attempt; otherwise keep a separate record. Evaluate a new case independently. Apply the supplied Efficiency and resource measurement facts and keep your reasoning.</w:t>
       </w:r>
     </w:p>
     <w:p>
-      <w:r>
-        <w:t>________________________________________________________________</w:t>
+      <w:pPr>
+        <w:spacing w:line="336" w:lineRule="auto" w:after="180"/>
+      </w:pPr>
+      <w:r>
+        <w:rPr>
+          <w:b w:val="0"/>
+        </w:rPr>
+        <w:t>For 50 shared validation cases, P has times 0.6, 0.5, 0.4 seconds and 47 correct; Q has 0.3, 0.4, 0.5 seconds and 45 correct. Require at least 92 percent accuracy and at most 12 ms amortised time.</w:t>
       </w:r>
     </w:p>
     <w:p>
-      <w:r>
-        <w:t>________________________________________________________________</w:t>
+      <w:pPr>
+        <w:spacing w:line="336" w:lineRule="auto" w:after="180"/>
+      </w:pPr>
+      <w:r>
+        <w:rPr>
+          <w:b w:val="0"/>
+        </w:rPr>
+        <w:t xml:space="preserve">Give median times, amortised times, </w:t>
+      </w:r>
+      <w:r>
+        <w:rPr>
+          <w:b/>
+        </w:rPr>
+        <w:t>throughput</w:t>
+      </w:r>
+      <w:r>
+        <w:rPr>
+          <w:b w:val="0"/>
+        </w:rPr>
+        <w:t xml:space="preserve">, accuracy and eligible models. A separate dense network has dimensions 3 to 2 to 1 with one bias per </w:t>
+      </w:r>
+      <w:r>
+        <w:rPr>
+          <w:b/>
+        </w:rPr>
+        <w:t>output</w:t>
+      </w:r>
+      <w:r>
+        <w:rPr>
+          <w:b w:val="0"/>
+        </w:rPr>
+        <w:t>: find its parameter count and raw bytes at four bytes each.</w:t>
       </w:r>
     </w:p>
     <w:p>
       <w:pPr>
-        <w:pStyle w:val="Heading1"/>
-      </w:pPr>
-      <w:r>
-        <w:t>09. W5 Repair an unfair benchmark</w:t>
+        <w:pStyle w:val="Heading3"/>
+      </w:pPr>
+      <w:r>
+        <w:t>My reasoning and evidence</w:t>
       </w:r>
     </w:p>
     <w:p>
       <w:r>
-        <w:t>A runs on one device with batch size 1; B runs on another with batch size 32. Only B’s fastest trial and the winning training run are reported. Explain how to compare and report the results fairly.</w:t>
+        <w:t>________________________________________________________________</w:t>
       </w:r>
     </w:p>
     <w:p>
-      <w:pPr>
-        <w:pStyle w:val="Heading3"/>
-      </w:pPr>
-      <w:r>
-        <w:t>My reasoning and evidence</w:t>
+      <w:r>
+        <w:t>________________________________________________________________</w:t>
       </w:r>
     </w:p>
     <w:p>
@@ -649,25 +839,43 @@
         <w:pStyle w:val="Heading1"/>
       </w:pPr>
       <w:r>
-        <w:t>10. Project checkpoint and reflection</w:t>
+        <w:t>09. W5 Repair an unfair benchmark</w:t>
       </w:r>
     </w:p>
     <w:p>
       <w:r>
-        <w:t>Add a labelled efficiency and resource measurement evidence sheet to Image-pattern Network Investigation. Show how you can calculate throughput and amortised time per example from repeated timings. Use the supplied fictional case and keep its inputs, intermediate steps, calculation or prediction, and limitation. Connect this record to last week’s record; a matching answer without a trace is insufficient.</w:t>
+        <w:t>Repair an unfair benchmark. Apply the supplied Efficiency and resource measurement facts and keep your reasoning.</w:t>
       </w:r>
     </w:p>
     <w:p>
       <w:pPr>
-        <w:pStyle w:val="Heading3"/>
-      </w:pPr>
-      <w:r>
-        <w:t>My project change, supporting evidence and remaining limit</w:t>
+        <w:spacing w:line="336" w:lineRule="auto" w:after="180"/>
+      </w:pPr>
+      <w:r>
+        <w:rPr>
+          <w:b w:val="0"/>
+        </w:rPr>
+        <w:t xml:space="preserve">A runs on one device with batch size 1; B runs on another with batch size 32. Only B’s fastest trial and the winning </w:t>
+      </w:r>
+      <w:r>
+        <w:rPr>
+          <w:b/>
+        </w:rPr>
+        <w:t>training</w:t>
+      </w:r>
+      <w:r>
+        <w:rPr>
+          <w:b w:val="0"/>
+        </w:rPr>
+        <w:t xml:space="preserve"> run are reported. Explain how to compare and report the results fairly.</w:t>
       </w:r>
     </w:p>
     <w:p>
-      <w:r>
-        <w:t>________________________________________________________________</w:t>
+      <w:pPr>
+        <w:pStyle w:val="Heading3"/>
+      </w:pPr>
+      <w:r>
+        <w:t>My reasoning and evidence</w:t>
       </w:r>
     </w:p>
     <w:p>
@@ -696,11 +904,142 @@
       </w:r>
     </w:p>
     <w:p>
+      <w:r>
+        <w:t>________________________________________________________________</w:t>
+      </w:r>
+    </w:p>
+    <w:p>
       <w:pPr>
         <w:pStyle w:val="Heading1"/>
       </w:pPr>
       <w:r>
+        <w:t>10. Project checkpoint and reflection</w:t>
+      </w:r>
+    </w:p>
+    <w:p>
+      <w:r>
+        <w:t>Connect Efficiency and resource measurement to Image-pattern Network Investigation, identify a limit and choose the next useful test.</w:t>
+      </w:r>
+    </w:p>
+    <w:p>
+      <w:pPr>
+        <w:spacing w:line="336" w:lineRule="auto" w:after="180"/>
+      </w:pPr>
+      <w:r>
+        <w:rPr>
+          <w:b w:val="0"/>
+        </w:rPr>
+        <w:t xml:space="preserve">Add a labelled efficiency and resource measurement </w:t>
+      </w:r>
+      <w:r>
+        <w:rPr>
+          <w:b/>
+        </w:rPr>
+        <w:t>evidence</w:t>
+      </w:r>
+      <w:r>
+        <w:rPr>
+          <w:b w:val="0"/>
+        </w:rPr>
+        <w:t xml:space="preserve"> sheet to Image-pattern Network Investigation. Show how you can calculate </w:t>
+      </w:r>
+      <w:r>
+        <w:rPr>
+          <w:b/>
+        </w:rPr>
+        <w:t>throughput</w:t>
+      </w:r>
+      <w:r>
+        <w:rPr>
+          <w:b w:val="0"/>
+        </w:rPr>
+        <w:t xml:space="preserve"> and amortised time per example from repeated timings.</w:t>
+      </w:r>
+    </w:p>
+    <w:p>
+      <w:pPr>
+        <w:spacing w:line="336" w:lineRule="auto" w:after="180"/>
+      </w:pPr>
+      <w:r>
+        <w:rPr>
+          <w:b w:val="0"/>
+        </w:rPr>
+        <w:t xml:space="preserve">Use the supplied fictional case and keep its </w:t>
+      </w:r>
+      <w:r>
+        <w:rPr>
+          <w:b/>
+        </w:rPr>
+        <w:t>input</w:t>
+      </w:r>
+      <w:r>
+        <w:rPr>
+          <w:b w:val="0"/>
+        </w:rPr>
+        <w:t xml:space="preserve">s, intermediate steps, calculation or </w:t>
+      </w:r>
+      <w:r>
+        <w:rPr>
+          <w:b/>
+        </w:rPr>
+        <w:t>prediction</w:t>
+      </w:r>
+      <w:r>
+        <w:rPr>
+          <w:b w:val="0"/>
+        </w:rPr>
+        <w:t>, and limitation. Connect this record to last week’s record; a matching answer without a trace is insufficient.</w:t>
+      </w:r>
+    </w:p>
+    <w:p>
+      <w:pPr>
+        <w:pStyle w:val="Heading3"/>
+      </w:pPr>
+      <w:r>
+        <w:t>My project change, supporting evidence and remaining limit</w:t>
+      </w:r>
+    </w:p>
+    <w:p>
+      <w:r>
+        <w:t>________________________________________________________________</w:t>
+      </w:r>
+    </w:p>
+    <w:p>
+      <w:r>
+        <w:t>________________________________________________________________</w:t>
+      </w:r>
+    </w:p>
+    <w:p>
+      <w:r>
+        <w:t>________________________________________________________________</w:t>
+      </w:r>
+    </w:p>
+    <w:p>
+      <w:r>
+        <w:t>________________________________________________________________</w:t>
+      </w:r>
+    </w:p>
+    <w:p>
+      <w:r>
+        <w:t>________________________________________________________________</w:t>
+      </w:r>
+    </w:p>
+    <w:p>
+      <w:r>
+        <w:t>________________________________________________________________</w:t>
+      </w:r>
+    </w:p>
+    <w:p>
+      <w:pPr>
+        <w:pStyle w:val="Heading1"/>
+      </w:pPr>
+      <w:r>
         <w:t>11. Feedback, return check and learning record</w:t>
+      </w:r>
+    </w:p>
+    <w:p>
+      <w:r>
+        <w:t>Record the first repaired step and a different case to revisit after a delay.</w:t>
       </w:r>
     </w:p>
     <w:tbl>
@@ -840,7 +1179,13 @@
       </w:tr>
     </w:tbl>
     <w:p>
-      <w:r>
+      <w:pPr>
+        <w:spacing w:line="336" w:lineRule="auto" w:after="180"/>
+      </w:pPr>
+      <w:r>
+        <w:rPr>
+          <w:b w:val="0"/>
+        </w:rPr>
         <w:t>Revisit this idea with your teacher after a delay. Familiarity is different from explaining and using it on a changed case.</w:t>
       </w:r>
     </w:p>
@@ -854,17 +1199,52 @@
     </w:p>
     <w:p>
       <w:r>
-        <w:t>Compare speed and quality under the same case count and acceptance contract.</w:t>
+        <w:t>Compare speed and quality under the same case count and acceptance contract. Explain the labelled step before checking the changed condition.</w:t>
       </w:r>
     </w:p>
     <w:p>
-      <w:r>
-        <w:t>Both evaluate40 cases. P times [0.32, 0.40, 0.48]seconds, 38 correct; Q times [0.20, 0.24, 0.28]seconds, 36 correct. Requireaccuracy&gt;=93% and mean amortised time&lt;=12ms/case.</w:t>
+      <w:pPr>
+        <w:spacing w:line="336" w:lineRule="auto" w:after="180"/>
+      </w:pPr>
+      <w:r>
+        <w:rPr>
+          <w:b w:val="0"/>
+        </w:rPr>
+        <w:t>Compare speed and quality under the same case count and acceptance contract.</w:t>
       </w:r>
     </w:p>
     <w:p>
-      <w:r>
-        <w:t>All inputs and outcomes in this worked example are invented classroom data; no real model run is claimed.</w:t>
+      <w:pPr>
+        <w:spacing w:line="336" w:lineRule="auto" w:after="180"/>
+      </w:pPr>
+      <w:r>
+        <w:rPr>
+          <w:b w:val="0"/>
+        </w:rPr>
+        <w:t>Both evaluate40 cases. P times [0.32, 0.40, 0.48]seconds, 38 correct; Q times [0.20, 0.24, 0.28]seconds, 36 correct. Requireaccuracy&gt;=93% and mean amortised time&lt;=12ms/case.</w:t>
+      </w:r>
+    </w:p>
+    <w:p>
+      <w:pPr>
+        <w:spacing w:line="336" w:lineRule="auto" w:after="180"/>
+      </w:pPr>
+      <w:r>
+        <w:rPr>
+          <w:b w:val="0"/>
+        </w:rPr>
+        <w:t xml:space="preserve">All </w:t>
+      </w:r>
+      <w:r>
+        <w:rPr>
+          <w:b/>
+        </w:rPr>
+        <w:t>input</w:t>
+      </w:r>
+      <w:r>
+        <w:rPr>
+          <w:b w:val="0"/>
+        </w:rPr>
+        <w:t>s and outcomes in this worked example are invented classroom data; no real model run is claimed.</w:t>
       </w:r>
     </w:p>
     <w:p>
@@ -940,8 +1320,38 @@
       </w:r>
     </w:p>
     <w:p>
-      <w:r>
-        <w:t>Why is 10ms/case not necessarily a single-request latency? Point to the relevant step in the picture, then write the changed result and the rule or evidence that supports it.</w:t>
+      <w:pPr>
+        <w:spacing w:line="336" w:lineRule="auto" w:after="180"/>
+      </w:pPr>
+      <w:r>
+        <w:rPr>
+          <w:b w:val="0"/>
+        </w:rPr>
+        <w:t xml:space="preserve">Why is 10ms/case not necessarily a single-request </w:t>
+      </w:r>
+      <w:r>
+        <w:rPr>
+          <w:b/>
+        </w:rPr>
+        <w:t>latency</w:t>
+      </w:r>
+      <w:r>
+        <w:rPr>
+          <w:b w:val="0"/>
+        </w:rPr>
+        <w:t xml:space="preserve">? Point to the relevant step in the picture, then write the changed result and the rule or </w:t>
+      </w:r>
+      <w:r>
+        <w:rPr>
+          <w:b/>
+        </w:rPr>
+        <w:t>evidence</w:t>
+      </w:r>
+      <w:r>
+        <w:rPr>
+          <w:b w:val="0"/>
+        </w:rPr>
+        <w:t xml:space="preserve"> that supports it.</w:t>
       </w:r>
     </w:p>
     <w:p>
@@ -983,36 +1393,150 @@
       </w:r>
     </w:p>
     <w:p>
-      <w:r>
-        <w:t>Support used: alone / hint / worked example. This record is practice evidence.</w:t>
+      <w:pPr>
+        <w:pStyle w:val="Heading3"/>
+      </w:pPr>
+      <w:r>
+        <w:t>Record the help used</w:t>
       </w:r>
     </w:p>
     <w:p>
-      <w:r>
-        <w:t>Project connection: For your Image-pattern Network Investigation, save the input, procedure, observed result and limitation of this check. Label this worked example as practice; use a different, previously unreviewed case when checking independent understanding.</w:t>
+      <w:pPr>
+        <w:spacing w:line="336" w:lineRule="auto" w:after="180"/>
+        <w:shd w:fill="F1F6F8"/>
+      </w:pPr>
+      <w:r>
+        <w:rPr>
+          <w:b w:val="0"/>
+        </w:rPr>
+        <w:t xml:space="preserve">Support used: alone / hint / worked example. This record is practice </w:t>
+      </w:r>
+      <w:r>
+        <w:rPr>
+          <w:b/>
+        </w:rPr>
+        <w:t>evidence</w:t>
+      </w:r>
+      <w:r>
+        <w:rPr>
+          <w:b w:val="0"/>
+        </w:rPr>
+        <w:t>.</w:t>
       </w:r>
     </w:p>
     <w:p>
       <w:pPr>
-        <w:pStyle w:val="Heading1"/>
-      </w:pPr>
-      <w:r>
-        <w:t>13. Project portfolio milestone</w:t>
+        <w:spacing w:line="336" w:lineRule="auto" w:after="180"/>
+      </w:pPr>
+      <w:r>
+        <w:rPr>
+          <w:b w:val="0"/>
+        </w:rPr>
+        <w:t xml:space="preserve">Project connection: For your Image-pattern Network Investigation, save the </w:t>
+      </w:r>
+      <w:r>
+        <w:rPr>
+          <w:b/>
+        </w:rPr>
+        <w:t>input</w:t>
+      </w:r>
+      <w:r>
+        <w:rPr>
+          <w:b w:val="0"/>
+        </w:rPr>
+        <w:t>, procedure, observed result and limitation of this check.</w:t>
       </w:r>
     </w:p>
     <w:p>
-      <w:r>
-        <w:t>Project: Image-pattern Network Investigation</w:t>
+      <w:pPr>
+        <w:spacing w:line="336" w:lineRule="auto" w:after="180"/>
+      </w:pPr>
+      <w:r>
+        <w:rPr>
+          <w:b w:val="0"/>
+        </w:rPr>
+        <w:t>Label this worked example as practice; use a different, previously unreviewed case when checking independent understanding.</w:t>
       </w:r>
     </w:p>
     <w:p>
-      <w:r>
-        <w:t>Current milestone: Present and defend. Demonstrate the system, explain one failure and justify the next improvement with evidence.</w:t>
+      <w:pPr>
+        <w:pStyle w:val="Heading1"/>
+      </w:pPr>
+      <w:r>
+        <w:t>13. Project portfolio milestone</w:t>
       </w:r>
     </w:p>
     <w:p>
       <w:r>
-        <w:t>For your Image-pattern Network Investigation, save the input, procedure, observed result and limitation of this check. Label this worked example as practice; use a different, previously unreviewed case when checking independent understanding.</w:t>
+        <w:t>Keep this week’s input, deciding step, result and limit together in the Image-pattern Network Investigation record.</w:t>
+      </w:r>
+    </w:p>
+    <w:p>
+      <w:pPr>
+        <w:spacing w:line="336" w:lineRule="auto" w:after="180"/>
+      </w:pPr>
+      <w:r>
+        <w:rPr>
+          <w:b w:val="0"/>
+        </w:rPr>
+        <w:t>Project: Image-pattern Network Investigation</w:t>
+      </w:r>
+    </w:p>
+    <w:p>
+      <w:pPr>
+        <w:spacing w:line="336" w:lineRule="auto" w:after="180"/>
+      </w:pPr>
+      <w:r>
+        <w:rPr>
+          <w:b w:val="0"/>
+        </w:rPr>
+        <w:t xml:space="preserve">Current milestone: Present and defend. Demonstrate the system, explain one failure and justify the next improvement with </w:t>
+      </w:r>
+      <w:r>
+        <w:rPr>
+          <w:b/>
+        </w:rPr>
+        <w:t>evidence</w:t>
+      </w:r>
+      <w:r>
+        <w:rPr>
+          <w:b w:val="0"/>
+        </w:rPr>
+        <w:t>.</w:t>
+      </w:r>
+    </w:p>
+    <w:p>
+      <w:pPr>
+        <w:spacing w:line="336" w:lineRule="auto" w:after="180"/>
+      </w:pPr>
+      <w:r>
+        <w:rPr>
+          <w:b w:val="0"/>
+        </w:rPr>
+        <w:t xml:space="preserve">For your Image-pattern Network Investigation, save the </w:t>
+      </w:r>
+      <w:r>
+        <w:rPr>
+          <w:b/>
+        </w:rPr>
+        <w:t>input</w:t>
+      </w:r>
+      <w:r>
+        <w:rPr>
+          <w:b w:val="0"/>
+        </w:rPr>
+        <w:t>, procedure, observed result and limitation of this check.</w:t>
+      </w:r>
+    </w:p>
+    <w:p>
+      <w:pPr>
+        <w:spacing w:line="336" w:lineRule="auto" w:after="180"/>
+      </w:pPr>
+      <w:r>
+        <w:rPr>
+          <w:b w:val="0"/>
+        </w:rPr>
+        <w:t>Label this worked example as practice; use a different, previously unreviewed case when checking independent understanding.</w:t>
       </w:r>
     </w:p>
     <w:tbl>
@@ -1174,53 +1698,92 @@
     </w:p>
     <w:p>
       <w:r>
-        <w:t>Use this supported practice once, in the browser or on paper. Keep the reserved independent assessment for a separate first attempt before teacher feedback.</w:t>
+        <w:t>Try the supported questions before comparing with hints and feedback. Record what you repaired and the evidence you retained.</w:t>
       </w:r>
     </w:p>
     <w:p>
-      <w:r>
-        <w:t>Compare speed and quality under the same case count and acceptance contract.</w:t>
+      <w:pPr>
+        <w:spacing w:line="336" w:lineRule="auto" w:after="180"/>
+      </w:pPr>
+      <w:r>
+        <w:rPr>
+          <w:b w:val="0"/>
+        </w:rPr>
+        <w:t>Use this supported practice once, in the browser or on paper. Keep the reserved independent assessment for a separate first attempt before teacher feedback.</w:t>
       </w:r>
     </w:p>
     <w:p>
       <w:pPr>
-        <w:pStyle w:val="Heading3"/>
-      </w:pPr>
-      <w:r>
-        <w:t>Practice 1: explain the deciding evidence</w:t>
+        <w:spacing w:line="336" w:lineRule="auto" w:after="180"/>
+      </w:pPr>
+      <w:r>
+        <w:rPr>
+          <w:b w:val="0"/>
+        </w:rPr>
+        <w:t>Compare speed and quality under the same case count and acceptance contract.</w:t>
       </w:r>
     </w:p>
     <w:p>
-      <w:r>
-        <w:t>Which labelled step matches this detail? P meets the declared contract; Q is faster but ineligible.</w:t>
+      <w:pPr>
+        <w:pStyle w:val="Heading3"/>
+      </w:pPr>
+      <w:r>
+        <w:t>Practice 1: explain the deciding evidence</w:t>
       </w:r>
     </w:p>
     <w:p>
-      <w:r>
-        <w:t>1. Summarise P</w:t>
+      <w:pPr>
+        <w:spacing w:line="336" w:lineRule="auto" w:after="180"/>
+      </w:pPr>
+      <w:r>
+        <w:rPr>
+          <w:b w:val="0"/>
+        </w:rPr>
+        <w:t>Which labelled step matches this detail? P meets the declared contract; Q is faster but ineligible.</w:t>
       </w:r>
     </w:p>
     <w:p>
-      <w:r>
-        <w:t>2. Summarise Q</w:t>
+      <w:pPr>
+        <w:spacing w:line="336" w:lineRule="auto" w:after="180"/>
+        <w:shd w:fill="F4F9FC"/>
+      </w:pPr>
+      <w:r>
+        <w:rPr>
+          <w:b w:val="0"/>
+        </w:rPr>
+        <w:t>1. Summarise P</w:t>
       </w:r>
     </w:p>
     <w:p>
-      <w:r>
-        <w:t>3. Choose eligible candidate</w:t>
+      <w:pPr>
+        <w:spacing w:line="336" w:lineRule="auto" w:after="180"/>
+        <w:shd w:fill="F4F9FC"/>
+      </w:pPr>
+      <w:r>
+        <w:rPr>
+          <w:b w:val="0"/>
+        </w:rPr>
+        <w:t>2. Summarise Q</w:t>
       </w:r>
     </w:p>
     <w:p>
       <w:pPr>
-        <w:pStyle w:val="Heading3"/>
-      </w:pPr>
-      <w:r>
-        <w:t>My selected conclusion, deciding fact and explanation</w:t>
+        <w:spacing w:line="336" w:lineRule="auto" w:after="180"/>
+        <w:shd w:fill="F4F9FC"/>
+      </w:pPr>
+      <w:r>
+        <w:rPr>
+          <w:b w:val="0"/>
+        </w:rPr>
+        <w:t>3. Choose eligible candidate</w:t>
       </w:r>
     </w:p>
     <w:p>
-      <w:r>
-        <w:t>________________________________________________________________</w:t>
+      <w:pPr>
+        <w:pStyle w:val="Heading3"/>
+      </w:pPr>
+      <w:r>
+        <w:t>My selected conclusion, deciding fact and explanation</w:t>
       </w:r>
     </w:p>
     <w:p>
@@ -1245,40 +1808,71 @@
     </w:p>
     <w:p>
       <w:r>
-        <w:t>Hint if needed: Read the steps in the pictorial case. Match the supplied detail to the stage that performs or records it.</w:t>
+        <w:t>________________________________________________________________</w:t>
       </w:r>
     </w:p>
     <w:p>
-      <w:r>
-        <w:t>After your attempt, compare with the supported explanation: Choose eligible candidate P meets the declared contract; Q is faster but ineligible. Compare models on the same workload and apply every required condition. P meets both quality and time limits; Q’s speed does not compensate for missing the quality gate. Dividing total run duration by forty gives an amortised time per case. It does not measure the wait for one isolated request, which needs its own timed experiment.</w:t>
+      <w:pPr>
+        <w:pStyle w:val="Heading3"/>
+      </w:pPr>
+      <w:r>
+        <w:t>Hint · try first</w:t>
       </w:r>
     </w:p>
     <w:p>
       <w:pPr>
-        <w:pStyle w:val="Heading3"/>
-      </w:pPr>
-      <w:r>
-        <w:t>Practice 2: explain the deciding evidence</w:t>
+        <w:spacing w:line="336" w:lineRule="auto" w:after="180"/>
+        <w:shd w:fill="F1F6F8"/>
+      </w:pPr>
+      <w:r>
+        <w:rPr>
+          <w:b w:val="0"/>
+        </w:rPr>
+        <w:t>Hint if needed: Read the steps in the pictorial case. Match the supplied detail to the stage that performs or records it.</w:t>
       </w:r>
     </w:p>
     <w:p>
-      <w:r>
-        <w:t>Changed-case practice: Lower the accuracy requirement to90% before a new selection exercise. Which conclusion is supported by the supplied facts?</w:t>
+      <w:pPr>
+        <w:pStyle w:val="Heading3"/>
+      </w:pPr>
+      <w:r>
+        <w:t>Feedback · compare after trying</w:t>
       </w:r>
     </w:p>
     <w:p>
-      <w:r>
-        <w:t>1. Both become eligible; Q has the smaller measured mean amortised time.</w:t>
+      <w:pPr>
+        <w:spacing w:line="336" w:lineRule="auto" w:after="180"/>
+        <w:shd w:fill="F1F6FC"/>
+      </w:pPr>
+      <w:r>
+        <w:rPr>
+          <w:b w:val="0"/>
+        </w:rPr>
+        <w:t>After your attempt, compare with the supported explanation: Choose eligible candidate P meets the declared contract; Q is faster but ineligible. Compare models on the same workload and apply every required condition.</w:t>
       </w:r>
     </w:p>
     <w:p>
-      <w:r>
-        <w:t>2. We can decide the result without examining the changed input or the procedure.</w:t>
+      <w:pPr>
+        <w:spacing w:line="336" w:lineRule="auto" w:after="180"/>
+        <w:shd w:fill="F1F6FC"/>
+      </w:pPr>
+      <w:r>
+        <w:rPr>
+          <w:b w:val="0"/>
+        </w:rPr>
+        <w:t>P meets both quality and time limits; Q’s speed does not compensate for missing the quality gate. Dividing total run duration by forty gives an amortised time per case.</w:t>
       </w:r>
     </w:p>
     <w:p>
-      <w:r>
-        <w:t>3. This one example guarantees correct results for every future input.</w:t>
+      <w:pPr>
+        <w:spacing w:line="336" w:lineRule="auto" w:after="180"/>
+        <w:shd w:fill="F1F6FC"/>
+      </w:pPr>
+      <w:r>
+        <w:rPr>
+          <w:b w:val="0"/>
+        </w:rPr>
+        <w:t>It does not measure the wait for one isolated request, which needs its own timed experiment.</w:t>
       </w:r>
     </w:p>
     <w:p>
@@ -1286,65 +1880,120 @@
         <w:pStyle w:val="Heading3"/>
       </w:pPr>
       <w:r>
-        <w:t>My selected conclusion, deciding fact and explanation</w:t>
+        <w:t>Practice 2: explain the deciding evidence</w:t>
       </w:r>
     </w:p>
     <w:p>
-      <w:r>
-        <w:t>________________________________________________________________</w:t>
+      <w:pPr>
+        <w:pStyle w:val="Heading3"/>
+      </w:pPr>
+      <w:r>
+        <w:t>Changed case · predict first</w:t>
       </w:r>
     </w:p>
     <w:p>
-      <w:r>
-        <w:t>________________________________________________________________</w:t>
+      <w:pPr>
+        <w:spacing w:line="336" w:lineRule="auto" w:after="180"/>
+        <w:shd w:fill="F5F1FB"/>
+      </w:pPr>
+      <w:r>
+        <w:rPr>
+          <w:b w:val="0"/>
+        </w:rPr>
+        <w:t>Changed-case practice: Lower the accuracy requirement to90% before a new selection exercise. Which conclusion is supported by the supplied facts?</w:t>
       </w:r>
     </w:p>
     <w:p>
-      <w:r>
-        <w:t>________________________________________________________________</w:t>
+      <w:pPr>
+        <w:spacing w:line="336" w:lineRule="auto" w:after="180"/>
+        <w:shd w:fill="F4F9FC"/>
+      </w:pPr>
+      <w:r>
+        <w:rPr>
+          <w:b w:val="0"/>
+        </w:rPr>
+        <w:t>1. Both become eligible; Q has the smaller measured mean amortised time.</w:t>
       </w:r>
     </w:p>
     <w:p>
-      <w:r>
-        <w:t>________________________________________________________________</w:t>
+      <w:pPr>
+        <w:spacing w:line="336" w:lineRule="auto" w:after="180"/>
+        <w:shd w:fill="F4F9FC"/>
+      </w:pPr>
+      <w:r>
+        <w:rPr>
+          <w:b w:val="0"/>
+        </w:rPr>
+        <w:t xml:space="preserve">2. We can decide the result without examining the changed </w:t>
+      </w:r>
+      <w:r>
+        <w:rPr>
+          <w:b/>
+        </w:rPr>
+        <w:t>input</w:t>
+      </w:r>
+      <w:r>
+        <w:rPr>
+          <w:b w:val="0"/>
+        </w:rPr>
+        <w:t xml:space="preserve"> or the procedure.</w:t>
       </w:r>
     </w:p>
     <w:p>
-      <w:r>
-        <w:t>________________________________________________________________</w:t>
+      <w:pPr>
+        <w:spacing w:line="336" w:lineRule="auto" w:after="180"/>
+        <w:shd w:fill="F4F9FC"/>
+      </w:pPr>
+      <w:r>
+        <w:rPr>
+          <w:b w:val="0"/>
+        </w:rPr>
+        <w:t xml:space="preserve">3. This one example guarantees correct results for every future </w:t>
+      </w:r>
+      <w:r>
+        <w:rPr>
+          <w:b/>
+        </w:rPr>
+        <w:t>input</w:t>
+      </w:r>
+      <w:r>
+        <w:rPr>
+          <w:b w:val="0"/>
+        </w:rPr>
+        <w:t>.</w:t>
       </w:r>
     </w:p>
     <w:p>
-      <w:r>
-        <w:t>Hint if needed: Use the changed condition and the deciding step in the pictorial trace. The answer must say what follows from those facts.</w:t>
+      <w:pPr>
+        <w:pStyle w:val="Heading3"/>
+      </w:pPr>
+      <w:r>
+        <w:t>My selected conclusion, deciding fact and explanation</w:t>
       </w:r>
     </w:p>
     <w:p>
       <w:r>
-        <w:t>After your attempt, compare with the supported explanation: Both become eligible; Q has the smaller measured mean amortised time. The acceptance contract changed; Q’s measured accuracy did not improve.</w:t>
+        <w:t>________________________________________________________________</w:t>
       </w:r>
     </w:p>
     <w:p>
-      <w:pPr>
-        <w:pStyle w:val="Heading3"/>
-      </w:pPr>
-      <w:r>
-        <w:t>Repair a missing building block</w:t>
+      <w:r>
+        <w:t>________________________________________________________________</w:t>
       </w:r>
     </w:p>
     <w:p>
       <w:r>
-        <w:t>Review Dataset shift in neural models (ai-5/30). Goal: Explain how a changed input mix can change overall accuracy. Short practice: Did the supplied model’s dim-light accuracy deteriorate? Point to the relevant step in the picture, then write the changed result and the rule or evidence that supports it.. Return to this week and explain what you changed.</w:t>
+        <w:t>________________________________________________________________</w:t>
       </w:r>
     </w:p>
     <w:p>
       <w:r>
-        <w:t>Review Transfer learning (ai-5/28). Goal: Trace a reused feature extractor and a newly fitted output head. Short practice: Which part was trained for the new task? Point to the relevant step in the picture, then write the changed result and the rule or evidence that supports it.. Return to this week and explain what you changed.</w:t>
+        <w:t>________________________________________________________________</w:t>
       </w:r>
     </w:p>
     <w:p>
       <w:r>
-        <w:t>Review Sequence representations (ai-5/25). Goal: Encode an ordered sequence with an explicit vocabulary. Short practice: Which record lets the program distinguish the first and last zeros? Point to the relevant step in the picture, then write the changed result and the rule or evidence that supports it.. Return to this week and explain what you changed.</w:t>
+        <w:t>________________________________________________________________</w:t>
       </w:r>
     </w:p>
     <w:p>
@@ -1352,12 +2001,19 @@
         <w:pStyle w:val="Heading3"/>
       </w:pPr>
       <w:r>
-        <w:t>Predict, run and debug</w:t>
+        <w:t>Hint · try first</w:t>
       </w:r>
     </w:p>
     <w:p>
-      <w:r>
-        <w:t>The browser lab lets you edit the supported Python examples already included in this lesson. Predict first, run, inspect the actual output or error, change one input, then run again. Keep code, predictions, actual results and a reasoned revision together. On paper, label your result as a trace rather than an execution.</w:t>
+      <w:pPr>
+        <w:spacing w:line="336" w:lineRule="auto" w:after="180"/>
+        <w:shd w:fill="F1F6F8"/>
+      </w:pPr>
+      <w:r>
+        <w:rPr>
+          <w:b w:val="0"/>
+        </w:rPr>
+        <w:t>Hint if needed: Use the changed condition and the deciding step in the pictorial trace. The answer must say what follows from those facts.</w:t>
       </w:r>
     </w:p>
     <w:p>
@@ -1365,12 +2021,19 @@
         <w:pStyle w:val="Heading3"/>
       </w:pPr>
       <w:r>
-        <w:t>Keep your completed work</w:t>
+        <w:t>Feedback · compare after trying</w:t>
       </w:r>
     </w:p>
     <w:p>
-      <w:r>
-        <w:t>Use Download completed work in the hosted lesson to export your answers, reflections, practice feedback and code-run evidence. Open the HTML copy to read or print it. Drafts stay in this browser when storage is available; clear drafts on a shared device.</w:t>
+      <w:pPr>
+        <w:spacing w:line="336" w:lineRule="auto" w:after="180"/>
+        <w:shd w:fill="F1F6FC"/>
+      </w:pPr>
+      <w:r>
+        <w:rPr>
+          <w:b w:val="0"/>
+        </w:rPr>
+        <w:t>After your attempt, compare with the supported explanation: Both become eligible; Q has the smaller measured mean amortised time. The acceptance contract changed; Q’s measured accuracy did not improve.</w:t>
       </w:r>
     </w:p>
     <w:p>
@@ -1378,12 +2041,999 @@
         <w:pStyle w:val="Heading3"/>
       </w:pPr>
       <w:r>
-        <w:t>What I repaired, the evidence I kept and the next test</w:t>
+        <w:t>Repair a missing building block</w:t>
       </w:r>
     </w:p>
     <w:p>
+      <w:pPr>
+        <w:spacing w:line="336" w:lineRule="auto" w:after="180"/>
+      </w:pPr>
+      <w:r>
+        <w:rPr>
+          <w:b w:val="0"/>
+        </w:rPr>
+        <w:t xml:space="preserve">Review Dataset shift in neural models (ai-5/30). Goal: Explain how a changed </w:t>
+      </w:r>
+      <w:r>
+        <w:rPr>
+          <w:b/>
+        </w:rPr>
+        <w:t>input</w:t>
+      </w:r>
+      <w:r>
+        <w:rPr>
+          <w:b w:val="0"/>
+        </w:rPr>
+        <w:t xml:space="preserve"> mix can change overall accuracy. Short practice: Did the supplied model’s dim-light accuracy deteriorate?</w:t>
+      </w:r>
+    </w:p>
+    <w:p>
+      <w:pPr>
+        <w:spacing w:line="336" w:lineRule="auto" w:after="180"/>
+      </w:pPr>
+      <w:r>
+        <w:rPr>
+          <w:b w:val="0"/>
+        </w:rPr>
+        <w:t xml:space="preserve">Point to the relevant step in the picture, then write the changed result and the rule or </w:t>
+      </w:r>
+      <w:r>
+        <w:rPr>
+          <w:b/>
+        </w:rPr>
+        <w:t>evidence</w:t>
+      </w:r>
+      <w:r>
+        <w:rPr>
+          <w:b w:val="0"/>
+        </w:rPr>
+        <w:t xml:space="preserve"> that supports it.. Return to this week and explain what you changed.</w:t>
+      </w:r>
+    </w:p>
+    <w:p>
+      <w:pPr>
+        <w:spacing w:line="336" w:lineRule="auto" w:after="180"/>
+      </w:pPr>
+      <w:r>
+        <w:rPr>
+          <w:b w:val="0"/>
+        </w:rPr>
+        <w:t xml:space="preserve">Review Transfer learning (ai-5/28). Goal: Trace a reused feature extractor and a newly fitted </w:t>
+      </w:r>
+      <w:r>
+        <w:rPr>
+          <w:b/>
+        </w:rPr>
+        <w:t>output</w:t>
+      </w:r>
+      <w:r>
+        <w:rPr>
+          <w:b w:val="0"/>
+        </w:rPr>
+        <w:t xml:space="preserve"> head. Short practice: Which part was trained for the new task?</w:t>
+      </w:r>
+    </w:p>
+    <w:p>
+      <w:pPr>
+        <w:spacing w:line="336" w:lineRule="auto" w:after="180"/>
+      </w:pPr>
+      <w:r>
+        <w:rPr>
+          <w:b w:val="0"/>
+        </w:rPr>
+        <w:t xml:space="preserve">Point to the relevant step in the picture, then write the changed result and the rule or </w:t>
+      </w:r>
+      <w:r>
+        <w:rPr>
+          <w:b/>
+        </w:rPr>
+        <w:t>evidence</w:t>
+      </w:r>
+      <w:r>
+        <w:rPr>
+          <w:b w:val="0"/>
+        </w:rPr>
+        <w:t xml:space="preserve"> that supports it.. Return to this week and explain what you changed.</w:t>
+      </w:r>
+    </w:p>
+    <w:p>
+      <w:pPr>
+        <w:spacing w:line="336" w:lineRule="auto" w:after="180"/>
+      </w:pPr>
+      <w:r>
+        <w:rPr>
+          <w:b w:val="0"/>
+        </w:rPr>
+        <w:t>Review Sequence representations (ai-5/25). Goal: Encode an ordered sequence with an explicit vocabulary. Short practice: Which record lets the program distinguish the first and last zeros?</w:t>
+      </w:r>
+    </w:p>
+    <w:p>
+      <w:pPr>
+        <w:spacing w:line="336" w:lineRule="auto" w:after="180"/>
+      </w:pPr>
+      <w:r>
+        <w:rPr>
+          <w:b w:val="0"/>
+        </w:rPr>
+        <w:t xml:space="preserve">Point to the relevant step in the picture, then write the changed result and the rule or </w:t>
+      </w:r>
+      <w:r>
+        <w:rPr>
+          <w:b/>
+        </w:rPr>
+        <w:t>evidence</w:t>
+      </w:r>
+      <w:r>
+        <w:rPr>
+          <w:b w:val="0"/>
+        </w:rPr>
+        <w:t xml:space="preserve"> that supports it.. Return to this week and explain what you changed.</w:t>
+      </w:r>
+    </w:p>
+    <w:p>
+      <w:pPr>
+        <w:pStyle w:val="Heading3"/>
+      </w:pPr>
+      <w:r>
+        <w:t>Predict, run and debug</w:t>
+      </w:r>
+    </w:p>
+    <w:p>
+      <w:pPr>
+        <w:spacing w:line="336" w:lineRule="auto" w:after="180"/>
+      </w:pPr>
+      <w:r>
+        <w:rPr>
+          <w:b w:val="0"/>
+        </w:rPr>
+        <w:t xml:space="preserve">The browser lab lets you edit the supported Python examples already included in this lesson. Predict first, run, inspect the actual </w:t>
+      </w:r>
+      <w:r>
+        <w:rPr>
+          <w:b/>
+        </w:rPr>
+        <w:t>output</w:t>
+      </w:r>
+      <w:r>
+        <w:rPr>
+          <w:b w:val="0"/>
+        </w:rPr>
+        <w:t xml:space="preserve"> or error, change one </w:t>
+      </w:r>
+      <w:r>
+        <w:rPr>
+          <w:b/>
+        </w:rPr>
+        <w:t>input</w:t>
+      </w:r>
+      <w:r>
+        <w:rPr>
+          <w:b w:val="0"/>
+        </w:rPr>
+        <w:t>, then run again.</w:t>
+      </w:r>
+    </w:p>
+    <w:p>
+      <w:pPr>
+        <w:spacing w:line="336" w:lineRule="auto" w:after="180"/>
+      </w:pPr>
+      <w:r>
+        <w:rPr>
+          <w:b w:val="0"/>
+        </w:rPr>
+        <w:t xml:space="preserve">Keep code, </w:t>
+      </w:r>
+      <w:r>
+        <w:rPr>
+          <w:b/>
+        </w:rPr>
+        <w:t>prediction</w:t>
+      </w:r>
+      <w:r>
+        <w:rPr>
+          <w:b w:val="0"/>
+        </w:rPr>
+        <w:t>s, actual results and a reasoned revision together. On paper, label your result as a trace rather than an execution.</w:t>
+      </w:r>
+    </w:p>
+    <w:p>
+      <w:pPr>
+        <w:pStyle w:val="Heading3"/>
+      </w:pPr>
+      <w:r>
+        <w:t>Keep your completed work</w:t>
+      </w:r>
+    </w:p>
+    <w:p>
+      <w:pPr>
+        <w:spacing w:line="336" w:lineRule="auto" w:after="180"/>
+      </w:pPr>
+      <w:r>
+        <w:rPr>
+          <w:b w:val="0"/>
+        </w:rPr>
+        <w:t xml:space="preserve">Use Download completed work in the hosted lesson to export your answers, reflections, practice feedback and code-run </w:t>
+      </w:r>
+      <w:r>
+        <w:rPr>
+          <w:b/>
+        </w:rPr>
+        <w:t>evidence</w:t>
+      </w:r>
+      <w:r>
+        <w:rPr>
+          <w:b w:val="0"/>
+        </w:rPr>
+        <w:t>. Open the HTML copy to read or print it.</w:t>
+      </w:r>
+    </w:p>
+    <w:p>
+      <w:pPr>
+        <w:spacing w:line="336" w:lineRule="auto" w:after="180"/>
+      </w:pPr>
+      <w:r>
+        <w:rPr>
+          <w:b w:val="0"/>
+        </w:rPr>
+        <w:t>Drafts stay in this browser when storage is available; clear drafts on a shared device.</w:t>
+      </w:r>
+    </w:p>
+    <w:p>
+      <w:pPr>
+        <w:pStyle w:val="Heading3"/>
+      </w:pPr>
+      <w:r>
+        <w:t>What I repaired, the evidence I kept and the next test</w:t>
+      </w:r>
+    </w:p>
+    <w:p>
       <w:r>
         <w:t>________________________________________________________________</w:t>
+      </w:r>
+    </w:p>
+    <w:p>
+      <w:r>
+        <w:t>________________________________________________________________</w:t>
+      </w:r>
+    </w:p>
+    <w:p>
+      <w:r>
+        <w:t>________________________________________________________________</w:t>
+      </w:r>
+    </w:p>
+    <w:p>
+      <w:r>
+        <w:t>________________________________________________________________</w:t>
+      </w:r>
+    </w:p>
+    <w:p>
+      <w:r>
+        <w:t>________________________________________________________________</w:t>
+      </w:r>
+    </w:p>
+    <w:p>
+      <w:pPr>
+        <w:pStyle w:val="Heading1"/>
+      </w:pPr>
+      <w:r>
+        <w:t>15. Visual concept journey</w:t>
+      </w:r>
+    </w:p>
+    <w:p>
+      <w:r>
+        <w:t>Explain each Efficiency and resource measurement picture from its labels, then record a relevant limit.</w:t>
+      </w:r>
+    </w:p>
+    <w:p>
+      <w:pPr>
+        <w:pStyle w:val="Heading3"/>
+      </w:pPr>
+      <w:r>
+        <w:t>01. Efficiency and resource measurement: the case</w:t>
+      </w:r>
+    </w:p>
+    <w:p>
+      <w:r>
+        <w:drawing>
+          <wp:inline xmlns:a="http://schemas.openxmlformats.org/drawingml/2006/main" xmlns:pic="http://schemas.openxmlformats.org/drawingml/2006/picture">
+            <wp:extent cx="5486400" cy="3438144"/>
+            <wp:docPr id="3" name="Picture 3" descr="Compare speed and quality under the same case count and acceptance contract. Supplied facts: Both evaluate40 cases. P times [0.32, 0.40, 0.48]seconds, 38 correct; Q times [0.20, 0.24, 0.28]seconds, 36 correct. Requireaccuracy&gt;=93% and mean amortised time&lt;=12ms/case. All inputs and outcomes in this worked example are invented classroom data; no real model run is claimed."/>
+            <wp:cNvGraphicFramePr>
+              <a:graphicFrameLocks noChangeAspect="1"/>
+            </wp:cNvGraphicFramePr>
+            <a:graphic>
+              <a:graphicData uri="http://schemas.openxmlformats.org/drawingml/2006/picture">
+                <pic:pic>
+                  <pic:nvPicPr>
+                    <pic:cNvPr id="0" name="academy-story-ai-5-31-01.png"/>
+                    <pic:cNvPicPr/>
+                  </pic:nvPicPr>
+                  <pic:blipFill>
+                    <a:blip r:embed="rId11"/>
+                    <a:stretch>
+                      <a:fillRect/>
+                    </a:stretch>
+                  </pic:blipFill>
+                  <pic:spPr>
+                    <a:xfrm>
+                      <a:off x="0" y="0"/>
+                      <a:ext cx="5486400" cy="3438144"/>
+                    </a:xfrm>
+                    <a:prstGeom prst="rect"/>
+                  </pic:spPr>
+                </pic:pic>
+              </a:graphicData>
+            </a:graphic>
+          </wp:inline>
+        </w:drawing>
+      </w:r>
+    </w:p>
+    <w:p>
+      <w:pPr>
+        <w:spacing w:line="336" w:lineRule="auto" w:after="180"/>
+      </w:pPr>
+      <w:r>
+        <w:rPr>
+          <w:b w:val="0"/>
+        </w:rPr>
+        <w:t>Compare speed and quality under the same case count and acceptance contract. Supplied facts: Both evaluate40 cases. P times [0.32, 0.40, 0.48]seconds, 38 correct; Q times [0.20, 0.24, 0.28]seconds, 36 correct.</w:t>
+      </w:r>
+    </w:p>
+    <w:p>
+      <w:pPr>
+        <w:spacing w:line="336" w:lineRule="auto" w:after="180"/>
+      </w:pPr>
+      <w:r>
+        <w:rPr>
+          <w:b w:val="0"/>
+        </w:rPr>
+        <w:t xml:space="preserve">Requireaccuracy&gt;=93% and mean amortised time&lt;=12ms/case. All </w:t>
+      </w:r>
+      <w:r>
+        <w:rPr>
+          <w:b/>
+        </w:rPr>
+        <w:t>input</w:t>
+      </w:r>
+      <w:r>
+        <w:rPr>
+          <w:b w:val="0"/>
+        </w:rPr>
+        <w:t>s and outcomes in this worked example are invented classroom data; no real model run is claimed.</w:t>
+      </w:r>
+    </w:p>
+    <w:p>
+      <w:pPr>
+        <w:spacing w:line="336" w:lineRule="auto" w:after="180"/>
+        <w:shd w:fill="F5F1FB"/>
+      </w:pPr>
+      <w:r>
+        <w:rPr>
+          <w:b w:val="0"/>
+        </w:rPr>
+        <w:t>Point to the given fact that matters most. Explain why it matters.</w:t>
+      </w:r>
+    </w:p>
+    <w:p>
+      <w:pPr>
+        <w:pStyle w:val="Heading3"/>
+      </w:pPr>
+      <w:r>
+        <w:t>My picture explanation, deciding evidence and one limit</w:t>
+      </w:r>
+    </w:p>
+    <w:p>
+      <w:r>
+        <w:t>________________________________________________________________</w:t>
+      </w:r>
+    </w:p>
+    <w:p>
+      <w:r>
+        <w:t>________________________________________________________________</w:t>
+      </w:r>
+    </w:p>
+    <w:p>
+      <w:r>
+        <w:t>________________________________________________________________</w:t>
+      </w:r>
+    </w:p>
+    <w:p>
+      <w:r>
+        <w:t>________________________________________________________________</w:t>
+      </w:r>
+    </w:p>
+    <w:p>
+      <w:pPr>
+        <w:pStyle w:val="Heading3"/>
+      </w:pPr>
+      <w:r>
+        <w:t>02. Follow the deciding steps</w:t>
+      </w:r>
+    </w:p>
+    <w:p>
+      <w:r>
+        <w:drawing>
+          <wp:inline xmlns:a="http://schemas.openxmlformats.org/drawingml/2006/main" xmlns:pic="http://schemas.openxmlformats.org/drawingml/2006/picture">
+            <wp:extent cx="5486400" cy="3182112"/>
+            <wp:docPr id="4" name="Picture 4" descr="Summarise P: Mean time0.40s; 10ms/case; accuracy 38/40=95%: passesboth. → Summarise Q: Mean time0.24s; 6ms/case; accuracy 36/40=90%: failsquality. → Choose eligible candidate: P meets the declared contract; Q is faster but ineligible."/>
+            <wp:cNvGraphicFramePr>
+              <a:graphicFrameLocks noChangeAspect="1"/>
+            </wp:cNvGraphicFramePr>
+            <a:graphic>
+              <a:graphicData uri="http://schemas.openxmlformats.org/drawingml/2006/picture">
+                <pic:pic>
+                  <pic:nvPicPr>
+                    <pic:cNvPr id="0" name="academy-story-ai-5-31-02.png"/>
+                    <pic:cNvPicPr/>
+                  </pic:nvPicPr>
+                  <pic:blipFill>
+                    <a:blip r:embed="rId12"/>
+                    <a:stretch>
+                      <a:fillRect/>
+                    </a:stretch>
+                  </pic:blipFill>
+                  <pic:spPr>
+                    <a:xfrm>
+                      <a:off x="0" y="0"/>
+                      <a:ext cx="5486400" cy="3182112"/>
+                    </a:xfrm>
+                    <a:prstGeom prst="rect"/>
+                  </pic:spPr>
+                </pic:pic>
+              </a:graphicData>
+            </a:graphic>
+          </wp:inline>
+        </w:drawing>
+      </w:r>
+    </w:p>
+    <w:p>
+      <w:pPr>
+        <w:spacing w:line="336" w:lineRule="auto" w:after="180"/>
+      </w:pPr>
+      <w:r>
+        <w:rPr>
+          <w:b w:val="0"/>
+        </w:rPr>
+        <w:t>Summarise P: Mean time0.40s; 10ms/case; accuracy 38/40=95%: passesboth. → Summarise Q: Mean time0.24s; 6ms/case; accuracy 36/40=90%: failsquality. → Choose eligible candidate: P meets the declared contract; Q is faster but ineligible.</w:t>
+      </w:r>
+    </w:p>
+    <w:p>
+      <w:pPr>
+        <w:spacing w:line="336" w:lineRule="auto" w:after="180"/>
+        <w:shd w:fill="F5F1FB"/>
+      </w:pPr>
+      <w:r>
+        <w:rPr>
+          <w:b w:val="0"/>
+        </w:rPr>
+        <w:t xml:space="preserve">Point to each numbered stage and explain which recorded </w:t>
+      </w:r>
+      <w:r>
+        <w:rPr>
+          <w:b/>
+        </w:rPr>
+        <w:t>input</w:t>
+      </w:r>
+      <w:r>
+        <w:rPr>
+          <w:b w:val="0"/>
+        </w:rPr>
+        <w:t xml:space="preserve"> it uses.</w:t>
+      </w:r>
+    </w:p>
+    <w:p>
+      <w:pPr>
+        <w:pStyle w:val="Heading3"/>
+      </w:pPr>
+      <w:r>
+        <w:t>My picture explanation, deciding evidence and one limit</w:t>
+      </w:r>
+    </w:p>
+    <w:p>
+      <w:r>
+        <w:t>________________________________________________________________</w:t>
+      </w:r>
+    </w:p>
+    <w:p>
+      <w:r>
+        <w:t>________________________________________________________________</w:t>
+      </w:r>
+    </w:p>
+    <w:p>
+      <w:r>
+        <w:t>________________________________________________________________</w:t>
+      </w:r>
+    </w:p>
+    <w:p>
+      <w:r>
+        <w:t>________________________________________________________________</w:t>
+      </w:r>
+    </w:p>
+    <w:p>
+      <w:pPr>
+        <w:pStyle w:val="Heading3"/>
+      </w:pPr>
+      <w:r>
+        <w:t>03. Mean amortised time, not single-request latency</w:t>
+      </w:r>
+    </w:p>
+    <w:p>
+      <w:r>
+        <w:drawing>
+          <wp:inline xmlns:a="http://schemas.openxmlformats.org/drawingml/2006/main" xmlns:pic="http://schemas.openxmlformats.org/drawingml/2006/picture">
+            <wp:extent cx="5486400" cy="2834640"/>
+            <wp:docPr id="5" name="Picture 5" descr="Mean amortised time, not single-request latency. Units: ms per case. P: 10. Q: 6."/>
+            <wp:cNvGraphicFramePr>
+              <a:graphicFrameLocks noChangeAspect="1"/>
+            </wp:cNvGraphicFramePr>
+            <a:graphic>
+              <a:graphicData uri="http://schemas.openxmlformats.org/drawingml/2006/picture">
+                <pic:pic>
+                  <pic:nvPicPr>
+                    <pic:cNvPr id="0" name="academy-story-ai-5-31-03.png"/>
+                    <pic:cNvPicPr/>
+                  </pic:nvPicPr>
+                  <pic:blipFill>
+                    <a:blip r:embed="rId13"/>
+                    <a:stretch>
+                      <a:fillRect/>
+                    </a:stretch>
+                  </pic:blipFill>
+                  <pic:spPr>
+                    <a:xfrm>
+                      <a:off x="0" y="0"/>
+                      <a:ext cx="5486400" cy="2834640"/>
+                    </a:xfrm>
+                    <a:prstGeom prst="rect"/>
+                  </pic:spPr>
+                </pic:pic>
+              </a:graphicData>
+            </a:graphic>
+          </wp:inline>
+        </w:drawing>
+      </w:r>
+    </w:p>
+    <w:p>
+      <w:pPr>
+        <w:spacing w:line="336" w:lineRule="auto" w:after="180"/>
+      </w:pPr>
+      <w:r>
+        <w:rPr>
+          <w:b w:val="0"/>
+        </w:rPr>
+        <w:t xml:space="preserve">Mean amortised time, not single-request </w:t>
+      </w:r>
+      <w:r>
+        <w:rPr>
+          <w:b/>
+        </w:rPr>
+        <w:t>latency</w:t>
+      </w:r>
+      <w:r>
+        <w:rPr>
+          <w:b w:val="0"/>
+        </w:rPr>
+        <w:t>. Units: ms per case. P: 10. Q: 6.</w:t>
+      </w:r>
+    </w:p>
+    <w:p>
+      <w:pPr>
+        <w:spacing w:line="336" w:lineRule="auto" w:after="180"/>
+        <w:shd w:fill="F5F1FB"/>
+      </w:pPr>
+      <w:r>
+        <w:rPr>
+          <w:b w:val="0"/>
+        </w:rPr>
+        <w:t>Read the labels and values. Explain the relationship the model shows.</w:t>
+      </w:r>
+    </w:p>
+    <w:p>
+      <w:pPr>
+        <w:pStyle w:val="Heading3"/>
+      </w:pPr>
+      <w:r>
+        <w:t>My picture explanation, deciding evidence and one limit</w:t>
+      </w:r>
+    </w:p>
+    <w:p>
+      <w:r>
+        <w:t>________________________________________________________________</w:t>
+      </w:r>
+    </w:p>
+    <w:p>
+      <w:r>
+        <w:t>________________________________________________________________</w:t>
+      </w:r>
+    </w:p>
+    <w:p>
+      <w:r>
+        <w:t>________________________________________________________________</w:t>
+      </w:r>
+    </w:p>
+    <w:p>
+      <w:r>
+        <w:t>________________________________________________________________</w:t>
+      </w:r>
+    </w:p>
+    <w:p>
+      <w:pPr>
+        <w:pStyle w:val="Heading3"/>
+      </w:pPr>
+      <w:r>
+        <w:t>04. Change one thing. Trace what follows.</w:t>
+      </w:r>
+    </w:p>
+    <w:p>
+      <w:r>
+        <w:drawing>
+          <wp:inline xmlns:a="http://schemas.openxmlformats.org/drawingml/2006/main" xmlns:pic="http://schemas.openxmlformats.org/drawingml/2006/picture">
+            <wp:extent cx="5486400" cy="3026664"/>
+            <wp:docPr id="6" name="Picture 6" descr="Original case: P meets the declared contract; Q is faster but ineligible. Changed condition: Lower the accuracy requirement to90% before a new selection exercise. Expected result: Both become eligible; Q has the smaller measured mean amortised time. Reason: The acceptance contract changed; Q’s measured accuracy did not improve."/>
+            <wp:cNvGraphicFramePr>
+              <a:graphicFrameLocks noChangeAspect="1"/>
+            </wp:cNvGraphicFramePr>
+            <a:graphic>
+              <a:graphicData uri="http://schemas.openxmlformats.org/drawingml/2006/picture">
+                <pic:pic>
+                  <pic:nvPicPr>
+                    <pic:cNvPr id="0" name="academy-story-ai-5-31-04.png"/>
+                    <pic:cNvPicPr/>
+                  </pic:nvPicPr>
+                  <pic:blipFill>
+                    <a:blip r:embed="rId14"/>
+                    <a:stretch>
+                      <a:fillRect/>
+                    </a:stretch>
+                  </pic:blipFill>
+                  <pic:spPr>
+                    <a:xfrm>
+                      <a:off x="0" y="0"/>
+                      <a:ext cx="5486400" cy="3026664"/>
+                    </a:xfrm>
+                    <a:prstGeom prst="rect"/>
+                  </pic:spPr>
+                </pic:pic>
+              </a:graphicData>
+            </a:graphic>
+          </wp:inline>
+        </w:drawing>
+      </w:r>
+    </w:p>
+    <w:p>
+      <w:pPr>
+        <w:spacing w:line="336" w:lineRule="auto" w:after="180"/>
+      </w:pPr>
+      <w:r>
+        <w:rPr>
+          <w:b w:val="0"/>
+        </w:rPr>
+        <w:t>Original case: P meets the declared contract; Q is faster but ineligible. Changed condition: Lower the accuracy requirement to90% before a new selection exercise.</w:t>
+      </w:r>
+    </w:p>
+    <w:p>
+      <w:pPr>
+        <w:spacing w:line="336" w:lineRule="auto" w:after="180"/>
+      </w:pPr>
+      <w:r>
+        <w:rPr>
+          <w:b w:val="0"/>
+        </w:rPr>
+        <w:t>Expected result: Both become eligible; Q has the smaller measured mean amortised time. Reason: The acceptance contract changed; Q’s measured accuracy did not improve.</w:t>
+      </w:r>
+    </w:p>
+    <w:p>
+      <w:pPr>
+        <w:spacing w:line="336" w:lineRule="auto" w:after="180"/>
+        <w:shd w:fill="F5F1FB"/>
+      </w:pPr>
+      <w:r>
+        <w:rPr>
+          <w:b w:val="0"/>
+        </w:rPr>
+        <w:t>Predict before checking the worked changed-case result. Name what changed and what the supplied facts allow you to conclude.</w:t>
+      </w:r>
+    </w:p>
+    <w:p>
+      <w:pPr>
+        <w:pStyle w:val="Heading3"/>
+      </w:pPr>
+      <w:r>
+        <w:t>My picture explanation, deciding evidence and one limit</w:t>
+      </w:r>
+    </w:p>
+    <w:p>
+      <w:r>
+        <w:t>________________________________________________________________</w:t>
+      </w:r>
+    </w:p>
+    <w:p>
+      <w:r>
+        <w:t>________________________________________________________________</w:t>
+      </w:r>
+    </w:p>
+    <w:p>
+      <w:r>
+        <w:t>________________________________________________________________</w:t>
+      </w:r>
+    </w:p>
+    <w:p>
+      <w:r>
+        <w:t>________________________________________________________________</w:t>
+      </w:r>
+    </w:p>
+    <w:p>
+      <w:pPr>
+        <w:pStyle w:val="Heading3"/>
+      </w:pPr>
+      <w:r>
+        <w:t>05. Connect the explanation to its limit</w:t>
+      </w:r>
+    </w:p>
+    <w:p>
+      <w:r>
+        <w:drawing>
+          <wp:inline xmlns:a="http://schemas.openxmlformats.org/drawingml/2006/main" xmlns:pic="http://schemas.openxmlformats.org/drawingml/2006/picture">
+            <wp:extent cx="5486400" cy="2834640"/>
+            <wp:docPr id="7" name="Picture 7" descr="Compare models on the same workload and apply every required condition. P meets both quality and time limits; Q’s speed does not compensate for missing the quality gate. Dividing total run duration by forty gives an amortised time per case. It does not measure the wait for one isolated request, which needs its own timed experiment. Limit: Record hardware, batching, warm-up and variability; these supplied timings are toy measurements, not actual benchmark runs."/>
+            <wp:cNvGraphicFramePr>
+              <a:graphicFrameLocks noChangeAspect="1"/>
+            </wp:cNvGraphicFramePr>
+            <a:graphic>
+              <a:graphicData uri="http://schemas.openxmlformats.org/drawingml/2006/picture">
+                <pic:pic>
+                  <pic:nvPicPr>
+                    <pic:cNvPr id="0" name="academy-story-ai-5-31-05.png"/>
+                    <pic:cNvPicPr/>
+                  </pic:nvPicPr>
+                  <pic:blipFill>
+                    <a:blip r:embed="rId15"/>
+                    <a:stretch>
+                      <a:fillRect/>
+                    </a:stretch>
+                  </pic:blipFill>
+                  <pic:spPr>
+                    <a:xfrm>
+                      <a:off x="0" y="0"/>
+                      <a:ext cx="5486400" cy="2834640"/>
+                    </a:xfrm>
+                    <a:prstGeom prst="rect"/>
+                  </pic:spPr>
+                </pic:pic>
+              </a:graphicData>
+            </a:graphic>
+          </wp:inline>
+        </w:drawing>
+      </w:r>
+    </w:p>
+    <w:p>
+      <w:pPr>
+        <w:spacing w:line="336" w:lineRule="auto" w:after="180"/>
+      </w:pPr>
+      <w:r>
+        <w:rPr>
+          <w:b w:val="0"/>
+        </w:rPr>
+        <w:t>Compare models on the same workload and apply every required condition. P meets both quality and time limits; Q’s speed does not compensate for missing the quality gate.</w:t>
+      </w:r>
+    </w:p>
+    <w:p>
+      <w:pPr>
+        <w:spacing w:line="336" w:lineRule="auto" w:after="180"/>
+      </w:pPr>
+      <w:r>
+        <w:rPr>
+          <w:b w:val="0"/>
+        </w:rPr>
+        <w:t>Dividing total run duration by forty gives an amortised time per case. It does not measure the wait for one isolated request, which needs its own timed experiment.</w:t>
+      </w:r>
+    </w:p>
+    <w:p>
+      <w:pPr>
+        <w:spacing w:line="336" w:lineRule="auto" w:after="180"/>
+      </w:pPr>
+      <w:r>
+        <w:rPr>
+          <w:b w:val="0"/>
+        </w:rPr>
+        <w:t>Limit: Record hardware, batching, warm-up and variability; these supplied timings are toy measurements, not actual benchmark runs.</w:t>
+      </w:r>
+    </w:p>
+    <w:p>
+      <w:pPr>
+        <w:spacing w:line="336" w:lineRule="auto" w:after="180"/>
+        <w:shd w:fill="F5F1FB"/>
+      </w:pPr>
+      <w:r>
+        <w:rPr>
+          <w:b w:val="0"/>
+        </w:rPr>
+        <w:t>Explain the case, then point to a limit on the claim.</w:t>
+      </w:r>
+    </w:p>
+    <w:p>
+      <w:pPr>
+        <w:pStyle w:val="Heading3"/>
+      </w:pPr>
+      <w:r>
+        <w:t>My picture explanation, deciding evidence and one limit</w:t>
+      </w:r>
+    </w:p>
+    <w:p>
+      <w:r>
+        <w:t>________________________________________________________________</w:t>
+      </w:r>
+    </w:p>
+    <w:p>
+      <w:r>
+        <w:t>________________________________________________________________</w:t>
+      </w:r>
+    </w:p>
+    <w:p>
+      <w:r>
+        <w:t>________________________________________________________________</w:t>
+      </w:r>
+    </w:p>
+    <w:p>
+      <w:r>
+        <w:t>________________________________________________________________</w:t>
+      </w:r>
+    </w:p>
+    <w:p>
+      <w:pPr>
+        <w:pStyle w:val="Heading3"/>
+      </w:pPr>
+      <w:r>
+        <w:t>06. Make the idea visible in your project</w:t>
+      </w:r>
+    </w:p>
+    <w:p>
+      <w:r>
+        <w:drawing>
+          <wp:inline xmlns:a="http://schemas.openxmlformats.org/drawingml/2006/main" xmlns:pic="http://schemas.openxmlformats.org/drawingml/2006/picture">
+            <wp:extent cx="5486400" cy="3681984"/>
+            <wp:docPr id="8" name="Picture 8" descr="For your Image-pattern Network Investigation, save the input, procedure, observed result and limitation of this check. Label this worked example as practice; use a different, previously unreviewed case when checking independent understanding. Draw your input, deciding step, result and limit. Supported question: Why is 10ms/case not necessarily a single-request latency? Point to the relevant step in the picture, then write the changed result and the rule or evidence that supports it."/>
+            <wp:cNvGraphicFramePr>
+              <a:graphicFrameLocks noChangeAspect="1"/>
+            </wp:cNvGraphicFramePr>
+            <a:graphic>
+              <a:graphicData uri="http://schemas.openxmlformats.org/drawingml/2006/picture">
+                <pic:pic>
+                  <pic:nvPicPr>
+                    <pic:cNvPr id="0" name="academy-story-ai-5-31-06.png"/>
+                    <pic:cNvPicPr/>
+                  </pic:nvPicPr>
+                  <pic:blipFill>
+                    <a:blip r:embed="rId16"/>
+                    <a:stretch>
+                      <a:fillRect/>
+                    </a:stretch>
+                  </pic:blipFill>
+                  <pic:spPr>
+                    <a:xfrm>
+                      <a:off x="0" y="0"/>
+                      <a:ext cx="5486400" cy="3681984"/>
+                    </a:xfrm>
+                    <a:prstGeom prst="rect"/>
+                  </pic:spPr>
+                </pic:pic>
+              </a:graphicData>
+            </a:graphic>
+          </wp:inline>
+        </w:drawing>
+      </w:r>
+    </w:p>
+    <w:p>
+      <w:pPr>
+        <w:spacing w:line="336" w:lineRule="auto" w:after="180"/>
+      </w:pPr>
+      <w:r>
+        <w:rPr>
+          <w:b w:val="0"/>
+        </w:rPr>
+        <w:t xml:space="preserve">For your Image-pattern Network Investigation, save the </w:t>
+      </w:r>
+      <w:r>
+        <w:rPr>
+          <w:b/>
+        </w:rPr>
+        <w:t>input</w:t>
+      </w:r>
+      <w:r>
+        <w:rPr>
+          <w:b w:val="0"/>
+        </w:rPr>
+        <w:t>, procedure, observed result and limitation of this check.</w:t>
+      </w:r>
+    </w:p>
+    <w:p>
+      <w:pPr>
+        <w:spacing w:line="336" w:lineRule="auto" w:after="180"/>
+      </w:pPr>
+      <w:r>
+        <w:rPr>
+          <w:b w:val="0"/>
+        </w:rPr>
+        <w:t xml:space="preserve">Label this worked example as practice; use a different, previously unreviewed case when checking independent understanding. Draw your </w:t>
+      </w:r>
+      <w:r>
+        <w:rPr>
+          <w:b/>
+        </w:rPr>
+        <w:t>input</w:t>
+      </w:r>
+      <w:r>
+        <w:rPr>
+          <w:b w:val="0"/>
+        </w:rPr>
+        <w:t>, deciding step, result and limit.</w:t>
+      </w:r>
+    </w:p>
+    <w:p>
+      <w:pPr>
+        <w:spacing w:line="336" w:lineRule="auto" w:after="180"/>
+      </w:pPr>
+      <w:r>
+        <w:rPr>
+          <w:b w:val="0"/>
+        </w:rPr>
+        <w:t xml:space="preserve">Supported question: Why is 10ms/case not necessarily a single-request </w:t>
+      </w:r>
+      <w:r>
+        <w:rPr>
+          <w:b/>
+        </w:rPr>
+        <w:t>latency</w:t>
+      </w:r>
+      <w:r>
+        <w:rPr>
+          <w:b w:val="0"/>
+        </w:rPr>
+        <w:t xml:space="preserve">? Point to the relevant step in the picture, then write the changed result and the rule or </w:t>
+      </w:r>
+      <w:r>
+        <w:rPr>
+          <w:b/>
+        </w:rPr>
+        <w:t>evidence</w:t>
+      </w:r>
+      <w:r>
+        <w:rPr>
+          <w:b w:val="0"/>
+        </w:rPr>
+        <w:t xml:space="preserve"> that supports it.</w:t>
+      </w:r>
+    </w:p>
+    <w:p>
+      <w:pPr>
+        <w:spacing w:line="336" w:lineRule="auto" w:after="180"/>
+        <w:shd w:fill="F5F1FB"/>
+      </w:pPr>
+      <w:r>
+        <w:rPr>
+          <w:b w:val="0"/>
+        </w:rPr>
+        <w:t xml:space="preserve">Draw your project trace and justify the deciding step using </w:t>
+      </w:r>
+      <w:r>
+        <w:rPr>
+          <w:b/>
+        </w:rPr>
+        <w:t>evidence</w:t>
+      </w:r>
+      <w:r>
+        <w:rPr>
+          <w:b w:val="0"/>
+        </w:rPr>
+        <w:t>.</w:t>
+      </w:r>
+    </w:p>
+    <w:p>
+      <w:pPr>
+        <w:pStyle w:val="Heading3"/>
+      </w:pPr>
+      <w:r>
+        <w:t>My picture explanation, deciding evidence and one limit</w:t>
       </w:r>
     </w:p>
     <w:p>

--- a/downloads/workbook/ai-5-week-31.docx
+++ b/downloads/workbook/ai-5-week-31.docx
@@ -168,6 +168,352 @@
     <w:p>
       <w:r>
         <w:t>________________________________________________________________</w:t>
+      </w:r>
+    </w:p>
+    <w:p>
+      <w:pPr>
+        <w:pStyle w:val="Heading3"/>
+      </w:pPr>
+      <w:r>
+        <w:t>Lesson reference for workbook practice</w:t>
+      </w:r>
+    </w:p>
+    <w:p>
+      <w:pPr>
+        <w:spacing w:line="336" w:lineRule="auto" w:after="180"/>
+        <w:shd w:fill="F1F6F8"/>
+      </w:pPr>
+      <w:r>
+        <w:rPr>
+          <w:b w:val="0"/>
+        </w:rPr>
+        <w:t>Use this reference for the original W1–W3 and W5 exercises. The separately named independent case supplies its own changed facts; use those facts for that attempt before feedback.</w:t>
+      </w:r>
+    </w:p>
+    <w:p>
+      <w:pPr>
+        <w:spacing w:line="336" w:lineRule="auto" w:after="180"/>
+      </w:pPr>
+      <w:r>
+        <w:rPr>
+          <w:b w:val="0"/>
+        </w:rPr>
+        <w:t xml:space="preserve">A neural model can be faster yet fail the task’s accuracy requirement. </w:t>
+      </w:r>
+      <w:r>
+        <w:rPr>
+          <w:b/>
+        </w:rPr>
+        <w:t>Training</w:t>
+      </w:r>
+      <w:r>
+        <w:rPr>
+          <w:b w:val="0"/>
+        </w:rPr>
+        <w:t xml:space="preserve"> cost and </w:t>
+      </w:r>
+      <w:r>
+        <w:rPr>
+          <w:b/>
+        </w:rPr>
+        <w:t>prediction</w:t>
+      </w:r>
+      <w:r>
+        <w:rPr>
+          <w:b w:val="0"/>
+        </w:rPr>
+        <w:t xml:space="preserve"> cost are different: </w:t>
+      </w:r>
+      <w:r>
+        <w:rPr>
+          <w:b/>
+        </w:rPr>
+        <w:t>training</w:t>
+      </w:r>
+      <w:r>
+        <w:rPr>
+          <w:b w:val="0"/>
+        </w:rPr>
+        <w:t xml:space="preserve"> updates parameters, while inference uses the fitted model.</w:t>
+      </w:r>
+    </w:p>
+    <w:p>
+      <w:pPr>
+        <w:spacing w:line="336" w:lineRule="auto" w:after="180"/>
+      </w:pPr>
+      <w:r>
+        <w:rPr>
+          <w:b w:val="0"/>
+        </w:rPr>
+        <w:t>Compare quality and resources together under a declared test, rather than calling a model efficient from one small number.</w:t>
+      </w:r>
+    </w:p>
+    <w:p>
+      <w:pPr>
+        <w:spacing w:line="336" w:lineRule="auto" w:after="180"/>
+      </w:pPr>
+      <w:r>
+        <w:rPr>
+          <w:b w:val="0"/>
+        </w:rPr>
+        <w:t xml:space="preserve">Use these invented classroom timings for models A and B. Each timed pass </w:t>
+      </w:r>
+      <w:r>
+        <w:rPr>
+          <w:b/>
+        </w:rPr>
+        <w:t>process</w:t>
+      </w:r>
+      <w:r>
+        <w:rPr>
+          <w:b w:val="0"/>
+        </w:rPr>
+        <w:t>es the same 100 pre</w:t>
+      </w:r>
+      <w:r>
+        <w:rPr>
+          <w:b/>
+        </w:rPr>
+        <w:t>process</w:t>
+      </w:r>
+      <w:r>
+        <w:rPr>
+          <w:b w:val="0"/>
+        </w:rPr>
+        <w:t>ed examples sequentially, one at a time, on the same device and precision.</w:t>
+      </w:r>
+    </w:p>
+    <w:p>
+      <w:pPr>
+        <w:spacing w:line="336" w:lineRule="auto" w:after="180"/>
+      </w:pPr>
+      <w:r>
+        <w:rPr>
+          <w:b w:val="0"/>
+        </w:rPr>
+        <w:t xml:space="preserve">Start before the first </w:t>
+      </w:r>
+      <w:r>
+        <w:rPr>
+          <w:b/>
+        </w:rPr>
+        <w:t>prediction</w:t>
+      </w:r>
+      <w:r>
+        <w:rPr>
+          <w:b w:val="0"/>
+        </w:rPr>
+        <w:t xml:space="preserve"> and stop after the final </w:t>
+      </w:r>
+      <w:r>
+        <w:rPr>
+          <w:b/>
+        </w:rPr>
+        <w:t>prediction</w:t>
+      </w:r>
+      <w:r>
+        <w:rPr>
+          <w:b w:val="0"/>
+        </w:rPr>
+        <w:t xml:space="preserve"> completes. Loading and pre</w:t>
+      </w:r>
+      <w:r>
+        <w:rPr>
+          <w:b/>
+        </w:rPr>
+        <w:t>process</w:t>
+      </w:r>
+      <w:r>
+        <w:rPr>
+          <w:b w:val="0"/>
+        </w:rPr>
+        <w:t>ing are excluded for both. One untimed warm-up pass precedes three timed passes; the warm-up work must still be reported.</w:t>
+      </w:r>
+    </w:p>
+    <w:tbl>
+      <w:tblPr>
+        <w:tblStyle w:val="LightShading-Accent1"/>
+        <w:tblW w:type="auto" w:w="0"/>
+        <w:tblLook w:firstColumn="1" w:firstRow="1" w:lastColumn="0" w:lastRow="0" w:noHBand="0" w:noVBand="1" w:val="04A0"/>
+      </w:tblPr>
+      <w:tblGrid>
+        <w:gridCol w:w="3408"/>
+        <w:gridCol w:w="3408"/>
+        <w:gridCol w:w="3408"/>
+      </w:tblGrid>
+      <w:tr>
+        <w:trPr>
+          <w:tblHeader/>
+        </w:trPr>
+        <w:tc>
+          <w:tcPr>
+            <w:tcW w:type="dxa" w:w="3408"/>
+          </w:tcPr>
+          <w:p>
+            <w:r>
+              <w:t>Measurement</w:t>
+            </w:r>
+          </w:p>
+        </w:tc>
+        <w:tc>
+          <w:tcPr>
+            <w:tcW w:type="dxa" w:w="3408"/>
+          </w:tcPr>
+          <w:p>
+            <w:r>
+              <w:t>Model A</w:t>
+            </w:r>
+          </w:p>
+        </w:tc>
+        <w:tc>
+          <w:tcPr>
+            <w:tcW w:type="dxa" w:w="3408"/>
+          </w:tcPr>
+          <w:p>
+            <w:r>
+              <w:t>Model B</w:t>
+            </w:r>
+          </w:p>
+        </w:tc>
+      </w:tr>
+      <w:tr>
+        <w:tc>
+          <w:tcPr>
+            <w:tcW w:type="dxa" w:w="3408"/>
+          </w:tcPr>
+          <w:p>
+            <w:r>
+              <w:t>Pass 1 seconds</w:t>
+            </w:r>
+          </w:p>
+        </w:tc>
+        <w:tc>
+          <w:tcPr>
+            <w:tcW w:type="dxa" w:w="3408"/>
+          </w:tcPr>
+          <w:p>
+            <w:r>
+              <w:t>2.0</w:t>
+            </w:r>
+          </w:p>
+        </w:tc>
+        <w:tc>
+          <w:tcPr>
+            <w:tcW w:type="dxa" w:w="3408"/>
+          </w:tcPr>
+          <w:p>
+            <w:r>
+              <w:t>1.2</w:t>
+            </w:r>
+          </w:p>
+        </w:tc>
+      </w:tr>
+      <w:tr>
+        <w:tc>
+          <w:tcPr>
+            <w:tcW w:type="dxa" w:w="3408"/>
+          </w:tcPr>
+          <w:p>
+            <w:r>
+              <w:t>Pass 2 seconds</w:t>
+            </w:r>
+          </w:p>
+        </w:tc>
+        <w:tc>
+          <w:tcPr>
+            <w:tcW w:type="dxa" w:w="3408"/>
+          </w:tcPr>
+          <w:p>
+            <w:r>
+              <w:t>2.2</w:t>
+            </w:r>
+          </w:p>
+        </w:tc>
+        <w:tc>
+          <w:tcPr>
+            <w:tcW w:type="dxa" w:w="3408"/>
+          </w:tcPr>
+          <w:p>
+            <w:r>
+              <w:t>1.1</w:t>
+            </w:r>
+          </w:p>
+        </w:tc>
+      </w:tr>
+      <w:tr>
+        <w:tc>
+          <w:tcPr>
+            <w:tcW w:type="dxa" w:w="3408"/>
+          </w:tcPr>
+          <w:p>
+            <w:r>
+              <w:t>Pass 3 seconds</w:t>
+            </w:r>
+          </w:p>
+        </w:tc>
+        <w:tc>
+          <w:tcPr>
+            <w:tcW w:type="dxa" w:w="3408"/>
+          </w:tcPr>
+          <w:p>
+            <w:r>
+              <w:t>1.8</w:t>
+            </w:r>
+          </w:p>
+        </w:tc>
+        <w:tc>
+          <w:tcPr>
+            <w:tcW w:type="dxa" w:w="3408"/>
+          </w:tcPr>
+          <w:p>
+            <w:r>
+              <w:t>1.3</w:t>
+            </w:r>
+          </w:p>
+        </w:tc>
+      </w:tr>
+      <w:tr>
+        <w:tc>
+          <w:tcPr>
+            <w:tcW w:type="dxa" w:w="3408"/>
+          </w:tcPr>
+          <w:p>
+            <w:r>
+              <w:t>Correct on 100 validation cases</w:t>
+            </w:r>
+          </w:p>
+        </w:tc>
+        <w:tc>
+          <w:tcPr>
+            <w:tcW w:type="dxa" w:w="3408"/>
+          </w:tcPr>
+          <w:p>
+            <w:r>
+              <w:t>92</w:t>
+            </w:r>
+          </w:p>
+        </w:tc>
+        <w:tc>
+          <w:tcPr>
+            <w:tcW w:type="dxa" w:w="3408"/>
+          </w:tcPr>
+          <w:p>
+            <w:r>
+              <w:t>90</w:t>
+            </w:r>
+          </w:p>
+        </w:tc>
+      </w:tr>
+    </w:tbl>
+    <w:p>
+      <w:pPr>
+        <w:spacing w:line="336" w:lineRule="auto" w:after="180"/>
+      </w:pPr>
+      <w:r>
+        <w:rPr>
+          <w:b w:val="0"/>
+        </w:rPr>
+        <w:t>The validation cases are the same for both models and are scored once each; repeating timing passes does not create 300 independent quality examples. No actual benchmark was run to produce this table.</w:t>
       </w:r>
     </w:p>
     <w:p>
@@ -1221,7 +1567,7 @@
         <w:rPr>
           <w:b w:val="0"/>
         </w:rPr>
-        <w:t>Both evaluate40 cases. P times [0.32, 0.40, 0.48]seconds, 38 correct; Q times [0.20, 0.24, 0.28]seconds, 36 correct. Requireaccuracy&gt;=93% and mean amortised time&lt;=12ms/case.</w:t>
+        <w:t>Both evaluate 40 cases. P times [0.32, 0.40, 0.48]seconds, 38 correct; Q times [0.20, 0.24, 0.28]seconds, 36 correct. Requireaccuracy&gt;=93% and mean amortised time&lt;=12 ms/case.</w:t>
       </w:r>
     </w:p>
     <w:p>
@@ -1288,7 +1634,7 @@
         <w:drawing>
           <wp:inline xmlns:a="http://schemas.openxmlformats.org/drawingml/2006/main" xmlns:pic="http://schemas.openxmlformats.org/drawingml/2006/picture">
             <wp:extent cx="5486400" cy="5225143"/>
-            <wp:docPr id="2" name="Picture 2" descr="Efficiency and resource measurement. Summarise P: Mean time0.40s; 10ms/case; accuracy 38/40=95%: passesboth.. Summarise Q: Mean time0.24s; 6ms/case; accuracy 36/40=90%: failsquality.. Choose eligible candidate: P meets the declared contract; Q is faster but ineligible."/>
+            <wp:docPr id="2" name="Picture 2" descr="Efficiency and resource measurement. Summarise P: Mean time 0.40s; 10 ms/case; accuracy 38/40=95%: passes both.. Summarise Q: Mean time 0.24s; 6 ms/case; accuracy 36/40=90%: fails quality.. Choose eligible candidate: P meets the declared contract; Q is faster but ineligible."/>
             <wp:cNvGraphicFramePr>
               <a:graphicFrameLocks noChangeAspect="1"/>
             </wp:cNvGraphicFramePr>
@@ -1327,7 +1673,7 @@
         <w:rPr>
           <w:b w:val="0"/>
         </w:rPr>
-        <w:t xml:space="preserve">Why is 10ms/case not necessarily a single-request </w:t>
+        <w:t xml:space="preserve">Why is 10 ms/case not necessarily a single-request </w:t>
       </w:r>
       <w:r>
         <w:rPr>
@@ -2337,7 +2683,7 @@
         <w:drawing>
           <wp:inline xmlns:a="http://schemas.openxmlformats.org/drawingml/2006/main" xmlns:pic="http://schemas.openxmlformats.org/drawingml/2006/picture">
             <wp:extent cx="5486400" cy="3438144"/>
-            <wp:docPr id="3" name="Picture 3" descr="Compare speed and quality under the same case count and acceptance contract. Supplied facts: Both evaluate40 cases. P times [0.32, 0.40, 0.48]seconds, 38 correct; Q times [0.20, 0.24, 0.28]seconds, 36 correct. Requireaccuracy&gt;=93% and mean amortised time&lt;=12ms/case. All inputs and outcomes in this worked example are invented classroom data; no real model run is claimed."/>
+            <wp:docPr id="3" name="Picture 3" descr="Compare speed and quality under the same case count and acceptance contract. Supplied facts: Both evaluate 40 cases. P times [0.32, 0.40, 0.48]seconds, 38 correct; Q times [0.20, 0.24, 0.28]seconds, 36 correct. Requireaccuracy&gt;=93% and mean amortised time&lt;=12 ms/case. All inputs and outcomes in this worked example are invented classroom data; no real model run is claimed."/>
             <wp:cNvGraphicFramePr>
               <a:graphicFrameLocks noChangeAspect="1"/>
             </wp:cNvGraphicFramePr>
@@ -2376,7 +2722,7 @@
         <w:rPr>
           <w:b w:val="0"/>
         </w:rPr>
-        <w:t>Compare speed and quality under the same case count and acceptance contract. Supplied facts: Both evaluate40 cases. P times [0.32, 0.40, 0.48]seconds, 38 correct; Q times [0.20, 0.24, 0.28]seconds, 36 correct.</w:t>
+        <w:t>Compare speed and quality under the same case count and acceptance contract. Supplied facts: Both evaluate 40 cases. P times [0.32, 0.40, 0.48]seconds, 38 correct; Q times [0.20, 0.24, 0.28]seconds, 36 correct.</w:t>
       </w:r>
     </w:p>
     <w:p>
@@ -2387,7 +2733,7 @@
         <w:rPr>
           <w:b w:val="0"/>
         </w:rPr>
-        <w:t xml:space="preserve">Requireaccuracy&gt;=93% and mean amortised time&lt;=12ms/case. All </w:t>
+        <w:t xml:space="preserve">Requireaccuracy&gt;=93% and mean amortised time&lt;=12 ms/case. All </w:t>
       </w:r>
       <w:r>
         <w:rPr>
@@ -2455,7 +2801,7 @@
         <w:drawing>
           <wp:inline xmlns:a="http://schemas.openxmlformats.org/drawingml/2006/main" xmlns:pic="http://schemas.openxmlformats.org/drawingml/2006/picture">
             <wp:extent cx="5486400" cy="3182112"/>
-            <wp:docPr id="4" name="Picture 4" descr="Summarise P: Mean time0.40s; 10ms/case; accuracy 38/40=95%: passesboth. → Summarise Q: Mean time0.24s; 6ms/case; accuracy 36/40=90%: failsquality. → Choose eligible candidate: P meets the declared contract; Q is faster but ineligible."/>
+            <wp:docPr id="4" name="Picture 4" descr="Summarise P: Mean time 0.40s; 10 ms/case; accuracy 38/40=95%: passes both. → Summarise Q: Mean time 0.24s; 6 ms/case; accuracy 36/40=90%: fails quality. → Choose eligible candidate: P meets the declared contract; Q is faster but ineligible."/>
             <wp:cNvGraphicFramePr>
               <a:graphicFrameLocks noChangeAspect="1"/>
             </wp:cNvGraphicFramePr>
@@ -2494,7 +2840,7 @@
         <w:rPr>
           <w:b w:val="0"/>
         </w:rPr>
-        <w:t>Summarise P: Mean time0.40s; 10ms/case; accuracy 38/40=95%: passesboth. → Summarise Q: Mean time0.24s; 6ms/case; accuracy 36/40=90%: failsquality. → Choose eligible candidate: P meets the declared contract; Q is faster but ineligible.</w:t>
+        <w:t>Summarise P: Mean time 0.40s; 10 ms/case; accuracy 38/40=95%: passes both. → Summarise Q: Mean time 0.24s; 6 ms/case; accuracy 36/40=90%: fails quality. → Choose eligible candidate: P meets the declared contract; Q is faster but ineligible.</w:t>
       </w:r>
     </w:p>
     <w:p>
@@ -2892,7 +3238,7 @@
         <w:drawing>
           <wp:inline xmlns:a="http://schemas.openxmlformats.org/drawingml/2006/main" xmlns:pic="http://schemas.openxmlformats.org/drawingml/2006/picture">
             <wp:extent cx="5486400" cy="3681984"/>
-            <wp:docPr id="8" name="Picture 8" descr="For your Image-pattern Network Investigation, save the input, procedure, observed result and limitation of this check. Label this worked example as practice; use a different, previously unreviewed case when checking independent understanding. Draw your input, deciding step, result and limit. Supported question: Why is 10ms/case not necessarily a single-request latency? Point to the relevant step in the picture, then write the changed result and the rule or evidence that supports it."/>
+            <wp:docPr id="8" name="Picture 8" descr="For your Image-pattern Network Investigation, save the input, procedure, observed result and limitation of this check. Label this worked example as practice; use a different, previously unreviewed case when checking independent understanding. Draw your input, deciding step, result and limit. Supported question: Why is 10 ms/case not necessarily a single-request latency? Point to the relevant step in the picture, then write the changed result and the rule or evidence that supports it."/>
             <wp:cNvGraphicFramePr>
               <a:graphicFrameLocks noChangeAspect="1"/>
             </wp:cNvGraphicFramePr>
@@ -2977,7 +3323,7 @@
         <w:rPr>
           <w:b w:val="0"/>
         </w:rPr>
-        <w:t xml:space="preserve">Supported question: Why is 10ms/case not necessarily a single-request </w:t>
+        <w:t xml:space="preserve">Supported question: Why is 10 ms/case not necessarily a single-request </w:t>
       </w:r>
       <w:r>
         <w:rPr>

--- a/downloads/workbook/ai-5-week-31.docx
+++ b/downloads/workbook/ai-5-week-31.docx
@@ -25,22 +25,45 @@
         <w:pStyle w:val="Heading1"/>
       </w:pPr>
       <w:r>
-        <w:t>01. Recall and choose your starting point</w:t>
-      </w:r>
-    </w:p>
-    <w:p>
-      <w:r>
-        <w:t>Record your starting explanation for Efficiency and resource measurement before opening notes. Show any later correction separately.</w:t>
-      </w:r>
-    </w:p>
-    <w:p>
-      <w:pPr>
-        <w:spacing w:line="336" w:lineRule="auto" w:after="180"/>
-      </w:pPr>
-      <w:r>
-        <w:rPr>
-          <w:b w:val="0"/>
-        </w:rPr>
+        <w:t>One complete model comparison record.</w:t>
+      </w:r>
+    </w:p>
+    <w:p>
+      <w:r>
+        <w:t>Preserve raw timings, quality counts, resource scope and honest limits.</w:t>
+      </w:r>
+    </w:p>
+    <w:p>
+      <w:r>
+        <w:t>Recall → W1–W3/W5 → independent comparison → project protocol → delayed return.</w:t>
+      </w:r>
+    </w:p>
+    <w:p>
+      <w:pPr>
+        <w:pStyle w:val="Heading1"/>
+      </w:pPr>
+      <w:r>
+        <w:t>01. Recall · Retrieve before notes</w:t>
+      </w:r>
+    </w:p>
+    <w:p>
+      <w:r>
+        <w:t>Keep this task’s inputs,rule and response together.</w:t>
+      </w:r>
+    </w:p>
+    <w:p>
+      <w:pPr>
+        <w:pStyle w:val="Heading2"/>
+      </w:pPr>
+      <w:r>
+        <w:t>Complete task and evidence</w:t>
+      </w:r>
+    </w:p>
+    <w:p>
+      <w:pPr>
+        <w:pStyle w:val="ListBullet"/>
+      </w:pPr>
+      <w:r>
         <w:t>Try the recall before opening notes. Then use a different colour or a labelled second line to correct your explanation.</w:t>
       </w:r>
     </w:p>
@@ -54,12 +77,9 @@
     </w:p>
     <w:p>
       <w:pPr>
-        <w:spacing w:line="336" w:lineRule="auto" w:after="180"/>
-      </w:pPr>
-      <w:r>
-        <w:rPr>
-          <w:b w:val="0"/>
-        </w:rPr>
+        <w:pStyle w:val="ListBullet"/>
+      </w:pPr>
+      <w:r>
         <w:t>Without opening the old lesson, explain one key idea from Dataset shift in neural models. Give an example and a mistake that the idea helps you avoid.</w:t>
       </w:r>
     </w:p>
@@ -96,12 +116,9 @@
     </w:p>
     <w:p>
       <w:pPr>
-        <w:spacing w:line="336" w:lineRule="auto" w:after="180"/>
-      </w:pPr>
-      <w:r>
-        <w:rPr>
-          <w:b w:val="0"/>
-        </w:rPr>
+        <w:pStyle w:val="ListBullet"/>
+      </w:pPr>
+      <w:r>
         <w:t>Without opening the old lesson, explain one key idea from Transfer learning. Give an example and a mistake that the idea helps you avoid.</w:t>
       </w:r>
     </w:p>
@@ -138,12 +155,9 @@
     </w:p>
     <w:p>
       <w:pPr>
-        <w:spacing w:line="336" w:lineRule="auto" w:after="180"/>
-      </w:pPr>
-      <w:r>
-        <w:rPr>
-          <w:b w:val="0"/>
-        </w:rPr>
+        <w:pStyle w:val="ListBullet"/>
+      </w:pPr>
+      <w:r>
         <w:t>Without opening the old lesson, explain one key idea from Sequence representations. Give an example and a mistake that the idea helps you avoid.</w:t>
       </w:r>
     </w:p>
@@ -180,154 +194,26 @@
     </w:p>
     <w:p>
       <w:pPr>
-        <w:spacing w:line="336" w:lineRule="auto" w:after="180"/>
-        <w:shd w:fill="F1F6F8"/>
-      </w:pPr>
-      <w:r>
-        <w:rPr>
-          <w:b w:val="0"/>
-        </w:rPr>
+        <w:pStyle w:val="ListBullet"/>
+      </w:pPr>
+      <w:r>
         <w:t>Use this reference for the original W1–W3 and W5 exercises. The separately named independent case supplies its own changed facts; use those facts for that attempt before feedback.</w:t>
       </w:r>
     </w:p>
     <w:p>
       <w:pPr>
-        <w:spacing w:line="336" w:lineRule="auto" w:after="180"/>
-      </w:pPr>
-      <w:r>
-        <w:rPr>
-          <w:b w:val="0"/>
-        </w:rPr>
-        <w:t xml:space="preserve">A neural model can be faster yet fail the task’s accuracy requirement. </w:t>
-      </w:r>
-      <w:r>
-        <w:rPr>
-          <w:b/>
-        </w:rPr>
-        <w:t>Training</w:t>
-      </w:r>
-      <w:r>
-        <w:rPr>
-          <w:b w:val="0"/>
-        </w:rPr>
-        <w:t xml:space="preserve"> cost and </w:t>
-      </w:r>
-      <w:r>
-        <w:rPr>
-          <w:b/>
-        </w:rPr>
-        <w:t>prediction</w:t>
-      </w:r>
-      <w:r>
-        <w:rPr>
-          <w:b w:val="0"/>
-        </w:rPr>
-        <w:t xml:space="preserve"> cost are different: </w:t>
-      </w:r>
-      <w:r>
-        <w:rPr>
-          <w:b/>
-        </w:rPr>
-        <w:t>training</w:t>
-      </w:r>
-      <w:r>
-        <w:rPr>
-          <w:b w:val="0"/>
-        </w:rPr>
-        <w:t xml:space="preserve"> updates parameters, while inference uses the fitted model.</w:t>
-      </w:r>
-    </w:p>
-    <w:p>
-      <w:pPr>
-        <w:spacing w:line="336" w:lineRule="auto" w:after="180"/>
-      </w:pPr>
-      <w:r>
-        <w:rPr>
-          <w:b w:val="0"/>
-        </w:rPr>
-        <w:t>Compare quality and resources together under a declared test, rather than calling a model efficient from one small number.</w:t>
-      </w:r>
-    </w:p>
-    <w:p>
-      <w:pPr>
-        <w:spacing w:line="336" w:lineRule="auto" w:after="180"/>
-      </w:pPr>
-      <w:r>
-        <w:rPr>
-          <w:b w:val="0"/>
-        </w:rPr>
-        <w:t xml:space="preserve">Use these invented classroom timings for models A and B. Each timed pass </w:t>
-      </w:r>
-      <w:r>
-        <w:rPr>
-          <w:b/>
-        </w:rPr>
-        <w:t>process</w:t>
-      </w:r>
-      <w:r>
-        <w:rPr>
-          <w:b w:val="0"/>
-        </w:rPr>
-        <w:t>es the same 100 pre</w:t>
-      </w:r>
-      <w:r>
-        <w:rPr>
-          <w:b/>
-        </w:rPr>
-        <w:t>process</w:t>
-      </w:r>
-      <w:r>
-        <w:rPr>
-          <w:b w:val="0"/>
-        </w:rPr>
-        <w:t>ed examples sequentially, one at a time, on the same device and precision.</w:t>
-      </w:r>
-    </w:p>
-    <w:p>
-      <w:pPr>
-        <w:spacing w:line="336" w:lineRule="auto" w:after="180"/>
-      </w:pPr>
-      <w:r>
-        <w:rPr>
-          <w:b w:val="0"/>
-        </w:rPr>
-        <w:t xml:space="preserve">Start before the first </w:t>
-      </w:r>
-      <w:r>
-        <w:rPr>
-          <w:b/>
-        </w:rPr>
-        <w:t>prediction</w:t>
-      </w:r>
-      <w:r>
-        <w:rPr>
-          <w:b w:val="0"/>
-        </w:rPr>
-        <w:t xml:space="preserve"> and stop after the final </w:t>
-      </w:r>
-      <w:r>
-        <w:rPr>
-          <w:b/>
-        </w:rPr>
-        <w:t>prediction</w:t>
-      </w:r>
-      <w:r>
-        <w:rPr>
-          <w:b w:val="0"/>
-        </w:rPr>
-        <w:t xml:space="preserve"> completes. Loading and pre</w:t>
-      </w:r>
-      <w:r>
-        <w:rPr>
-          <w:b/>
-        </w:rPr>
-        <w:t>process</w:t>
-      </w:r>
-      <w:r>
-        <w:rPr>
-          <w:b w:val="0"/>
-        </w:rPr>
-        <w:t>ing are excluded for both. One untimed warm-up pass precedes three timed passes; the warm-up work must still be reported.</w:t>
+        <w:pStyle w:val="ListBullet"/>
+      </w:pPr>
+      <w:r>
+        <w:t>A neural model can be faster yet fail the task’s accuracy requirement. Training cost and prediction cost are different: training updates parameters, while inference uses the fitted model. Compare quality and resources together under a declared test, rather than calling a model efficient from one small number.</w:t>
+      </w:r>
+    </w:p>
+    <w:p>
+      <w:pPr>
+        <w:pStyle w:val="ListBullet"/>
+      </w:pPr>
+      <w:r>
+        <w:t>Use these invented classroom timings for models A and B. Each timed pass processes the same 100 preprocessed examples sequentially, one at a time, on the same device and precision. Start before the first prediction and stop after the final prediction completes. Loading and preprocessing are excluded for both. One untimed warm-up pass precedes three timed passes; the warm-up work must still be reported.</w:t>
       </w:r>
     </w:p>
     <w:tbl>
@@ -507,12 +393,9 @@
     </w:tbl>
     <w:p>
       <w:pPr>
-        <w:spacing w:line="336" w:lineRule="auto" w:after="180"/>
-      </w:pPr>
-      <w:r>
-        <w:rPr>
-          <w:b w:val="0"/>
-        </w:rPr>
+        <w:pStyle w:val="ListBullet"/>
+      </w:pPr>
+      <w:r>
         <w:t>The validation cases are the same for both models and are scored once each; repeating timing passes does not create 300 independent quality examples. No actual benchmark was run to produce this table.</w:t>
       </w:r>
     </w:p>
@@ -521,123 +404,44 @@
         <w:pStyle w:val="Heading1"/>
       </w:pPr>
       <w:r>
-        <w:t>02. Practise with fading help</w:t>
-      </w:r>
-    </w:p>
-    <w:p>
-      <w:r>
-        <w:t>Complete the supported Efficiency and resource measurement trace and record the first step you can explain without help.</w:t>
-      </w:r>
-    </w:p>
-    <w:p>
-      <w:pPr>
-        <w:spacing w:line="336" w:lineRule="auto" w:after="180"/>
-      </w:pPr>
-      <w:r>
-        <w:rPr>
-          <w:b w:val="0"/>
-        </w:rPr>
-        <w:t>Use W2: Compare under requirements for Efficiency and resource measurement. Record the answer once; the lesson and workbook refer to the same attempt.</w:t>
-      </w:r>
-    </w:p>
-    <w:tbl>
-      <w:tblPr>
-        <w:tblStyle w:val="LightShading-Accent1"/>
-        <w:tblW w:type="auto" w:w="0"/>
-        <w:tblLook w:firstColumn="1" w:firstRow="1" w:lastColumn="0" w:lastRow="0" w:noHBand="0" w:noVBand="1" w:val="04A0"/>
-      </w:tblPr>
-      <w:tblGrid>
-        <w:gridCol w:w="2556"/>
-        <w:gridCol w:w="2556"/>
-        <w:gridCol w:w="2556"/>
-        <w:gridCol w:w="2556"/>
-      </w:tblGrid>
-      <w:tr>
-        <w:trPr>
-          <w:tblHeader/>
-        </w:trPr>
-        <w:tc>
-          <w:tcPr>
-            <w:tcW w:type="dxa" w:w="2556"/>
-          </w:tcPr>
-          <w:p>
-            <w:r>
-              <w:t>Given inputs</w:t>
-            </w:r>
-          </w:p>
-        </w:tc>
-        <w:tc>
-          <w:tcPr>
-            <w:tcW w:type="dxa" w:w="2556"/>
-          </w:tcPr>
-          <w:p>
-            <w:r>
-              <w:t>Procedure I chose</w:t>
-            </w:r>
-          </w:p>
-        </w:tc>
-        <w:tc>
-          <w:tcPr>
-            <w:tcW w:type="dxa" w:w="2556"/>
-          </w:tcPr>
-          <w:p>
-            <w:r>
-              <w:t>Middle steps</w:t>
-            </w:r>
-          </w:p>
-        </w:tc>
-        <w:tc>
-          <w:tcPr>
-            <w:tcW w:type="dxa" w:w="2556"/>
-          </w:tcPr>
-          <w:p>
-            <w:r>
-              <w:t>Result and check</w:t>
-            </w:r>
-          </w:p>
-        </w:tc>
-      </w:tr>
-      <w:tr>
-        <w:tc>
-          <w:tcPr>
-            <w:tcW w:type="dxa" w:w="2556"/>
-          </w:tcPr>
-          <w:p>
-            <w:r/>
-          </w:p>
-        </w:tc>
-        <w:tc>
-          <w:tcPr>
-            <w:tcW w:type="dxa" w:w="2556"/>
-          </w:tcPr>
-          <w:p>
-            <w:r/>
-          </w:p>
-        </w:tc>
-        <w:tc>
-          <w:tcPr>
-            <w:tcW w:type="dxa" w:w="2556"/>
-          </w:tcPr>
-          <w:p>
-            <w:r/>
-          </w:p>
-        </w:tc>
-        <w:tc>
-          <w:tcPr>
-            <w:tcW w:type="dxa" w:w="2556"/>
-          </w:tcPr>
-          <w:p>
-            <w:r/>
-          </w:p>
-        </w:tc>
-      </w:tr>
-    </w:tbl>
+        <w:t>05. W1 · Explain the current example</w:t>
+      </w:r>
+    </w:p>
+    <w:p>
+      <w:r>
+        <w:t>Keep this task’s inputs,rule and response together.</w:t>
+      </w:r>
+    </w:p>
+    <w:p>
+      <w:pPr>
+        <w:pStyle w:val="Heading2"/>
+      </w:pPr>
+      <w:r>
+        <w:t>Complete task and evidence</w:t>
+      </w:r>
+    </w:p>
+    <w:p>
+      <w:pPr>
+        <w:pStyle w:val="ListBullet"/>
+      </w:pPr>
+      <w:r>
+        <w:t>Main invented timings on the same 100 examples: A [2.0, 2.2, 1.8] seconds, 92 correct; B [1.2, 1.1, 1.3], 90 correct. Same device, precision and sequential batch-one boundary; loading/preprocessing excluded. One untimed warm-up then three timed passes. Medians 2.0 and 1.2 seconds; amortised times 20 and 12 ms; median-pass throughput 50 and about 83.33 examples/second. Time reduction 40%; throughput increase about 66.67%. Required at least 91 correct and at most 25 ms: only A qualifies. Alternative requirement at least 90 correct set in advance: both qualify and B wins the lower-time rule. Three timing passes execute 300 predictions plus 100 warm-up predictions per model, but quality still uses 100 distinct cases. Dense 4→3→2: weights 12+6 = 18, biases 3+2 = 5, total 23, raw payload 92 bytes at four bytes each. This is not file size, peak memory, energy or carbon. Separate picture uses means over 40 cases: P .32/.40/.48 seconds, 38 correct; Q .20/.24/.28, 36 correct. Mean times .40/.24, amortised 10/6 ms, accuracy 95%/90%. At 93% and 12 ms only P qualifies; at 90% both qualify. No actual benchmark, latency distribution, energy or future accuracy is supplied.</w:t>
+      </w:r>
+    </w:p>
+    <w:p>
+      <w:pPr>
+        <w:pStyle w:val="ListBullet"/>
+      </w:pPr>
+      <w:r>
+        <w:t>For A and B, calculate median pass time, amortised milliseconds per example and median-pass throughput. State the measured boundary and one latency claim these numbers cannot support.</w:t>
+      </w:r>
+    </w:p>
     <w:p>
       <w:pPr>
         <w:pStyle w:val="Heading3"/>
       </w:pPr>
       <w:r>
-        <w:t>The step I completed without help, and the hint I needed</w:t>
+        <w:t>My reasoning and evidence</w:t>
       </w:r>
     </w:p>
     <w:p>
@@ -656,38 +460,55 @@
       </w:r>
     </w:p>
     <w:p>
+      <w:r>
+        <w:t>________________________________________________________________</w:t>
+      </w:r>
+    </w:p>
+    <w:p>
+      <w:r>
+        <w:t>________________________________________________________________</w:t>
+      </w:r>
+    </w:p>
+    <w:p>
+      <w:r>
+        <w:t>________________________________________________________________</w:t>
+      </w:r>
+    </w:p>
+    <w:p>
       <w:pPr>
         <w:pStyle w:val="Heading1"/>
       </w:pPr>
       <w:r>
-        <w:t>03. Individual reasoning check</w:t>
-      </w:r>
-    </w:p>
-    <w:p>
-      <w:r>
-        <w:t>Check the proposed Efficiency and resource measurement explanation against the supplied facts before discussing it.</w:t>
-      </w:r>
-    </w:p>
-    <w:p>
-      <w:pPr>
-        <w:spacing w:line="336" w:lineRule="auto" w:after="180"/>
-      </w:pPr>
-      <w:r>
-        <w:rPr>
-          <w:b w:val="0"/>
-        </w:rPr>
-        <w:t>Use the worked case for Efficiency and resource measurement. Proposed explanation: “Fewer parameters always means faster”. Decide whether this explanation is supported.</w:t>
-      </w:r>
-    </w:p>
-    <w:p>
-      <w:pPr>
-        <w:spacing w:line="336" w:lineRule="auto" w:after="180"/>
-      </w:pPr>
-      <w:r>
-        <w:rPr>
-          <w:b w:val="0"/>
-        </w:rPr>
-        <w:t>Point to the step or supplied fact that decides; explain your repair if needed.</w:t>
+        <w:t>06. W2 · Trace the calculation</w:t>
+      </w:r>
+    </w:p>
+    <w:p>
+      <w:r>
+        <w:t>Keep this task’s inputs,rule and response together.</w:t>
+      </w:r>
+    </w:p>
+    <w:p>
+      <w:pPr>
+        <w:pStyle w:val="Heading2"/>
+      </w:pPr>
+      <w:r>
+        <w:t>Complete task and evidence</w:t>
+      </w:r>
+    </w:p>
+    <w:p>
+      <w:pPr>
+        <w:pStyle w:val="ListBullet"/>
+      </w:pPr>
+      <w:r>
+        <w:t>Main invented timings on the same 100 examples: A [2.0, 2.2, 1.8] seconds, 92 correct; B [1.2, 1.1, 1.3], 90 correct. Same device, precision and sequential batch-one boundary; loading/preprocessing excluded. One untimed warm-up then three timed passes. Medians 2.0 and 1.2 seconds; amortised times 20 and 12 ms; median-pass throughput 50 and about 83.33 examples/second. Time reduction 40%; throughput increase about 66.67%. Required at least 91 correct and at most 25 ms: only A qualifies. Alternative requirement at least 90 correct set in advance: both qualify and B wins the lower-time rule. Three timing passes execute 300 predictions plus 100 warm-up predictions per model, but quality still uses 100 distinct cases. Dense 4→3→2: weights 12+6 = 18, biases 3+2 = 5, total 23, raw payload 92 bytes at four bytes each. This is not file size, peak memory, energy or carbon. Separate picture uses means over 40 cases: P .32/.40/.48 seconds, 38 correct; Q .20/.24/.28, 36 correct. Mean times .40/.24, amortised 10/6 ms, accuracy 95%/90%. At 93% and 12 ms only P qualifies; at 90% both qualify. No actual benchmark, latency distribution, energy or future accuracy is supplied.</w:t>
+      </w:r>
+    </w:p>
+    <w:p>
+      <w:pPr>
+        <w:pStyle w:val="ListBullet"/>
+      </w:pPr>
+      <w:r>
+        <w:t>With at least 91 correct out of 100 and at most 25 ms amortised time required, which model qualifies? Calculate B’s time reduction relative to A and explain why the percentage throughput increase differs.</w:t>
       </w:r>
     </w:p>
     <w:p>
@@ -695,7 +516,7 @@
         <w:pStyle w:val="Heading3"/>
       </w:pPr>
       <w:r>
-        <w:t>My explanation before partner discussion</w:t>
+        <w:t>My reasoning and evidence</w:t>
       </w:r>
     </w:p>
     <w:p>
@@ -719,16 +540,50 @@
       </w:r>
     </w:p>
     <w:p>
+      <w:r>
+        <w:t>________________________________________________________________</w:t>
+      </w:r>
+    </w:p>
+    <w:p>
+      <w:r>
+        <w:t>________________________________________________________________</w:t>
+      </w:r>
+    </w:p>
+    <w:p>
       <w:pPr>
         <w:pStyle w:val="Heading1"/>
       </w:pPr>
       <w:r>
-        <w:t>04. Independent transfer case</w:t>
-      </w:r>
-    </w:p>
-    <w:p>
-      <w:r>
-        <w:t>Write one first attempt at the reserved independent case before feedback. Repeated copies of that case refer to the same recorded attempt.</w:t>
+        <w:t>07. W3 · Repair a misconception</w:t>
+      </w:r>
+    </w:p>
+    <w:p>
+      <w:r>
+        <w:t>Keep this task’s inputs,rule and response together.</w:t>
+      </w:r>
+    </w:p>
+    <w:p>
+      <w:pPr>
+        <w:pStyle w:val="Heading2"/>
+      </w:pPr>
+      <w:r>
+        <w:t>Complete task and evidence</w:t>
+      </w:r>
+    </w:p>
+    <w:p>
+      <w:pPr>
+        <w:pStyle w:val="ListBullet"/>
+      </w:pPr>
+      <w:r>
+        <w:t>Main invented timings on the same 100 examples: A [2.0, 2.2, 1.8] seconds, 92 correct; B [1.2, 1.1, 1.3], 90 correct. Same device, precision and sequential batch-one boundary; loading/preprocessing excluded. One untimed warm-up then three timed passes. Medians 2.0 and 1.2 seconds; amortised times 20 and 12 ms; median-pass throughput 50 and about 83.33 examples/second. Time reduction 40%; throughput increase about 66.67%. Required at least 91 correct and at most 25 ms: only A qualifies. Alternative requirement at least 90 correct set in advance: both qualify and B wins the lower-time rule. Three timing passes execute 300 predictions plus 100 warm-up predictions per model, but quality still uses 100 distinct cases. Dense 4→3→2: weights 12+6 = 18, biases 3+2 = 5, total 23, raw payload 92 bytes at four bytes each. This is not file size, peak memory, energy or carbon. Separate picture uses means over 40 cases: P .32/.40/.48 seconds, 38 correct; Q .20/.24/.28, 36 correct. Mean times .40/.24, amortised 10/6 ms, accuracy 95%/90%. At 93% and 12 ms only P qualifies; at 90% both qualify. No actual benchmark, latency distribution, energy or future accuracy is supplied.</w:t>
+      </w:r>
+    </w:p>
+    <w:p>
+      <w:pPr>
+        <w:pStyle w:val="ListBullet"/>
+      </w:pPr>
+      <w:r>
+        <w:t>Count weights, biases and total parameters in the 4 to 3 to 2 network. Calculate raw parameter bytes at four bytes each. Explain why this cannot be reported as peak training memory or an energy measurement.</w:t>
       </w:r>
     </w:p>
     <w:p>
@@ -736,53 +591,149 @@
         <w:pStyle w:val="Heading3"/>
       </w:pPr>
       <w:r>
+        <w:t>My reasoning and evidence</w:t>
+      </w:r>
+    </w:p>
+    <w:p>
+      <w:r>
+        <w:t>________________________________________________________________</w:t>
+      </w:r>
+    </w:p>
+    <w:p>
+      <w:r>
+        <w:t>________________________________________________________________</w:t>
+      </w:r>
+    </w:p>
+    <w:p>
+      <w:r>
+        <w:t>________________________________________________________________</w:t>
+      </w:r>
+    </w:p>
+    <w:p>
+      <w:r>
+        <w:t>________________________________________________________________</w:t>
+      </w:r>
+    </w:p>
+    <w:p>
+      <w:r>
+        <w:t>________________________________________________________________</w:t>
+      </w:r>
+    </w:p>
+    <w:p>
+      <w:r>
+        <w:t>________________________________________________________________</w:t>
+      </w:r>
+    </w:p>
+    <w:p>
+      <w:pPr>
+        <w:pStyle w:val="Heading1"/>
+      </w:pPr>
+      <w:r>
+        <w:t>09. W5 · Explain the limitation</w:t>
+      </w:r>
+    </w:p>
+    <w:p>
+      <w:r>
+        <w:t>Keep this task’s inputs,rule and response together.</w:t>
+      </w:r>
+    </w:p>
+    <w:p>
+      <w:pPr>
+        <w:pStyle w:val="Heading2"/>
+      </w:pPr>
+      <w:r>
+        <w:t>Complete task and evidence</w:t>
+      </w:r>
+    </w:p>
+    <w:p>
+      <w:pPr>
+        <w:pStyle w:val="ListBullet"/>
+      </w:pPr>
+      <w:r>
+        <w:t>Main invented timings on the same 100 examples: A [2.0, 2.2, 1.8] seconds, 92 correct; B [1.2, 1.1, 1.3], 90 correct. Same device, precision and sequential batch-one boundary; loading/preprocessing excluded. One untimed warm-up then three timed passes. Medians 2.0 and 1.2 seconds; amortised times 20 and 12 ms; median-pass throughput 50 and about 83.33 examples/second. Time reduction 40%; throughput increase about 66.67%. Required at least 91 correct and at most 25 ms: only A qualifies. Alternative requirement at least 90 correct set in advance: both qualify and B wins the lower-time rule. Three timing passes execute 300 predictions plus 100 warm-up predictions per model, but quality still uses 100 distinct cases. Dense 4→3→2: weights 12+6 = 18, biases 3+2 = 5, total 23, raw payload 92 bytes at four bytes each. This is not file size, peak memory, energy or carbon. Separate picture uses means over 40 cases: P .32/.40/.48 seconds, 38 correct; Q .20/.24/.28, 36 correct. Mean times .40/.24, amortised 10/6 ms, accuracy 95%/90%. At 93% and 12 ms only P qualifies; at 90% both qualify. No actual benchmark, latency distribution, energy or future accuracy is supplied.</w:t>
+      </w:r>
+    </w:p>
+    <w:p>
+      <w:pPr>
+        <w:pStyle w:val="ListBullet"/>
+      </w:pPr>
+      <w:r>
+        <w:t>A runs on one device with batch size 1; B runs on another with batch size 32. Only B’s fastest trial and the winning training run are reported. Explain how to compare and report the results fairly.</w:t>
+      </w:r>
+    </w:p>
+    <w:p>
+      <w:pPr>
+        <w:pStyle w:val="Heading3"/>
+      </w:pPr>
+      <w:r>
+        <w:t>My reasoning and evidence</w:t>
+      </w:r>
+    </w:p>
+    <w:p>
+      <w:r>
+        <w:t>________________________________________________________________</w:t>
+      </w:r>
+    </w:p>
+    <w:p>
+      <w:r>
+        <w:t>________________________________________________________________</w:t>
+      </w:r>
+    </w:p>
+    <w:p>
+      <w:r>
+        <w:t>________________________________________________________________</w:t>
+      </w:r>
+    </w:p>
+    <w:p>
+      <w:r>
+        <w:t>________________________________________________________________</w:t>
+      </w:r>
+    </w:p>
+    <w:p>
+      <w:r>
+        <w:t>________________________________________________________________</w:t>
+      </w:r>
+    </w:p>
+    <w:p>
+      <w:r>
+        <w:t>________________________________________________________________</w:t>
+      </w:r>
+    </w:p>
+    <w:p>
+      <w:pPr>
+        <w:pStyle w:val="Heading1"/>
+      </w:pPr>
+      <w:r>
+        <w:t>04. Try alone · Selected transfer</w:t>
+      </w:r>
+    </w:p>
+    <w:p>
+      <w:r>
+        <w:t>Keep this task’s inputs,rule and response together.</w:t>
+      </w:r>
+    </w:p>
+    <w:p>
+      <w:pPr>
+        <w:pStyle w:val="Heading2"/>
+      </w:pPr>
+      <w:r>
+        <w:t>Complete task and evidence</w:t>
+      </w:r>
+    </w:p>
+    <w:p>
+      <w:pPr>
+        <w:pStyle w:val="Heading3"/>
+      </w:pPr>
+      <w:r>
         <w:t>Independent case: Evaluate a new case independently</w:t>
       </w:r>
     </w:p>
     <w:p>
       <w:pPr>
-        <w:spacing w:line="336" w:lineRule="auto" w:after="180"/>
-      </w:pPr>
-      <w:r>
-        <w:rPr>
-          <w:b w:val="0"/>
-        </w:rPr>
-        <w:t>For 50 shared validation cases, P has times 0.6, 0.5, 0.4 seconds and 47 correct; Q has 0.3, 0.4, 0.5 seconds and 45 correct. Require at least 92 percent accuracy and at most 12 ms amortised time.</w:t>
-      </w:r>
-    </w:p>
-    <w:p>
-      <w:pPr>
-        <w:spacing w:line="336" w:lineRule="auto" w:after="180"/>
-      </w:pPr>
-      <w:r>
-        <w:rPr>
-          <w:b w:val="0"/>
-        </w:rPr>
-        <w:t xml:space="preserve">Give median times, amortised times, </w:t>
-      </w:r>
-      <w:r>
-        <w:rPr>
-          <w:b/>
-        </w:rPr>
-        <w:t>throughput</w:t>
-      </w:r>
-      <w:r>
-        <w:rPr>
-          <w:b w:val="0"/>
-        </w:rPr>
-        <w:t xml:space="preserve">, accuracy and eligible models. A separate dense network has dimensions 3 to 2 to 1 with one bias per </w:t>
-      </w:r>
-      <w:r>
-        <w:rPr>
-          <w:b/>
-        </w:rPr>
-        <w:t>output</w:t>
-      </w:r>
-      <w:r>
-        <w:rPr>
-          <w:b w:val="0"/>
-        </w:rPr>
-        <w:t>: find its parameter count and raw bytes at four bytes each.</w:t>
+        <w:pStyle w:val="ListBullet"/>
+      </w:pPr>
+      <w:r>
+        <w:t>For 50 shared validation cases, P has times 0.6, 0.5, 0.4 seconds and 47 correct; Q has 0.3, 0.4, 0.5 seconds and 45 correct. Require at least 92 percent accuracy and at most 12 ms amortised time. Give median times, amortised times, throughput, accuracy and eligible models. A separate dense network has dimensions 3 to 2 to 1 with one bias per output: find its parameter count and raw bytes at four bytes each.</w:t>
       </w:r>
     </w:p>
     <w:p>
@@ -830,12 +781,9 @@
     </w:p>
     <w:p>
       <w:pPr>
-        <w:spacing w:line="336" w:lineRule="auto" w:after="180"/>
-      </w:pPr>
-      <w:r>
-        <w:rPr>
-          <w:b w:val="0"/>
-        </w:rPr>
+        <w:pStyle w:val="ListBullet"/>
+      </w:pPr>
+      <w:r>
         <w:t>Attempt this case before feedback. Record any help. Earlier examples below are further practice; a case already practised with feedback cannot establish fresh transfer.</w:t>
       </w:r>
     </w:p>
@@ -844,47 +792,28 @@
         <w:pStyle w:val="Heading1"/>
       </w:pPr>
       <w:r>
-        <w:t>05. W1 Summarise repeated timings</w:t>
-      </w:r>
-    </w:p>
-    <w:p>
-      <w:r>
-        <w:t>Summarise repeated timings. Apply the supplied Efficiency and resource measurement facts and keep your reasoning.</w:t>
-      </w:r>
-    </w:p>
-    <w:p>
-      <w:pPr>
-        <w:spacing w:line="336" w:lineRule="auto" w:after="180"/>
-      </w:pPr>
-      <w:r>
-        <w:rPr>
-          <w:b w:val="0"/>
-        </w:rPr>
-        <w:t xml:space="preserve">For A and B, calculate median pass time, amortised milliseconds per example and median-pass </w:t>
-      </w:r>
-      <w:r>
-        <w:rPr>
-          <w:b/>
-        </w:rPr>
-        <w:t>throughput</w:t>
-      </w:r>
-      <w:r>
-        <w:rPr>
-          <w:b w:val="0"/>
-        </w:rPr>
-        <w:t xml:space="preserve">. State the measured boundary and one </w:t>
-      </w:r>
-      <w:r>
-        <w:rPr>
-          <w:b/>
-        </w:rPr>
-        <w:t>latency</w:t>
-      </w:r>
-      <w:r>
-        <w:rPr>
-          <w:b w:val="0"/>
-        </w:rPr>
-        <w:t xml:space="preserve"> claim these numbers cannot support.</w:t>
+        <w:t>10. Project · Keep the mathematical evidence</w:t>
+      </w:r>
+    </w:p>
+    <w:p>
+      <w:r>
+        <w:t>Keep this task’s inputs,rule and response together.</w:t>
+      </w:r>
+    </w:p>
+    <w:p>
+      <w:pPr>
+        <w:pStyle w:val="Heading2"/>
+      </w:pPr>
+      <w:r>
+        <w:t>Complete task and evidence</w:t>
+      </w:r>
+    </w:p>
+    <w:p>
+      <w:pPr>
+        <w:pStyle w:val="ListBullet"/>
+      </w:pPr>
+      <w:r>
+        <w:t>Add a labelled efficiency and resource measurement evidence sheet to Image-pattern Network Investigation. Show how you can calculate throughput and amortised time per example from repeated timings. Use the supplied fictional case and keep its inputs, intermediate steps, calculation or prediction, and limitation. Connect this record to last week’s record; a matching answer without a trace is insufficient.</w:t>
       </w:r>
     </w:p>
     <w:p>
@@ -892,7 +821,7 @@
         <w:pStyle w:val="Heading3"/>
       </w:pPr>
       <w:r>
-        <w:t>My reasoning and evidence</w:t>
+        <w:t>My project change, supporting evidence and remaining limit</w:t>
       </w:r>
     </w:p>
     <w:p>
@@ -930,462 +859,20 @@
         <w:pStyle w:val="Heading1"/>
       </w:pPr>
       <w:r>
-        <w:t>06. W2 Compare under requirements</w:t>
-      </w:r>
-    </w:p>
-    <w:p>
-      <w:r>
-        <w:t>Compare under requirements. Apply the supplied Efficiency and resource measurement facts and keep your reasoning.</w:t>
-      </w:r>
-    </w:p>
-    <w:p>
-      <w:pPr>
-        <w:spacing w:line="336" w:lineRule="auto" w:after="180"/>
-      </w:pPr>
-      <w:r>
-        <w:rPr>
-          <w:b w:val="0"/>
-        </w:rPr>
-        <w:t xml:space="preserve">With at least 91 correct out of 100 and at most 25 ms amortised time required, which model qualifies? Calculate B’s time reduction relative to A and explain why the percentage </w:t>
-      </w:r>
-      <w:r>
-        <w:rPr>
-          <w:b/>
-        </w:rPr>
-        <w:t>throughput</w:t>
-      </w:r>
-      <w:r>
-        <w:rPr>
-          <w:b w:val="0"/>
-        </w:rPr>
-        <w:t xml:space="preserve"> increase differs.</w:t>
-      </w:r>
-    </w:p>
-    <w:p>
-      <w:pPr>
-        <w:pStyle w:val="Heading3"/>
-      </w:pPr>
-      <w:r>
-        <w:t>My reasoning and evidence</w:t>
-      </w:r>
-    </w:p>
-    <w:p>
-      <w:r>
-        <w:t>________________________________________________________________</w:t>
-      </w:r>
-    </w:p>
-    <w:p>
-      <w:r>
-        <w:t>________________________________________________________________</w:t>
-      </w:r>
-    </w:p>
-    <w:p>
-      <w:r>
-        <w:t>________________________________________________________________</w:t>
-      </w:r>
-    </w:p>
-    <w:p>
-      <w:r>
-        <w:t>________________________________________________________________</w:t>
-      </w:r>
-    </w:p>
-    <w:p>
-      <w:r>
-        <w:t>________________________________________________________________</w:t>
-      </w:r>
-    </w:p>
-    <w:p>
-      <w:r>
-        <w:t>________________________________________________________________</w:t>
-      </w:r>
-    </w:p>
-    <w:p>
-      <w:pPr>
-        <w:pStyle w:val="Heading1"/>
-      </w:pPr>
-      <w:r>
-        <w:t>07. W3 Separate storage and memory</w:t>
-      </w:r>
-    </w:p>
-    <w:p>
-      <w:r>
-        <w:t>Separate storage and memory. Apply the supplied Efficiency and resource measurement facts and keep your reasoning.</w:t>
-      </w:r>
-    </w:p>
-    <w:p>
-      <w:pPr>
-        <w:spacing w:line="336" w:lineRule="auto" w:after="180"/>
-      </w:pPr>
-      <w:r>
-        <w:rPr>
-          <w:b w:val="0"/>
-        </w:rPr>
-        <w:t xml:space="preserve">Count weights, biases and total parameters in the 4 to 3 to 2 network. Calculate raw parameter bytes at four bytes each. Explain why this cannot be reported as peak </w:t>
-      </w:r>
-      <w:r>
-        <w:rPr>
-          <w:b/>
-        </w:rPr>
-        <w:t>training</w:t>
-      </w:r>
-      <w:r>
-        <w:rPr>
-          <w:b w:val="0"/>
-        </w:rPr>
-        <w:t xml:space="preserve"> memory or an energy measurement.</w:t>
-      </w:r>
-    </w:p>
-    <w:p>
-      <w:pPr>
-        <w:pStyle w:val="Heading3"/>
-      </w:pPr>
-      <w:r>
-        <w:t>My reasoning and evidence</w:t>
-      </w:r>
-    </w:p>
-    <w:p>
-      <w:r>
-        <w:t>________________________________________________________________</w:t>
-      </w:r>
-    </w:p>
-    <w:p>
-      <w:r>
-        <w:t>________________________________________________________________</w:t>
-      </w:r>
-    </w:p>
-    <w:p>
-      <w:r>
-        <w:t>________________________________________________________________</w:t>
-      </w:r>
-    </w:p>
-    <w:p>
-      <w:r>
-        <w:t>________________________________________________________________</w:t>
-      </w:r>
-    </w:p>
-    <w:p>
-      <w:r>
-        <w:t>________________________________________________________________</w:t>
-      </w:r>
-    </w:p>
-    <w:p>
-      <w:r>
-        <w:t>________________________________________________________________</w:t>
-      </w:r>
-    </w:p>
-    <w:p>
-      <w:pPr>
-        <w:pStyle w:val="Heading1"/>
-      </w:pPr>
-      <w:r>
-        <w:t>08. W4 Evaluate a new case independently</w:t>
-      </w:r>
-    </w:p>
-    <w:p>
-      <w:r>
-        <w:t>Attempt before feedback. If this repeats the selected independent case, reuse that first attempt; otherwise keep a separate record. Evaluate a new case independently. Apply the supplied Efficiency and resource measurement facts and keep your reasoning.</w:t>
-      </w:r>
-    </w:p>
-    <w:p>
-      <w:pPr>
-        <w:spacing w:line="336" w:lineRule="auto" w:after="180"/>
-      </w:pPr>
-      <w:r>
-        <w:rPr>
-          <w:b w:val="0"/>
-        </w:rPr>
-        <w:t>For 50 shared validation cases, P has times 0.6, 0.5, 0.4 seconds and 47 correct; Q has 0.3, 0.4, 0.5 seconds and 45 correct. Require at least 92 percent accuracy and at most 12 ms amortised time.</w:t>
-      </w:r>
-    </w:p>
-    <w:p>
-      <w:pPr>
-        <w:spacing w:line="336" w:lineRule="auto" w:after="180"/>
-      </w:pPr>
-      <w:r>
-        <w:rPr>
-          <w:b w:val="0"/>
-        </w:rPr>
-        <w:t xml:space="preserve">Give median times, amortised times, </w:t>
-      </w:r>
-      <w:r>
-        <w:rPr>
-          <w:b/>
-        </w:rPr>
-        <w:t>throughput</w:t>
-      </w:r>
-      <w:r>
-        <w:rPr>
-          <w:b w:val="0"/>
-        </w:rPr>
-        <w:t xml:space="preserve">, accuracy and eligible models. A separate dense network has dimensions 3 to 2 to 1 with one bias per </w:t>
-      </w:r>
-      <w:r>
-        <w:rPr>
-          <w:b/>
-        </w:rPr>
-        <w:t>output</w:t>
-      </w:r>
-      <w:r>
-        <w:rPr>
-          <w:b w:val="0"/>
-        </w:rPr>
-        <w:t>: find its parameter count and raw bytes at four bytes each.</w:t>
-      </w:r>
-    </w:p>
-    <w:p>
-      <w:pPr>
-        <w:pStyle w:val="Heading3"/>
-      </w:pPr>
-      <w:r>
-        <w:t>My reasoning and evidence</w:t>
-      </w:r>
-    </w:p>
-    <w:p>
-      <w:r>
-        <w:t>________________________________________________________________</w:t>
-      </w:r>
-    </w:p>
-    <w:p>
-      <w:r>
-        <w:t>________________________________________________________________</w:t>
-      </w:r>
-    </w:p>
-    <w:p>
-      <w:r>
-        <w:t>________________________________________________________________</w:t>
-      </w:r>
-    </w:p>
-    <w:p>
-      <w:r>
-        <w:t>________________________________________________________________</w:t>
-      </w:r>
-    </w:p>
-    <w:p>
-      <w:r>
-        <w:t>________________________________________________________________</w:t>
-      </w:r>
-    </w:p>
-    <w:p>
-      <w:r>
-        <w:t>________________________________________________________________</w:t>
-      </w:r>
-    </w:p>
-    <w:p>
-      <w:r>
-        <w:t>________________________________________________________________</w:t>
-      </w:r>
-    </w:p>
-    <w:p>
-      <w:r>
-        <w:t>________________________________________________________________</w:t>
-      </w:r>
-    </w:p>
-    <w:p>
-      <w:pPr>
-        <w:pStyle w:val="Heading1"/>
-      </w:pPr>
-      <w:r>
-        <w:t>09. W5 Repair an unfair benchmark</w:t>
-      </w:r>
-    </w:p>
-    <w:p>
-      <w:r>
-        <w:t>Repair an unfair benchmark. Apply the supplied Efficiency and resource measurement facts and keep your reasoning.</w:t>
-      </w:r>
-    </w:p>
-    <w:p>
-      <w:pPr>
-        <w:spacing w:line="336" w:lineRule="auto" w:after="180"/>
-      </w:pPr>
-      <w:r>
-        <w:rPr>
-          <w:b w:val="0"/>
-        </w:rPr>
-        <w:t xml:space="preserve">A runs on one device with batch size 1; B runs on another with batch size 32. Only B’s fastest trial and the winning </w:t>
-      </w:r>
-      <w:r>
-        <w:rPr>
-          <w:b/>
-        </w:rPr>
-        <w:t>training</w:t>
-      </w:r>
-      <w:r>
-        <w:rPr>
-          <w:b w:val="0"/>
-        </w:rPr>
-        <w:t xml:space="preserve"> run are reported. Explain how to compare and report the results fairly.</w:t>
-      </w:r>
-    </w:p>
-    <w:p>
-      <w:pPr>
-        <w:pStyle w:val="Heading3"/>
-      </w:pPr>
-      <w:r>
-        <w:t>My reasoning and evidence</w:t>
-      </w:r>
-    </w:p>
-    <w:p>
-      <w:r>
-        <w:t>________________________________________________________________</w:t>
-      </w:r>
-    </w:p>
-    <w:p>
-      <w:r>
-        <w:t>________________________________________________________________</w:t>
-      </w:r>
-    </w:p>
-    <w:p>
-      <w:r>
-        <w:t>________________________________________________________________</w:t>
-      </w:r>
-    </w:p>
-    <w:p>
-      <w:r>
-        <w:t>________________________________________________________________</w:t>
-      </w:r>
-    </w:p>
-    <w:p>
-      <w:r>
-        <w:t>________________________________________________________________</w:t>
-      </w:r>
-    </w:p>
-    <w:p>
-      <w:r>
-        <w:t>________________________________________________________________</w:t>
-      </w:r>
-    </w:p>
-    <w:p>
-      <w:pPr>
-        <w:pStyle w:val="Heading1"/>
-      </w:pPr>
-      <w:r>
-        <w:t>10. Project checkpoint and reflection</w:t>
-      </w:r>
-    </w:p>
-    <w:p>
-      <w:r>
-        <w:t>Connect Efficiency and resource measurement to Image-pattern Network Investigation, identify a limit and choose the next useful test.</w:t>
-      </w:r>
-    </w:p>
-    <w:p>
-      <w:pPr>
-        <w:spacing w:line="336" w:lineRule="auto" w:after="180"/>
-      </w:pPr>
-      <w:r>
-        <w:rPr>
-          <w:b w:val="0"/>
-        </w:rPr>
-        <w:t xml:space="preserve">Add a labelled efficiency and resource measurement </w:t>
-      </w:r>
-      <w:r>
-        <w:rPr>
-          <w:b/>
-        </w:rPr>
-        <w:t>evidence</w:t>
-      </w:r>
-      <w:r>
-        <w:rPr>
-          <w:b w:val="0"/>
-        </w:rPr>
-        <w:t xml:space="preserve"> sheet to Image-pattern Network Investigation. Show how you can calculate </w:t>
-      </w:r>
-      <w:r>
-        <w:rPr>
-          <w:b/>
-        </w:rPr>
-        <w:t>throughput</w:t>
-      </w:r>
-      <w:r>
-        <w:rPr>
-          <w:b w:val="0"/>
-        </w:rPr>
-        <w:t xml:space="preserve"> and amortised time per example from repeated timings.</w:t>
-      </w:r>
-    </w:p>
-    <w:p>
-      <w:pPr>
-        <w:spacing w:line="336" w:lineRule="auto" w:after="180"/>
-      </w:pPr>
-      <w:r>
-        <w:rPr>
-          <w:b w:val="0"/>
-        </w:rPr>
-        <w:t xml:space="preserve">Use the supplied fictional case and keep its </w:t>
-      </w:r>
-      <w:r>
-        <w:rPr>
-          <w:b/>
-        </w:rPr>
-        <w:t>input</w:t>
-      </w:r>
-      <w:r>
-        <w:rPr>
-          <w:b w:val="0"/>
-        </w:rPr>
-        <w:t xml:space="preserve">s, intermediate steps, calculation or </w:t>
-      </w:r>
-      <w:r>
-        <w:rPr>
-          <w:b/>
-        </w:rPr>
-        <w:t>prediction</w:t>
-      </w:r>
-      <w:r>
-        <w:rPr>
-          <w:b w:val="0"/>
-        </w:rPr>
-        <w:t>, and limitation. Connect this record to last week’s record; a matching answer without a trace is insufficient.</w:t>
-      </w:r>
-    </w:p>
-    <w:p>
-      <w:pPr>
-        <w:pStyle w:val="Heading3"/>
-      </w:pPr>
-      <w:r>
-        <w:t>My project change, supporting evidence and remaining limit</w:t>
-      </w:r>
-    </w:p>
-    <w:p>
-      <w:r>
-        <w:t>________________________________________________________________</w:t>
-      </w:r>
-    </w:p>
-    <w:p>
-      <w:r>
-        <w:t>________________________________________________________________</w:t>
-      </w:r>
-    </w:p>
-    <w:p>
-      <w:r>
-        <w:t>________________________________________________________________</w:t>
-      </w:r>
-    </w:p>
-    <w:p>
-      <w:r>
-        <w:t>________________________________________________________________</w:t>
-      </w:r>
-    </w:p>
-    <w:p>
-      <w:r>
-        <w:t>________________________________________________________________</w:t>
-      </w:r>
-    </w:p>
-    <w:p>
-      <w:r>
-        <w:t>________________________________________________________________</w:t>
-      </w:r>
-    </w:p>
-    <w:p>
-      <w:pPr>
-        <w:pStyle w:val="Heading1"/>
-      </w:pPr>
-      <w:r>
-        <w:t>11. Feedback, return check and learning record</w:t>
-      </w:r>
-    </w:p>
-    <w:p>
-      <w:r>
-        <w:t>Record the first repaired step and a different case to revisit after a delay.</w:t>
+        <w:t>11. Feedback · Repair and return</w:t>
+      </w:r>
+    </w:p>
+    <w:p>
+      <w:r>
+        <w:t>Keep this task’s inputs,rule and response together.</w:t>
+      </w:r>
+    </w:p>
+    <w:p>
+      <w:pPr>
+        <w:pStyle w:val="Heading2"/>
+      </w:pPr>
+      <w:r>
+        <w:t>Complete task and evidence</w:t>
       </w:r>
     </w:p>
     <w:tbl>
@@ -1526,12 +1013,9 @@
     </w:tbl>
     <w:p>
       <w:pPr>
-        <w:spacing w:line="336" w:lineRule="auto" w:after="180"/>
-      </w:pPr>
-      <w:r>
-        <w:rPr>
-          <w:b w:val="0"/>
-        </w:rPr>
+        <w:pStyle w:val="ListBullet"/>
+      </w:pPr>
+      <w:r>
         <w:t>Revisit this idea with your teacher after a delay. Familiarity is different from explaining and using it on a changed case.</w:t>
       </w:r>
     </w:p>
@@ -1540,57 +1024,330 @@
         <w:pStyle w:val="Heading1"/>
       </w:pPr>
       <w:r>
-        <w:t>12. Pictorial case practice: Efficiency and resource measurement</w:t>
-      </w:r>
-    </w:p>
-    <w:p>
-      <w:r>
-        <w:t>Compare speed and quality under the same case count and acceptance contract. Explain the labelled step before checking the changed condition.</w:t>
-      </w:r>
-    </w:p>
-    <w:p>
-      <w:pPr>
-        <w:spacing w:line="336" w:lineRule="auto" w:after="180"/>
-      </w:pPr>
-      <w:r>
-        <w:rPr>
-          <w:b w:val="0"/>
-        </w:rPr>
+        <w:t>Reference bank and extra practice</w:t>
+      </w:r>
+    </w:p>
+    <w:p>
+      <w:pPr>
+        <w:pStyle w:val="Heading1"/>
+      </w:pPr>
+      <w:r>
+        <w:t>02. Reference · Supported W2 record</w:t>
+      </w:r>
+    </w:p>
+    <w:p>
+      <w:r>
+        <w:t>Keep this task’s inputs,rule and response together.</w:t>
+      </w:r>
+    </w:p>
+    <w:p>
+      <w:pPr>
+        <w:pStyle w:val="Heading2"/>
+      </w:pPr>
+      <w:r>
+        <w:t>Complete task and evidence</w:t>
+      </w:r>
+    </w:p>
+    <w:p>
+      <w:pPr>
+        <w:pStyle w:val="ListBullet"/>
+      </w:pPr>
+      <w:r>
+        <w:t>Use W2: Compare under requirements for Efficiency and resource measurement. Record the answer once; the lesson and workbook refer to the same attempt.</w:t>
+      </w:r>
+    </w:p>
+    <w:tbl>
+      <w:tblPr>
+        <w:tblStyle w:val="LightShading-Accent1"/>
+        <w:tblW w:type="auto" w:w="0"/>
+        <w:tblLook w:firstColumn="1" w:firstRow="1" w:lastColumn="0" w:lastRow="0" w:noHBand="0" w:noVBand="1" w:val="04A0"/>
+      </w:tblPr>
+      <w:tblGrid>
+        <w:gridCol w:w="2556"/>
+        <w:gridCol w:w="2556"/>
+        <w:gridCol w:w="2556"/>
+        <w:gridCol w:w="2556"/>
+      </w:tblGrid>
+      <w:tr>
+        <w:trPr>
+          <w:tblHeader/>
+        </w:trPr>
+        <w:tc>
+          <w:tcPr>
+            <w:tcW w:type="dxa" w:w="2556"/>
+          </w:tcPr>
+          <w:p>
+            <w:r>
+              <w:t>Given inputs</w:t>
+            </w:r>
+          </w:p>
+        </w:tc>
+        <w:tc>
+          <w:tcPr>
+            <w:tcW w:type="dxa" w:w="2556"/>
+          </w:tcPr>
+          <w:p>
+            <w:r>
+              <w:t>Procedure I chose</w:t>
+            </w:r>
+          </w:p>
+        </w:tc>
+        <w:tc>
+          <w:tcPr>
+            <w:tcW w:type="dxa" w:w="2556"/>
+          </w:tcPr>
+          <w:p>
+            <w:r>
+              <w:t>Middle steps</w:t>
+            </w:r>
+          </w:p>
+        </w:tc>
+        <w:tc>
+          <w:tcPr>
+            <w:tcW w:type="dxa" w:w="2556"/>
+          </w:tcPr>
+          <w:p>
+            <w:r>
+              <w:t>Result and check</w:t>
+            </w:r>
+          </w:p>
+        </w:tc>
+      </w:tr>
+      <w:tr>
+        <w:tc>
+          <w:tcPr>
+            <w:tcW w:type="dxa" w:w="2556"/>
+          </w:tcPr>
+          <w:p>
+            <w:r/>
+          </w:p>
+        </w:tc>
+        <w:tc>
+          <w:tcPr>
+            <w:tcW w:type="dxa" w:w="2556"/>
+          </w:tcPr>
+          <w:p>
+            <w:r/>
+          </w:p>
+        </w:tc>
+        <w:tc>
+          <w:tcPr>
+            <w:tcW w:type="dxa" w:w="2556"/>
+          </w:tcPr>
+          <w:p>
+            <w:r/>
+          </w:p>
+        </w:tc>
+        <w:tc>
+          <w:tcPr>
+            <w:tcW w:type="dxa" w:w="2556"/>
+          </w:tcPr>
+          <w:p>
+            <w:r/>
+          </w:p>
+        </w:tc>
+      </w:tr>
+    </w:tbl>
+    <w:p>
+      <w:pPr>
+        <w:pStyle w:val="Heading3"/>
+      </w:pPr>
+      <w:r>
+        <w:t>The step I completed without help, and the hint I needed</w:t>
+      </w:r>
+    </w:p>
+    <w:p>
+      <w:r>
+        <w:t>________________________________________________________________</w:t>
+      </w:r>
+    </w:p>
+    <w:p>
+      <w:r>
+        <w:t>________________________________________________________________</w:t>
+      </w:r>
+    </w:p>
+    <w:p>
+      <w:r>
+        <w:t>________________________________________________________________</w:t>
+      </w:r>
+    </w:p>
+    <w:p>
+      <w:pPr>
+        <w:pStyle w:val="Heading1"/>
+      </w:pPr>
+      <w:r>
+        <w:t>03. Extra practice · Individual reasoning check</w:t>
+      </w:r>
+    </w:p>
+    <w:p>
+      <w:r>
+        <w:t>Keep this task’s inputs,rule and response together.</w:t>
+      </w:r>
+    </w:p>
+    <w:p>
+      <w:pPr>
+        <w:pStyle w:val="Heading2"/>
+      </w:pPr>
+      <w:r>
+        <w:t>Complete task and evidence</w:t>
+      </w:r>
+    </w:p>
+    <w:p>
+      <w:pPr>
+        <w:pStyle w:val="ListBullet"/>
+      </w:pPr>
+      <w:r>
+        <w:t>Use the worked case for Efficiency and resource measurement. Proposed explanation: “Fewer parameters always means faster”. Decide whether this explanation is supported. Point to the step or supplied fact that decides; explain your repair if needed.</w:t>
+      </w:r>
+    </w:p>
+    <w:p>
+      <w:pPr>
+        <w:pStyle w:val="Heading3"/>
+      </w:pPr>
+      <w:r>
+        <w:t>My explanation before partner discussion</w:t>
+      </w:r>
+    </w:p>
+    <w:p>
+      <w:r>
+        <w:t>________________________________________________________________</w:t>
+      </w:r>
+    </w:p>
+    <w:p>
+      <w:r>
+        <w:t>________________________________________________________________</w:t>
+      </w:r>
+    </w:p>
+    <w:p>
+      <w:r>
+        <w:t>________________________________________________________________</w:t>
+      </w:r>
+    </w:p>
+    <w:p>
+      <w:r>
+        <w:t>________________________________________________________________</w:t>
+      </w:r>
+    </w:p>
+    <w:p>
+      <w:pPr>
+        <w:pStyle w:val="Heading1"/>
+      </w:pPr>
+      <w:r>
+        <w:t>08. Reference · Earlier W4 response copy</w:t>
+      </w:r>
+    </w:p>
+    <w:p>
+      <w:r>
+        <w:t>Keep this task’s inputs,rule and response together.</w:t>
+      </w:r>
+    </w:p>
+    <w:p>
+      <w:pPr>
+        <w:pStyle w:val="Heading2"/>
+      </w:pPr>
+      <w:r>
+        <w:t>Complete task and evidence</w:t>
+      </w:r>
+    </w:p>
+    <w:p>
+      <w:pPr>
+        <w:pStyle w:val="ListBullet"/>
+      </w:pPr>
+      <w:r>
+        <w:t>For 50 shared validation cases, P has times 0.6, 0.5, 0.4 seconds and 47 correct; Q has 0.3, 0.4, 0.5 seconds and 45 correct. Require at least 92 percent accuracy and at most 12 ms amortised time. Give median times, amortised times, throughput, accuracy and eligible models. A separate dense network has dimensions 3 to 2 to 1 with one bias per output: find its parameter count and raw bytes at four bytes each.</w:t>
+      </w:r>
+    </w:p>
+    <w:p>
+      <w:pPr>
+        <w:pStyle w:val="Heading3"/>
+      </w:pPr>
+      <w:r>
+        <w:t>My reasoning and evidence</w:t>
+      </w:r>
+    </w:p>
+    <w:p>
+      <w:r>
+        <w:t>________________________________________________________________</w:t>
+      </w:r>
+    </w:p>
+    <w:p>
+      <w:r>
+        <w:t>________________________________________________________________</w:t>
+      </w:r>
+    </w:p>
+    <w:p>
+      <w:r>
+        <w:t>________________________________________________________________</w:t>
+      </w:r>
+    </w:p>
+    <w:p>
+      <w:r>
+        <w:t>________________________________________________________________</w:t>
+      </w:r>
+    </w:p>
+    <w:p>
+      <w:r>
+        <w:t>________________________________________________________________</w:t>
+      </w:r>
+    </w:p>
+    <w:p>
+      <w:r>
+        <w:t>________________________________________________________________</w:t>
+      </w:r>
+    </w:p>
+    <w:p>
+      <w:r>
+        <w:t>________________________________________________________________</w:t>
+      </w:r>
+    </w:p>
+    <w:p>
+      <w:r>
+        <w:t>________________________________________________________________</w:t>
+      </w:r>
+    </w:p>
+    <w:p>
+      <w:pPr>
+        <w:pStyle w:val="Heading1"/>
+      </w:pPr>
+      <w:r>
+        <w:t>12. Extra practice · Pictured case</w:t>
+      </w:r>
+    </w:p>
+    <w:p>
+      <w:r>
+        <w:t>Keep this task’s inputs,rule and response together.</w:t>
+      </w:r>
+    </w:p>
+    <w:p>
+      <w:pPr>
+        <w:pStyle w:val="Heading2"/>
+      </w:pPr>
+      <w:r>
+        <w:t>Complete task and evidence</w:t>
+      </w:r>
+    </w:p>
+    <w:p>
+      <w:pPr>
+        <w:pStyle w:val="ListBullet"/>
+      </w:pPr>
+      <w:r>
         <w:t>Compare speed and quality under the same case count and acceptance contract.</w:t>
       </w:r>
     </w:p>
     <w:p>
       <w:pPr>
-        <w:spacing w:line="336" w:lineRule="auto" w:after="180"/>
-      </w:pPr>
-      <w:r>
-        <w:rPr>
-          <w:b w:val="0"/>
-        </w:rPr>
+        <w:pStyle w:val="ListBullet"/>
+      </w:pPr>
+      <w:r>
         <w:t>Both evaluate 40 cases. P times [0.32, 0.40, 0.48]seconds, 38 correct; Q times [0.20, 0.24, 0.28]seconds, 36 correct. Requireaccuracy&gt;=93% and mean amortised time&lt;=12 ms/case.</w:t>
       </w:r>
     </w:p>
     <w:p>
       <w:pPr>
-        <w:spacing w:line="336" w:lineRule="auto" w:after="180"/>
-      </w:pPr>
-      <w:r>
-        <w:rPr>
-          <w:b w:val="0"/>
-        </w:rPr>
-        <w:t xml:space="preserve">All </w:t>
-      </w:r>
-      <w:r>
-        <w:rPr>
-          <w:b/>
-        </w:rPr>
-        <w:t>input</w:t>
-      </w:r>
-      <w:r>
-        <w:rPr>
-          <w:b w:val="0"/>
-        </w:rPr>
-        <w:t>s and outcomes in this worked example are invented classroom data; no real model run is claimed.</w:t>
+        <w:pStyle w:val="ListBullet"/>
+      </w:pPr>
+      <w:r>
+        <w:t>All inputs and outcomes in this worked example are invented classroom data; no real model run is claimed.</w:t>
       </w:r>
     </w:p>
     <w:p>
@@ -1667,37 +1424,10 @@
     </w:p>
     <w:p>
       <w:pPr>
-        <w:spacing w:line="336" w:lineRule="auto" w:after="180"/>
-      </w:pPr>
-      <w:r>
-        <w:rPr>
-          <w:b w:val="0"/>
-        </w:rPr>
-        <w:t xml:space="preserve">Why is 10 ms/case not necessarily a single-request </w:t>
-      </w:r>
-      <w:r>
-        <w:rPr>
-          <w:b/>
-        </w:rPr>
-        <w:t>latency</w:t>
-      </w:r>
-      <w:r>
-        <w:rPr>
-          <w:b w:val="0"/>
-        </w:rPr>
-        <w:t xml:space="preserve">? Point to the relevant step in the picture, then write the changed result and the rule or </w:t>
-      </w:r>
-      <w:r>
-        <w:rPr>
-          <w:b/>
-        </w:rPr>
-        <w:t>evidence</w:t>
-      </w:r>
-      <w:r>
-        <w:rPr>
-          <w:b w:val="0"/>
-        </w:rPr>
-        <w:t xml:space="preserve"> that supports it.</w:t>
+        <w:pStyle w:val="ListBullet"/>
+      </w:pPr>
+      <w:r>
+        <w:t>Why is 10 ms/case not necessarily a single-request latency? Point to the relevant step in the picture, then write the changed result and the rule or evidence that supports it.</w:t>
       </w:r>
     </w:p>
     <w:p>
@@ -1740,68 +1470,18 @@
     </w:p>
     <w:p>
       <w:pPr>
-        <w:pStyle w:val="Heading3"/>
-      </w:pPr>
-      <w:r>
-        <w:t>Record the help used</w:t>
-      </w:r>
-    </w:p>
-    <w:p>
-      <w:pPr>
-        <w:spacing w:line="336" w:lineRule="auto" w:after="180"/>
-        <w:shd w:fill="F1F6F8"/>
-      </w:pPr>
-      <w:r>
-        <w:rPr>
-          <w:b w:val="0"/>
-        </w:rPr>
-        <w:t xml:space="preserve">Support used: alone / hint / worked example. This record is practice </w:t>
-      </w:r>
-      <w:r>
-        <w:rPr>
-          <w:b/>
-        </w:rPr>
-        <w:t>evidence</w:t>
-      </w:r>
-      <w:r>
-        <w:rPr>
-          <w:b w:val="0"/>
-        </w:rPr>
-        <w:t>.</w:t>
-      </w:r>
-    </w:p>
-    <w:p>
-      <w:pPr>
-        <w:spacing w:line="336" w:lineRule="auto" w:after="180"/>
-      </w:pPr>
-      <w:r>
-        <w:rPr>
-          <w:b w:val="0"/>
-        </w:rPr>
-        <w:t xml:space="preserve">Project connection: For your Image-pattern Network Investigation, save the </w:t>
-      </w:r>
-      <w:r>
-        <w:rPr>
-          <w:b/>
-        </w:rPr>
-        <w:t>input</w:t>
-      </w:r>
-      <w:r>
-        <w:rPr>
-          <w:b w:val="0"/>
-        </w:rPr>
-        <w:t>, procedure, observed result and limitation of this check.</w:t>
-      </w:r>
-    </w:p>
-    <w:p>
-      <w:pPr>
-        <w:spacing w:line="336" w:lineRule="auto" w:after="180"/>
-      </w:pPr>
-      <w:r>
-        <w:rPr>
-          <w:b w:val="0"/>
-        </w:rPr>
-        <w:t>Label this worked example as practice; use a different, previously unreviewed case when checking independent understanding.</w:t>
+        <w:pStyle w:val="ListBullet"/>
+      </w:pPr>
+      <w:r>
+        <w:t>Support used: alone / hint / worked example. This record is practice evidence.</w:t>
+      </w:r>
+    </w:p>
+    <w:p>
+      <w:pPr>
+        <w:pStyle w:val="ListBullet"/>
+      </w:pPr>
+      <w:r>
+        <w:t>Project connection: For your Image-pattern Network Investigation, save the input, procedure, observed result and limitation of this check. Label this worked example as practice; use a different, previously unreviewed case when checking independent understanding.</w:t>
       </w:r>
     </w:p>
     <w:p>
@@ -1809,80 +1489,44 @@
         <w:pStyle w:val="Heading1"/>
       </w:pPr>
       <w:r>
-        <w:t>13. Project portfolio milestone</w:t>
-      </w:r>
-    </w:p>
-    <w:p>
-      <w:r>
-        <w:t>Keep this week’s input, deciding step, result and limit together in the Image-pattern Network Investigation record.</w:t>
-      </w:r>
-    </w:p>
-    <w:p>
-      <w:pPr>
-        <w:spacing w:line="336" w:lineRule="auto" w:after="180"/>
-      </w:pPr>
-      <w:r>
-        <w:rPr>
-          <w:b w:val="0"/>
-        </w:rPr>
+        <w:t>13. Reference · Project milestone</w:t>
+      </w:r>
+    </w:p>
+    <w:p>
+      <w:r>
+        <w:t>Keep this task’s inputs,rule and response together.</w:t>
+      </w:r>
+    </w:p>
+    <w:p>
+      <w:pPr>
+        <w:pStyle w:val="Heading2"/>
+      </w:pPr>
+      <w:r>
+        <w:t>Complete task and evidence</w:t>
+      </w:r>
+    </w:p>
+    <w:p>
+      <w:pPr>
+        <w:pStyle w:val="ListBullet"/>
+      </w:pPr>
+      <w:r>
         <w:t>Project: Image-pattern Network Investigation</w:t>
       </w:r>
     </w:p>
     <w:p>
       <w:pPr>
-        <w:spacing w:line="336" w:lineRule="auto" w:after="180"/>
-      </w:pPr>
-      <w:r>
-        <w:rPr>
-          <w:b w:val="0"/>
-        </w:rPr>
-        <w:t xml:space="preserve">Current milestone: Present and defend. Demonstrate the system, explain one failure and justify the next improvement with </w:t>
-      </w:r>
-      <w:r>
-        <w:rPr>
-          <w:b/>
-        </w:rPr>
-        <w:t>evidence</w:t>
-      </w:r>
-      <w:r>
-        <w:rPr>
-          <w:b w:val="0"/>
-        </w:rPr>
-        <w:t>.</w:t>
-      </w:r>
-    </w:p>
-    <w:p>
-      <w:pPr>
-        <w:spacing w:line="336" w:lineRule="auto" w:after="180"/>
-      </w:pPr>
-      <w:r>
-        <w:rPr>
-          <w:b w:val="0"/>
-        </w:rPr>
-        <w:t xml:space="preserve">For your Image-pattern Network Investigation, save the </w:t>
-      </w:r>
-      <w:r>
-        <w:rPr>
-          <w:b/>
-        </w:rPr>
-        <w:t>input</w:t>
-      </w:r>
-      <w:r>
-        <w:rPr>
-          <w:b w:val="0"/>
-        </w:rPr>
-        <w:t>, procedure, observed result and limitation of this check.</w:t>
-      </w:r>
-    </w:p>
-    <w:p>
-      <w:pPr>
-        <w:spacing w:line="336" w:lineRule="auto" w:after="180"/>
-      </w:pPr>
-      <w:r>
-        <w:rPr>
-          <w:b w:val="0"/>
-        </w:rPr>
-        <w:t>Label this worked example as practice; use a different, previously unreviewed case when checking independent understanding.</w:t>
+        <w:pStyle w:val="ListBullet"/>
+      </w:pPr>
+      <w:r>
+        <w:t>Current milestone: Present and defend. Demonstrate the system, explain one failure and justify the next improvement with evidence.</w:t>
+      </w:r>
+    </w:p>
+    <w:p>
+      <w:pPr>
+        <w:pStyle w:val="ListBullet"/>
+      </w:pPr>
+      <w:r>
+        <w:t>For your Image-pattern Network Investigation, save the input, procedure, observed result and limitation of this check. Label this worked example as practice; use a different, previously unreviewed case when checking independent understanding.</w:t>
       </w:r>
     </w:p>
     <w:tbl>
@@ -2039,12 +1683,525 @@
         <w:pStyle w:val="Heading1"/>
       </w:pPr>
       <w:r>
-        <w:t>14. Supported practice and learning evidence</w:t>
-      </w:r>
-    </w:p>
-    <w:p>
-      <w:r>
-        <w:t>Try the supported questions before comparing with hints and feedback. Record what you repaired and the evidence you retained.</w:t>
+        <w:t>14. Extra practice · Predict,check and repair</w:t>
+      </w:r>
+    </w:p>
+    <w:p>
+      <w:r>
+        <w:t>Keep supported feedback separate from the independent case.</w:t>
+      </w:r>
+    </w:p>
+    <w:p>
+      <w:pPr>
+        <w:pStyle w:val="Heading2"/>
+      </w:pPr>
+      <w:r>
+        <w:t>First supported question and optional hint</w:t>
+      </w:r>
+    </w:p>
+    <w:p>
+      <w:pPr>
+        <w:pStyle w:val="ListBullet"/>
+      </w:pPr>
+      <w:r>
+        <w:t>Compare speed and quality under the same case count and acceptance contract.</w:t>
+      </w:r>
+    </w:p>
+    <w:p>
+      <w:pPr>
+        <w:pStyle w:val="Heading3"/>
+      </w:pPr>
+      <w:r>
+        <w:t>Practice 1: explain the deciding evidence</w:t>
+      </w:r>
+    </w:p>
+    <w:p>
+      <w:pPr>
+        <w:pStyle w:val="ListBullet"/>
+      </w:pPr>
+      <w:r>
+        <w:t>Which labelled step matches this detail? P meets the declared contract; Q is faster but ineligible.</w:t>
+      </w:r>
+    </w:p>
+    <w:p>
+      <w:pPr>
+        <w:pStyle w:val="ListBullet"/>
+      </w:pPr>
+      <w:r>
+        <w:t>1. Summarise P</w:t>
+      </w:r>
+    </w:p>
+    <w:p>
+      <w:pPr>
+        <w:pStyle w:val="ListBullet"/>
+      </w:pPr>
+      <w:r>
+        <w:t>2. Summarise Q</w:t>
+      </w:r>
+    </w:p>
+    <w:p>
+      <w:pPr>
+        <w:pStyle w:val="ListBullet"/>
+      </w:pPr>
+      <w:r>
+        <w:t>3. Choose eligible candidate</w:t>
+      </w:r>
+    </w:p>
+    <w:p>
+      <w:pPr>
+        <w:pStyle w:val="Heading3"/>
+      </w:pPr>
+      <w:r>
+        <w:t>My selected conclusion, deciding fact and explanation</w:t>
+      </w:r>
+    </w:p>
+    <w:p>
+      <w:r>
+        <w:t>________________________________________________________________</w:t>
+      </w:r>
+    </w:p>
+    <w:p>
+      <w:r>
+        <w:t>________________________________________________________________</w:t>
+      </w:r>
+    </w:p>
+    <w:p>
+      <w:r>
+        <w:t>________________________________________________________________</w:t>
+      </w:r>
+    </w:p>
+    <w:p>
+      <w:r>
+        <w:t>________________________________________________________________</w:t>
+      </w:r>
+    </w:p>
+    <w:p>
+      <w:r>
+        <w:t>________________________________________________________________</w:t>
+      </w:r>
+    </w:p>
+    <w:p>
+      <w:pPr>
+        <w:pStyle w:val="ListBullet"/>
+      </w:pPr>
+      <w:r>
+        <w:t>Hint if needed: Read the steps in the pictorial case. Match the supplied detail to the stage that performs or records it.</w:t>
+      </w:r>
+    </w:p>
+    <w:p>
+      <w:pPr>
+        <w:pStyle w:val="Heading2"/>
+      </w:pPr>
+      <w:r>
+        <w:t>Check after the first attempt · reference / check after trying</w:t>
+      </w:r>
+    </w:p>
+    <w:p>
+      <w:pPr>
+        <w:spacing w:line="336" w:lineRule="auto" w:after="180"/>
+      </w:pPr>
+      <w:r>
+        <w:rPr>
+          <w:b w:val="0"/>
+        </w:rPr>
+        <w:t>After your attempt, compare with the supported explanation: Choose eligible candidate P meets the declared contract; Q is faster but ineligible. Compare models on the same workload and apply every required condition.</w:t>
+      </w:r>
+    </w:p>
+    <w:p>
+      <w:pPr>
+        <w:spacing w:line="336" w:lineRule="auto" w:after="180"/>
+      </w:pPr>
+      <w:r>
+        <w:rPr>
+          <w:b w:val="0"/>
+        </w:rPr>
+        <w:t>P meets both quality and time limits; Q’s speed does not compensate for missing the quality gate. Dividing total run duration by forty gives an amortised time per case.</w:t>
+      </w:r>
+    </w:p>
+    <w:p>
+      <w:pPr>
+        <w:spacing w:line="336" w:lineRule="auto" w:after="180"/>
+      </w:pPr>
+      <w:r>
+        <w:rPr>
+          <w:b w:val="0"/>
+        </w:rPr>
+        <w:t>It does not measure the wait for one isolated request, which needs its own timed experiment.</w:t>
+      </w:r>
+    </w:p>
+    <w:p>
+      <w:pPr>
+        <w:pStyle w:val="Heading2"/>
+      </w:pPr>
+      <w:r>
+        <w:t>Changed-case question and optional hint</w:t>
+      </w:r>
+    </w:p>
+    <w:p>
+      <w:pPr>
+        <w:pStyle w:val="Heading3"/>
+      </w:pPr>
+      <w:r>
+        <w:t>Practice 2: explain the deciding evidence</w:t>
+      </w:r>
+    </w:p>
+    <w:p>
+      <w:pPr>
+        <w:pStyle w:val="ListBullet"/>
+      </w:pPr>
+      <w:r>
+        <w:t>Changed-case practice: Lower the accuracy requirement to90% before a new selection exercise. Which conclusion is supported by the supplied facts?</w:t>
+      </w:r>
+    </w:p>
+    <w:p>
+      <w:pPr>
+        <w:pStyle w:val="ListBullet"/>
+      </w:pPr>
+      <w:r>
+        <w:t>1. Both become eligible; Q has the smaller measured mean amortised time.</w:t>
+      </w:r>
+    </w:p>
+    <w:p>
+      <w:pPr>
+        <w:pStyle w:val="ListBullet"/>
+      </w:pPr>
+      <w:r>
+        <w:t>2. We can decide the result without examining the changed input or the procedure.</w:t>
+      </w:r>
+    </w:p>
+    <w:p>
+      <w:pPr>
+        <w:pStyle w:val="ListBullet"/>
+      </w:pPr>
+      <w:r>
+        <w:t>3. This one example guarantees correct results for every future input.</w:t>
+      </w:r>
+    </w:p>
+    <w:p>
+      <w:pPr>
+        <w:pStyle w:val="Heading3"/>
+      </w:pPr>
+      <w:r>
+        <w:t>My selected conclusion, deciding fact and explanation</w:t>
+      </w:r>
+    </w:p>
+    <w:p>
+      <w:r>
+        <w:t>________________________________________________________________</w:t>
+      </w:r>
+    </w:p>
+    <w:p>
+      <w:r>
+        <w:t>________________________________________________________________</w:t>
+      </w:r>
+    </w:p>
+    <w:p>
+      <w:r>
+        <w:t>________________________________________________________________</w:t>
+      </w:r>
+    </w:p>
+    <w:p>
+      <w:r>
+        <w:t>________________________________________________________________</w:t>
+      </w:r>
+    </w:p>
+    <w:p>
+      <w:r>
+        <w:t>________________________________________________________________</w:t>
+      </w:r>
+    </w:p>
+    <w:p>
+      <w:pPr>
+        <w:pStyle w:val="ListBullet"/>
+      </w:pPr>
+      <w:r>
+        <w:t>Hint if needed: Use the changed condition and the deciding step in the pictorial trace. The answer must say what follows from those facts.</w:t>
+      </w:r>
+    </w:p>
+    <w:p>
+      <w:pPr>
+        <w:pStyle w:val="Heading2"/>
+      </w:pPr>
+      <w:r>
+        <w:t>Check after the changed attempt · reference / check after trying</w:t>
+      </w:r>
+    </w:p>
+    <w:p>
+      <w:pPr>
+        <w:spacing w:line="336" w:lineRule="auto" w:after="180"/>
+      </w:pPr>
+      <w:r>
+        <w:rPr>
+          <w:b w:val="0"/>
+        </w:rPr>
+        <w:t>After your attempt, compare with the supported explanation: Both become eligible; Q has the smaller measured mean amortised time. The acceptance contract changed; Q’s measured accuracy did not improve.</w:t>
+      </w:r>
+    </w:p>
+    <w:p>
+      <w:pPr>
+        <w:pStyle w:val="Heading2"/>
+      </w:pPr>
+      <w:r>
+        <w:t>Repair and retain the record</w:t>
+      </w:r>
+    </w:p>
+    <w:p>
+      <w:pPr>
+        <w:spacing w:line="336" w:lineRule="auto" w:after="180"/>
+      </w:pPr>
+      <w:r>
+        <w:rPr>
+          <w:b w:val="0"/>
+        </w:rPr>
+        <w:t xml:space="preserve">Review Dataset shift in neural models (ai-5/30). Goal: Explain how a changed </w:t>
+      </w:r>
+      <w:r>
+        <w:rPr>
+          <w:b/>
+        </w:rPr>
+        <w:t>input</w:t>
+      </w:r>
+      <w:r>
+        <w:rPr>
+          <w:b w:val="0"/>
+        </w:rPr>
+        <w:t xml:space="preserve"> mix can change overall accuracy. Short practice: Did the supplied model’s dim-light accuracy deteriorate?</w:t>
+      </w:r>
+    </w:p>
+    <w:p>
+      <w:pPr>
+        <w:spacing w:line="336" w:lineRule="auto" w:after="180"/>
+      </w:pPr>
+      <w:r>
+        <w:rPr>
+          <w:b w:val="0"/>
+        </w:rPr>
+        <w:t xml:space="preserve">Point to the relevant step in the picture, then write the changed result and the rule or </w:t>
+      </w:r>
+      <w:r>
+        <w:rPr>
+          <w:b/>
+        </w:rPr>
+        <w:t>evidence</w:t>
+      </w:r>
+      <w:r>
+        <w:rPr>
+          <w:b w:val="0"/>
+        </w:rPr>
+        <w:t xml:space="preserve"> that supports it.. Return to this week and explain what you changed.</w:t>
+      </w:r>
+    </w:p>
+    <w:p>
+      <w:pPr>
+        <w:spacing w:line="336" w:lineRule="auto" w:after="180"/>
+      </w:pPr>
+      <w:r>
+        <w:rPr>
+          <w:b w:val="0"/>
+        </w:rPr>
+        <w:t xml:space="preserve">Review Transfer learning (ai-5/28). Goal: Trace a reused feature extractor and a newly fitted </w:t>
+      </w:r>
+      <w:r>
+        <w:rPr>
+          <w:b/>
+        </w:rPr>
+        <w:t>output</w:t>
+      </w:r>
+      <w:r>
+        <w:rPr>
+          <w:b w:val="0"/>
+        </w:rPr>
+        <w:t xml:space="preserve"> head. Short practice: Which part was trained for the new task?</w:t>
+      </w:r>
+    </w:p>
+    <w:p>
+      <w:pPr>
+        <w:spacing w:line="336" w:lineRule="auto" w:after="180"/>
+      </w:pPr>
+      <w:r>
+        <w:rPr>
+          <w:b w:val="0"/>
+        </w:rPr>
+        <w:t xml:space="preserve">Point to the relevant step in the picture, then write the changed result and the rule or </w:t>
+      </w:r>
+      <w:r>
+        <w:rPr>
+          <w:b/>
+        </w:rPr>
+        <w:t>evidence</w:t>
+      </w:r>
+      <w:r>
+        <w:rPr>
+          <w:b w:val="0"/>
+        </w:rPr>
+        <w:t xml:space="preserve"> that supports it.. Return to this week and explain what you changed.</w:t>
+      </w:r>
+    </w:p>
+    <w:p>
+      <w:pPr>
+        <w:spacing w:line="336" w:lineRule="auto" w:after="180"/>
+      </w:pPr>
+      <w:r>
+        <w:rPr>
+          <w:b w:val="0"/>
+        </w:rPr>
+        <w:t>Review Sequence representations (ai-5/25). Goal: Encode an ordered sequence with an explicit vocabulary. Short practice: Which record lets the program distinguish the first and last zeros?</w:t>
+      </w:r>
+    </w:p>
+    <w:p>
+      <w:pPr>
+        <w:spacing w:line="336" w:lineRule="auto" w:after="180"/>
+      </w:pPr>
+      <w:r>
+        <w:rPr>
+          <w:b w:val="0"/>
+        </w:rPr>
+        <w:t xml:space="preserve">Point to the relevant step in the picture, then write the changed result and the rule or </w:t>
+      </w:r>
+      <w:r>
+        <w:rPr>
+          <w:b/>
+        </w:rPr>
+        <w:t>evidence</w:t>
+      </w:r>
+      <w:r>
+        <w:rPr>
+          <w:b w:val="0"/>
+        </w:rPr>
+        <w:t xml:space="preserve"> that supports it.. Return to this week and explain what you changed.</w:t>
+      </w:r>
+    </w:p>
+    <w:p>
+      <w:pPr>
+        <w:spacing w:line="336" w:lineRule="auto" w:after="180"/>
+      </w:pPr>
+      <w:r>
+        <w:rPr>
+          <w:b w:val="0"/>
+        </w:rPr>
+        <w:t xml:space="preserve">The browser lab lets you edit the supported Python examples already included in this lesson. Predict first, run, inspect the actual </w:t>
+      </w:r>
+      <w:r>
+        <w:rPr>
+          <w:b/>
+        </w:rPr>
+        <w:t>output</w:t>
+      </w:r>
+      <w:r>
+        <w:rPr>
+          <w:b w:val="0"/>
+        </w:rPr>
+        <w:t xml:space="preserve"> or error, change one </w:t>
+      </w:r>
+      <w:r>
+        <w:rPr>
+          <w:b/>
+        </w:rPr>
+        <w:t>input</w:t>
+      </w:r>
+      <w:r>
+        <w:rPr>
+          <w:b w:val="0"/>
+        </w:rPr>
+        <w:t>, then run again.</w:t>
+      </w:r>
+    </w:p>
+    <w:p>
+      <w:pPr>
+        <w:spacing w:line="336" w:lineRule="auto" w:after="180"/>
+      </w:pPr>
+      <w:r>
+        <w:rPr>
+          <w:b w:val="0"/>
+        </w:rPr>
+        <w:t xml:space="preserve">Keep code, </w:t>
+      </w:r>
+      <w:r>
+        <w:rPr>
+          <w:b/>
+        </w:rPr>
+        <w:t>prediction</w:t>
+      </w:r>
+      <w:r>
+        <w:rPr>
+          <w:b w:val="0"/>
+        </w:rPr>
+        <w:t>s, actual results and a reasoned revision together. On paper, label your result as a trace rather than an execution.</w:t>
+      </w:r>
+    </w:p>
+    <w:p>
+      <w:pPr>
+        <w:spacing w:line="336" w:lineRule="auto" w:after="180"/>
+      </w:pPr>
+      <w:r>
+        <w:rPr>
+          <w:b w:val="0"/>
+        </w:rPr>
+        <w:t xml:space="preserve">Use Download completed work in the hosted lesson to export your answers, reflections, practice feedback and code-run </w:t>
+      </w:r>
+      <w:r>
+        <w:rPr>
+          <w:b/>
+        </w:rPr>
+        <w:t>evidence</w:t>
+      </w:r>
+      <w:r>
+        <w:rPr>
+          <w:b w:val="0"/>
+        </w:rPr>
+        <w:t>. Open the HTML copy to read or print it.</w:t>
+      </w:r>
+    </w:p>
+    <w:p>
+      <w:pPr>
+        <w:spacing w:line="336" w:lineRule="auto" w:after="180"/>
+      </w:pPr>
+      <w:r>
+        <w:rPr>
+          <w:b w:val="0"/>
+        </w:rPr>
+        <w:t>Drafts stay in this browser when storage is available; clear drafts on a shared device.</w:t>
+      </w:r>
+    </w:p>
+    <w:p>
+      <w:pPr>
+        <w:pStyle w:val="Heading3"/>
+      </w:pPr>
+      <w:r>
+        <w:t>What I repaired, the evidence I kept and the next test</w:t>
+      </w:r>
+    </w:p>
+    <w:p>
+      <w:r>
+        <w:t>________________________________________________________________</w:t>
+      </w:r>
+    </w:p>
+    <w:p>
+      <w:r>
+        <w:t>________________________________________________________________</w:t>
+      </w:r>
+    </w:p>
+    <w:p>
+      <w:r>
+        <w:t>________________________________________________________________</w:t>
+      </w:r>
+    </w:p>
+    <w:p>
+      <w:r>
+        <w:t>________________________________________________________________</w:t>
+      </w:r>
+    </w:p>
+    <w:p>
+      <w:r>
+        <w:t>________________________________________________________________</w:t>
+      </w:r>
+    </w:p>
+    <w:p>
+      <w:pPr>
+        <w:pStyle w:val="Heading2"/>
+      </w:pPr>
+      <w:r>
+        <w:t>Earlier wording, alternatives and picture transcripts · reference / check after trying</w:t>
       </w:r>
     </w:p>
     <w:p>
@@ -2060,68 +2217,10 @@
     </w:p>
     <w:p>
       <w:pPr>
-        <w:spacing w:line="336" w:lineRule="auto" w:after="180"/>
-      </w:pPr>
-      <w:r>
-        <w:rPr>
-          <w:b w:val="0"/>
-        </w:rPr>
-        <w:t>Compare speed and quality under the same case count and acceptance contract.</w:t>
-      </w:r>
-    </w:p>
-    <w:p>
-      <w:pPr>
         <w:pStyle w:val="Heading3"/>
       </w:pPr>
       <w:r>
-        <w:t>Practice 1: explain the deciding evidence</w:t>
-      </w:r>
-    </w:p>
-    <w:p>
-      <w:pPr>
-        <w:spacing w:line="336" w:lineRule="auto" w:after="180"/>
-      </w:pPr>
-      <w:r>
-        <w:rPr>
-          <w:b w:val="0"/>
-        </w:rPr>
-        <w:t>Which labelled step matches this detail? P meets the declared contract; Q is faster but ineligible.</w:t>
-      </w:r>
-    </w:p>
-    <w:p>
-      <w:pPr>
-        <w:spacing w:line="336" w:lineRule="auto" w:after="180"/>
-        <w:shd w:fill="F4F9FC"/>
-      </w:pPr>
-      <w:r>
-        <w:rPr>
-          <w:b w:val="0"/>
-        </w:rPr>
-        <w:t>1. Summarise P</w:t>
-      </w:r>
-    </w:p>
-    <w:p>
-      <w:pPr>
-        <w:spacing w:line="336" w:lineRule="auto" w:after="180"/>
-        <w:shd w:fill="F4F9FC"/>
-      </w:pPr>
-      <w:r>
-        <w:rPr>
-          <w:b w:val="0"/>
-        </w:rPr>
-        <w:t>2. Summarise Q</w:t>
-      </w:r>
-    </w:p>
-    <w:p>
-      <w:pPr>
-        <w:spacing w:line="336" w:lineRule="auto" w:after="180"/>
-        <w:shd w:fill="F4F9FC"/>
-      </w:pPr>
-      <w:r>
-        <w:rPr>
-          <w:b w:val="0"/>
-        </w:rPr>
-        <w:t>3. Choose eligible candidate</w:t>
+        <w:t>Repair a missing building block</w:t>
       </w:r>
     </w:p>
     <w:p>
@@ -2129,32 +2228,7 @@
         <w:pStyle w:val="Heading3"/>
       </w:pPr>
       <w:r>
-        <w:t>My selected conclusion, deciding fact and explanation</w:t>
-      </w:r>
-    </w:p>
-    <w:p>
-      <w:r>
-        <w:t>________________________________________________________________</w:t>
-      </w:r>
-    </w:p>
-    <w:p>
-      <w:r>
-        <w:t>________________________________________________________________</w:t>
-      </w:r>
-    </w:p>
-    <w:p>
-      <w:r>
-        <w:t>________________________________________________________________</w:t>
-      </w:r>
-    </w:p>
-    <w:p>
-      <w:r>
-        <w:t>________________________________________________________________</w:t>
-      </w:r>
-    </w:p>
-    <w:p>
-      <w:r>
-        <w:t>________________________________________________________________</w:t>
+        <w:t>Predict, run and debug</w:t>
       </w:r>
     </w:p>
     <w:p>
@@ -2162,517 +2236,25 @@
         <w:pStyle w:val="Heading3"/>
       </w:pPr>
       <w:r>
-        <w:t>Hint · try first</w:t>
-      </w:r>
-    </w:p>
-    <w:p>
-      <w:pPr>
-        <w:spacing w:line="336" w:lineRule="auto" w:after="180"/>
-        <w:shd w:fill="F1F6F8"/>
-      </w:pPr>
-      <w:r>
-        <w:rPr>
-          <w:b w:val="0"/>
-        </w:rPr>
-        <w:t>Hint if needed: Read the steps in the pictorial case. Match the supplied detail to the stage that performs or records it.</w:t>
-      </w:r>
-    </w:p>
-    <w:p>
-      <w:pPr>
-        <w:pStyle w:val="Heading3"/>
-      </w:pPr>
-      <w:r>
-        <w:t>Feedback · compare after trying</w:t>
-      </w:r>
-    </w:p>
-    <w:p>
-      <w:pPr>
-        <w:spacing w:line="336" w:lineRule="auto" w:after="180"/>
-        <w:shd w:fill="F1F6FC"/>
-      </w:pPr>
-      <w:r>
-        <w:rPr>
-          <w:b w:val="0"/>
-        </w:rPr>
-        <w:t>After your attempt, compare with the supported explanation: Choose eligible candidate P meets the declared contract; Q is faster but ineligible. Compare models on the same workload and apply every required condition.</w:t>
-      </w:r>
-    </w:p>
-    <w:p>
-      <w:pPr>
-        <w:spacing w:line="336" w:lineRule="auto" w:after="180"/>
-        <w:shd w:fill="F1F6FC"/>
-      </w:pPr>
-      <w:r>
-        <w:rPr>
-          <w:b w:val="0"/>
-        </w:rPr>
-        <w:t>P meets both quality and time limits; Q’s speed does not compensate for missing the quality gate. Dividing total run duration by forty gives an amortised time per case.</w:t>
-      </w:r>
-    </w:p>
-    <w:p>
-      <w:pPr>
-        <w:spacing w:line="336" w:lineRule="auto" w:after="180"/>
-        <w:shd w:fill="F1F6FC"/>
-      </w:pPr>
-      <w:r>
-        <w:rPr>
-          <w:b w:val="0"/>
-        </w:rPr>
-        <w:t>It does not measure the wait for one isolated request, which needs its own timed experiment.</w:t>
-      </w:r>
-    </w:p>
-    <w:p>
-      <w:pPr>
-        <w:pStyle w:val="Heading3"/>
-      </w:pPr>
-      <w:r>
-        <w:t>Practice 2: explain the deciding evidence</w:t>
-      </w:r>
-    </w:p>
-    <w:p>
-      <w:pPr>
-        <w:pStyle w:val="Heading3"/>
-      </w:pPr>
-      <w:r>
-        <w:t>Changed case · predict first</w:t>
-      </w:r>
-    </w:p>
-    <w:p>
-      <w:pPr>
-        <w:spacing w:line="336" w:lineRule="auto" w:after="180"/>
-        <w:shd w:fill="F5F1FB"/>
-      </w:pPr>
-      <w:r>
-        <w:rPr>
-          <w:b w:val="0"/>
-        </w:rPr>
-        <w:t>Changed-case practice: Lower the accuracy requirement to90% before a new selection exercise. Which conclusion is supported by the supplied facts?</w:t>
-      </w:r>
-    </w:p>
-    <w:p>
-      <w:pPr>
-        <w:spacing w:line="336" w:lineRule="auto" w:after="180"/>
-        <w:shd w:fill="F4F9FC"/>
-      </w:pPr>
-      <w:r>
-        <w:rPr>
-          <w:b w:val="0"/>
-        </w:rPr>
-        <w:t>1. Both become eligible; Q has the smaller measured mean amortised time.</w:t>
-      </w:r>
-    </w:p>
-    <w:p>
-      <w:pPr>
-        <w:spacing w:line="336" w:lineRule="auto" w:after="180"/>
-        <w:shd w:fill="F4F9FC"/>
-      </w:pPr>
-      <w:r>
-        <w:rPr>
-          <w:b w:val="0"/>
-        </w:rPr>
-        <w:t xml:space="preserve">2. We can decide the result without examining the changed </w:t>
-      </w:r>
-      <w:r>
-        <w:rPr>
-          <w:b/>
-        </w:rPr>
-        <w:t>input</w:t>
-      </w:r>
-      <w:r>
-        <w:rPr>
-          <w:b w:val="0"/>
-        </w:rPr>
-        <w:t xml:space="preserve"> or the procedure.</w:t>
-      </w:r>
-    </w:p>
-    <w:p>
-      <w:pPr>
-        <w:spacing w:line="336" w:lineRule="auto" w:after="180"/>
-        <w:shd w:fill="F4F9FC"/>
-      </w:pPr>
-      <w:r>
-        <w:rPr>
-          <w:b w:val="0"/>
-        </w:rPr>
-        <w:t xml:space="preserve">3. This one example guarantees correct results for every future </w:t>
-      </w:r>
-      <w:r>
-        <w:rPr>
-          <w:b/>
-        </w:rPr>
-        <w:t>input</w:t>
-      </w:r>
-      <w:r>
-        <w:rPr>
-          <w:b w:val="0"/>
-        </w:rPr>
-        <w:t>.</w:t>
-      </w:r>
-    </w:p>
-    <w:p>
-      <w:pPr>
-        <w:pStyle w:val="Heading3"/>
-      </w:pPr>
-      <w:r>
-        <w:t>My selected conclusion, deciding fact and explanation</w:t>
-      </w:r>
-    </w:p>
-    <w:p>
-      <w:r>
-        <w:t>________________________________________________________________</w:t>
-      </w:r>
-    </w:p>
-    <w:p>
-      <w:r>
-        <w:t>________________________________________________________________</w:t>
-      </w:r>
-    </w:p>
-    <w:p>
-      <w:r>
-        <w:t>________________________________________________________________</w:t>
-      </w:r>
-    </w:p>
-    <w:p>
-      <w:r>
-        <w:t>________________________________________________________________</w:t>
-      </w:r>
-    </w:p>
-    <w:p>
-      <w:r>
-        <w:t>________________________________________________________________</w:t>
-      </w:r>
-    </w:p>
-    <w:p>
-      <w:pPr>
-        <w:pStyle w:val="Heading3"/>
-      </w:pPr>
-      <w:r>
-        <w:t>Hint · try first</w:t>
-      </w:r>
-    </w:p>
-    <w:p>
-      <w:pPr>
-        <w:spacing w:line="336" w:lineRule="auto" w:after="180"/>
-        <w:shd w:fill="F1F6F8"/>
-      </w:pPr>
-      <w:r>
-        <w:rPr>
-          <w:b w:val="0"/>
-        </w:rPr>
-        <w:t>Hint if needed: Use the changed condition and the deciding step in the pictorial trace. The answer must say what follows from those facts.</w:t>
-      </w:r>
-    </w:p>
-    <w:p>
-      <w:pPr>
-        <w:pStyle w:val="Heading3"/>
-      </w:pPr>
-      <w:r>
-        <w:t>Feedback · compare after trying</w:t>
-      </w:r>
-    </w:p>
-    <w:p>
-      <w:pPr>
-        <w:spacing w:line="336" w:lineRule="auto" w:after="180"/>
-        <w:shd w:fill="F1F6FC"/>
-      </w:pPr>
-      <w:r>
-        <w:rPr>
-          <w:b w:val="0"/>
-        </w:rPr>
-        <w:t>After your attempt, compare with the supported explanation: Both become eligible; Q has the smaller measured mean amortised time. The acceptance contract changed; Q’s measured accuracy did not improve.</w:t>
-      </w:r>
-    </w:p>
-    <w:p>
-      <w:pPr>
-        <w:pStyle w:val="Heading3"/>
-      </w:pPr>
-      <w:r>
-        <w:t>Repair a missing building block</w:t>
-      </w:r>
-    </w:p>
-    <w:p>
-      <w:pPr>
-        <w:spacing w:line="336" w:lineRule="auto" w:after="180"/>
-      </w:pPr>
-      <w:r>
-        <w:rPr>
-          <w:b w:val="0"/>
-        </w:rPr>
-        <w:t xml:space="preserve">Review Dataset shift in neural models (ai-5/30). Goal: Explain how a changed </w:t>
-      </w:r>
-      <w:r>
-        <w:rPr>
-          <w:b/>
-        </w:rPr>
-        <w:t>input</w:t>
-      </w:r>
-      <w:r>
-        <w:rPr>
-          <w:b w:val="0"/>
-        </w:rPr>
-        <w:t xml:space="preserve"> mix can change overall accuracy. Short practice: Did the supplied model’s dim-light accuracy deteriorate?</w:t>
-      </w:r>
-    </w:p>
-    <w:p>
-      <w:pPr>
-        <w:spacing w:line="336" w:lineRule="auto" w:after="180"/>
-      </w:pPr>
-      <w:r>
-        <w:rPr>
-          <w:b w:val="0"/>
-        </w:rPr>
-        <w:t xml:space="preserve">Point to the relevant step in the picture, then write the changed result and the rule or </w:t>
-      </w:r>
-      <w:r>
-        <w:rPr>
-          <w:b/>
-        </w:rPr>
-        <w:t>evidence</w:t>
-      </w:r>
-      <w:r>
-        <w:rPr>
-          <w:b w:val="0"/>
-        </w:rPr>
-        <w:t xml:space="preserve"> that supports it.. Return to this week and explain what you changed.</w:t>
-      </w:r>
-    </w:p>
-    <w:p>
-      <w:pPr>
-        <w:spacing w:line="336" w:lineRule="auto" w:after="180"/>
-      </w:pPr>
-      <w:r>
-        <w:rPr>
-          <w:b w:val="0"/>
-        </w:rPr>
-        <w:t xml:space="preserve">Review Transfer learning (ai-5/28). Goal: Trace a reused feature extractor and a newly fitted </w:t>
-      </w:r>
-      <w:r>
-        <w:rPr>
-          <w:b/>
-        </w:rPr>
-        <w:t>output</w:t>
-      </w:r>
-      <w:r>
-        <w:rPr>
-          <w:b w:val="0"/>
-        </w:rPr>
-        <w:t xml:space="preserve"> head. Short practice: Which part was trained for the new task?</w:t>
-      </w:r>
-    </w:p>
-    <w:p>
-      <w:pPr>
-        <w:spacing w:line="336" w:lineRule="auto" w:after="180"/>
-      </w:pPr>
-      <w:r>
-        <w:rPr>
-          <w:b w:val="0"/>
-        </w:rPr>
-        <w:t xml:space="preserve">Point to the relevant step in the picture, then write the changed result and the rule or </w:t>
-      </w:r>
-      <w:r>
-        <w:rPr>
-          <w:b/>
-        </w:rPr>
-        <w:t>evidence</w:t>
-      </w:r>
-      <w:r>
-        <w:rPr>
-          <w:b w:val="0"/>
-        </w:rPr>
-        <w:t xml:space="preserve"> that supports it.. Return to this week and explain what you changed.</w:t>
-      </w:r>
-    </w:p>
-    <w:p>
-      <w:pPr>
-        <w:spacing w:line="336" w:lineRule="auto" w:after="180"/>
-      </w:pPr>
-      <w:r>
-        <w:rPr>
-          <w:b w:val="0"/>
-        </w:rPr>
-        <w:t>Review Sequence representations (ai-5/25). Goal: Encode an ordered sequence with an explicit vocabulary. Short practice: Which record lets the program distinguish the first and last zeros?</w:t>
-      </w:r>
-    </w:p>
-    <w:p>
-      <w:pPr>
-        <w:spacing w:line="336" w:lineRule="auto" w:after="180"/>
-      </w:pPr>
-      <w:r>
-        <w:rPr>
-          <w:b w:val="0"/>
-        </w:rPr>
-        <w:t xml:space="preserve">Point to the relevant step in the picture, then write the changed result and the rule or </w:t>
-      </w:r>
-      <w:r>
-        <w:rPr>
-          <w:b/>
-        </w:rPr>
-        <w:t>evidence</w:t>
-      </w:r>
-      <w:r>
-        <w:rPr>
-          <w:b w:val="0"/>
-        </w:rPr>
-        <w:t xml:space="preserve"> that supports it.. Return to this week and explain what you changed.</w:t>
-      </w:r>
-    </w:p>
-    <w:p>
-      <w:pPr>
-        <w:pStyle w:val="Heading3"/>
-      </w:pPr>
-      <w:r>
-        <w:t>Predict, run and debug</w:t>
-      </w:r>
-    </w:p>
-    <w:p>
-      <w:pPr>
-        <w:spacing w:line="336" w:lineRule="auto" w:after="180"/>
-      </w:pPr>
-      <w:r>
-        <w:rPr>
-          <w:b w:val="0"/>
-        </w:rPr>
-        <w:t xml:space="preserve">The browser lab lets you edit the supported Python examples already included in this lesson. Predict first, run, inspect the actual </w:t>
-      </w:r>
-      <w:r>
-        <w:rPr>
-          <w:b/>
-        </w:rPr>
-        <w:t>output</w:t>
-      </w:r>
-      <w:r>
-        <w:rPr>
-          <w:b w:val="0"/>
-        </w:rPr>
-        <w:t xml:space="preserve"> or error, change one </w:t>
-      </w:r>
-      <w:r>
-        <w:rPr>
-          <w:b/>
-        </w:rPr>
-        <w:t>input</w:t>
-      </w:r>
-      <w:r>
-        <w:rPr>
-          <w:b w:val="0"/>
-        </w:rPr>
-        <w:t>, then run again.</w:t>
-      </w:r>
-    </w:p>
-    <w:p>
-      <w:pPr>
-        <w:spacing w:line="336" w:lineRule="auto" w:after="180"/>
-      </w:pPr>
-      <w:r>
-        <w:rPr>
-          <w:b w:val="0"/>
-        </w:rPr>
-        <w:t xml:space="preserve">Keep code, </w:t>
-      </w:r>
-      <w:r>
-        <w:rPr>
-          <w:b/>
-        </w:rPr>
-        <w:t>prediction</w:t>
-      </w:r>
-      <w:r>
-        <w:rPr>
-          <w:b w:val="0"/>
-        </w:rPr>
-        <w:t>s, actual results and a reasoned revision together. On paper, label your result as a trace rather than an execution.</w:t>
-      </w:r>
-    </w:p>
-    <w:p>
-      <w:pPr>
-        <w:pStyle w:val="Heading3"/>
-      </w:pPr>
-      <w:r>
         <w:t>Keep your completed work</w:t>
       </w:r>
     </w:p>
     <w:p>
       <w:pPr>
-        <w:spacing w:line="336" w:lineRule="auto" w:after="180"/>
-      </w:pPr>
-      <w:r>
-        <w:rPr>
-          <w:b w:val="0"/>
-        </w:rPr>
-        <w:t xml:space="preserve">Use Download completed work in the hosted lesson to export your answers, reflections, practice feedback and code-run </w:t>
-      </w:r>
-      <w:r>
-        <w:rPr>
-          <w:b/>
-        </w:rPr>
-        <w:t>evidence</w:t>
-      </w:r>
-      <w:r>
-        <w:rPr>
-          <w:b w:val="0"/>
-        </w:rPr>
-        <w:t>. Open the HTML copy to read or print it.</w:t>
-      </w:r>
-    </w:p>
-    <w:p>
-      <w:pPr>
-        <w:spacing w:line="336" w:lineRule="auto" w:after="180"/>
-      </w:pPr>
-      <w:r>
-        <w:rPr>
-          <w:b w:val="0"/>
-        </w:rPr>
-        <w:t>Drafts stay in this browser when storage is available; clear drafts on a shared device.</w:t>
-      </w:r>
-    </w:p>
-    <w:p>
-      <w:pPr>
-        <w:pStyle w:val="Heading3"/>
-      </w:pPr>
-      <w:r>
-        <w:t>What I repaired, the evidence I kept and the next test</w:t>
-      </w:r>
-    </w:p>
-    <w:p>
-      <w:r>
-        <w:t>________________________________________________________________</w:t>
-      </w:r>
-    </w:p>
-    <w:p>
-      <w:r>
-        <w:t>________________________________________________________________</w:t>
-      </w:r>
-    </w:p>
-    <w:p>
-      <w:r>
-        <w:t>________________________________________________________________</w:t>
-      </w:r>
-    </w:p>
-    <w:p>
-      <w:r>
-        <w:t>________________________________________________________________</w:t>
-      </w:r>
-    </w:p>
-    <w:p>
-      <w:r>
-        <w:t>________________________________________________________________</w:t>
-      </w:r>
-    </w:p>
-    <w:p>
-      <w:pPr>
         <w:pStyle w:val="Heading1"/>
       </w:pPr>
       <w:r>
-        <w:t>15. Visual concept journey</w:t>
-      </w:r>
-    </w:p>
-    <w:p>
-      <w:r>
-        <w:t>Explain each Efficiency and resource measurement picture from its labels, then record a relevant limit.</w:t>
-      </w:r>
-    </w:p>
-    <w:p>
-      <w:pPr>
-        <w:pStyle w:val="Heading3"/>
+        <w:t>15. Reference · Six-picture response sheets</w:t>
+      </w:r>
+    </w:p>
+    <w:p>
+      <w:r>
+        <w:t>Choose the picture that helps explain the current step.</w:t>
+      </w:r>
+    </w:p>
+    <w:p>
+      <w:pPr>
+        <w:pStyle w:val="Heading2"/>
       </w:pPr>
       <w:r>
         <w:t>01. Efficiency and resource measurement: the case</w:t>
@@ -2751,7 +2333,6 @@
     <w:p>
       <w:pPr>
         <w:spacing w:line="336" w:lineRule="auto" w:after="180"/>
-        <w:shd w:fill="F5F1FB"/>
       </w:pPr>
       <w:r>
         <w:rPr>
@@ -2790,7 +2371,7 @@
     </w:p>
     <w:p>
       <w:pPr>
-        <w:pStyle w:val="Heading3"/>
+        <w:pStyle w:val="Heading2"/>
       </w:pPr>
       <w:r>
         <w:t>02. Follow the deciding steps</w:t>
@@ -2846,7 +2427,6 @@
     <w:p>
       <w:pPr>
         <w:spacing w:line="336" w:lineRule="auto" w:after="180"/>
-        <w:shd w:fill="F5F1FB"/>
       </w:pPr>
       <w:r>
         <w:rPr>
@@ -2897,7 +2477,7 @@
     </w:p>
     <w:p>
       <w:pPr>
-        <w:pStyle w:val="Heading3"/>
+        <w:pStyle w:val="Heading2"/>
       </w:pPr>
       <w:r>
         <w:t>03. Mean amortised time, not single-request latency</w:t>
@@ -2965,7 +2545,6 @@
     <w:p>
       <w:pPr>
         <w:spacing w:line="336" w:lineRule="auto" w:after="180"/>
-        <w:shd w:fill="F5F1FB"/>
       </w:pPr>
       <w:r>
         <w:rPr>
@@ -3004,7 +2583,7 @@
     </w:p>
     <w:p>
       <w:pPr>
-        <w:pStyle w:val="Heading3"/>
+        <w:pStyle w:val="Heading2"/>
       </w:pPr>
       <w:r>
         <w:t>04. Change one thing. Trace what follows.</w:t>
@@ -3071,7 +2650,6 @@
     <w:p>
       <w:pPr>
         <w:spacing w:line="336" w:lineRule="auto" w:after="180"/>
-        <w:shd w:fill="F5F1FB"/>
       </w:pPr>
       <w:r>
         <w:rPr>
@@ -3110,7 +2688,7 @@
     </w:p>
     <w:p>
       <w:pPr>
-        <w:pStyle w:val="Heading3"/>
+        <w:pStyle w:val="Heading2"/>
       </w:pPr>
       <w:r>
         <w:t>05. Connect the explanation to its limit</w:t>
@@ -3188,7 +2766,6 @@
     <w:p>
       <w:pPr>
         <w:spacing w:line="336" w:lineRule="auto" w:after="180"/>
-        <w:shd w:fill="F5F1FB"/>
       </w:pPr>
       <w:r>
         <w:rPr>
@@ -3227,7 +2804,7 @@
     </w:p>
     <w:p>
       <w:pPr>
-        <w:pStyle w:val="Heading3"/>
+        <w:pStyle w:val="Heading2"/>
       </w:pPr>
       <w:r>
         <w:t>06. Make the idea visible in your project</w:t>
@@ -3353,7 +2930,6 @@
     <w:p>
       <w:pPr>
         <w:spacing w:line="336" w:lineRule="auto" w:after="180"/>
-        <w:shd w:fill="F5F1FB"/>
       </w:pPr>
       <w:r>
         <w:rPr>
@@ -3400,6 +2976,62 @@
     <w:p>
       <w:r>
         <w:t>________________________________________________________________</w:t>
+      </w:r>
+    </w:p>
+    <w:p>
+      <w:pPr>
+        <w:pStyle w:val="Heading2"/>
+      </w:pPr>
+      <w:r>
+        <w:t>Earlier wording, alternatives and picture transcripts · reference / check after trying</w:t>
+      </w:r>
+    </w:p>
+    <w:p>
+      <w:pPr>
+        <w:pStyle w:val="Heading3"/>
+      </w:pPr>
+      <w:r>
+        <w:t>01. Efficiency and resource measurement: the case</w:t>
+      </w:r>
+    </w:p>
+    <w:p>
+      <w:pPr>
+        <w:pStyle w:val="Heading3"/>
+      </w:pPr>
+      <w:r>
+        <w:t>02. Follow the deciding steps</w:t>
+      </w:r>
+    </w:p>
+    <w:p>
+      <w:pPr>
+        <w:pStyle w:val="Heading3"/>
+      </w:pPr>
+      <w:r>
+        <w:t>03. Mean amortised time, not single-request latency</w:t>
+      </w:r>
+    </w:p>
+    <w:p>
+      <w:pPr>
+        <w:pStyle w:val="Heading3"/>
+      </w:pPr>
+      <w:r>
+        <w:t>04. Change one thing. Trace what follows.</w:t>
+      </w:r>
+    </w:p>
+    <w:p>
+      <w:pPr>
+        <w:pStyle w:val="Heading3"/>
+      </w:pPr>
+      <w:r>
+        <w:t>05. Connect the explanation to its limit</w:t>
+      </w:r>
+    </w:p>
+    <w:p>
+      <w:pPr>
+        <w:pStyle w:val="Heading3"/>
+      </w:pPr>
+      <w:r>
+        <w:t>06. Make the idea visible in your project</w:t>
       </w:r>
     </w:p>
     <w:sectPr>
